--- a/Doctor Appointment System Using Django.docx
+++ b/Doctor Appointment System Using Django.docx
@@ -4,1271 +4,4524 @@
   <w:body>
     <w:p>
       <w:pPr>
-        <w:rPr>
-          <w:b/>
-          <w:bCs/>
-        </w:rPr>
-      </w:pPr>
-      <w:r>
-        <w:rPr>
-          <w:b/>
-          <w:bCs/>
+        <w:spacing w:line="360" w:lineRule="auto"/>
+        <w:jc w:val="both"/>
+        <w:rPr>
+          <w:b/>
+          <w:bCs/>
+          <w:sz w:val="28"/>
+          <w:szCs w:val="28"/>
+        </w:rPr>
+      </w:pPr>
+      <w:r>
+        <w:rPr>
+          <w:b/>
+          <w:bCs/>
+          <w:sz w:val="28"/>
+          <w:szCs w:val="28"/>
         </w:rPr>
         <w:t>Doctor Appointment System Using Django</w:t>
       </w:r>
     </w:p>
     <w:p>
       <w:pPr>
-        <w:rPr>
-          <w:b/>
-          <w:bCs/>
-        </w:rPr>
-      </w:pPr>
-      <w:r>
-        <w:rPr>
-          <w:b/>
-          <w:bCs/>
-        </w:rPr>
-        <w:t>1. Introduction</w:t>
-      </w:r>
-    </w:p>
-    <w:p>
-      <w:r>
-        <w:t>Healthcare management requires an organized system for scheduling doctor appointments, managing patient flow, and ensuring timely consultations. Manual appointment systems often lead to long waiting times, mismanagement, and inefficiencies.</w:t>
-      </w:r>
-    </w:p>
-    <w:p>
-      <w:r>
-        <w:t xml:space="preserve">This project aims to automate the appointment process by developing a web-based </w:t>
-      </w:r>
-      <w:r>
-        <w:rPr>
-          <w:b/>
-          <w:bCs/>
-        </w:rPr>
-        <w:t>Doctor Appointment System</w:t>
-      </w:r>
-      <w:r>
-        <w:t xml:space="preserve"> using Django. It provides a platform where doctors can define their availability and patients can book appointments online. The system also handles token-based queuing, email confirmations, and role-based access for doctors, patients, and admins.</w:t>
-      </w:r>
-    </w:p>
-    <w:p>
-      <w:pPr>
-        <w:rPr>
-          <w:b/>
-          <w:bCs/>
-        </w:rPr>
-      </w:pPr>
-      <w:r>
-        <w:rPr>
-          <w:b/>
-          <w:bCs/>
+        <w:spacing w:line="360" w:lineRule="auto"/>
+        <w:jc w:val="both"/>
+        <w:rPr>
+          <w:b/>
+          <w:bCs/>
+          <w:sz w:val="28"/>
+          <w:szCs w:val="28"/>
+        </w:rPr>
+      </w:pPr>
+    </w:p>
+    <w:p>
+      <w:pPr>
+        <w:spacing w:line="360" w:lineRule="auto"/>
+        <w:jc w:val="both"/>
+        <w:rPr>
+          <w:b/>
+          <w:bCs/>
+          <w:sz w:val="28"/>
+          <w:szCs w:val="28"/>
+        </w:rPr>
+      </w:pPr>
+    </w:p>
+    <w:p>
+      <w:pPr>
+        <w:spacing w:line="360" w:lineRule="auto"/>
+        <w:jc w:val="both"/>
+        <w:rPr>
+          <w:b/>
+          <w:bCs/>
+          <w:sz w:val="28"/>
+          <w:szCs w:val="28"/>
+        </w:rPr>
+      </w:pPr>
+    </w:p>
+    <w:p>
+      <w:pPr>
+        <w:spacing w:line="360" w:lineRule="auto"/>
+        <w:jc w:val="both"/>
+        <w:rPr>
+          <w:b/>
+          <w:bCs/>
+          <w:sz w:val="28"/>
+          <w:szCs w:val="28"/>
+        </w:rPr>
+      </w:pPr>
+    </w:p>
+    <w:p>
+      <w:pPr>
+        <w:spacing w:line="360" w:lineRule="auto"/>
+        <w:jc w:val="both"/>
+        <w:rPr>
+          <w:b/>
+          <w:bCs/>
+          <w:sz w:val="28"/>
+          <w:szCs w:val="28"/>
+        </w:rPr>
+      </w:pPr>
+    </w:p>
+    <w:p>
+      <w:pPr>
+        <w:spacing w:line="360" w:lineRule="auto"/>
+        <w:jc w:val="both"/>
+        <w:rPr>
+          <w:b/>
+          <w:bCs/>
+          <w:sz w:val="28"/>
+          <w:szCs w:val="28"/>
+        </w:rPr>
+      </w:pPr>
+    </w:p>
+    <w:p>
+      <w:pPr>
+        <w:spacing w:line="360" w:lineRule="auto"/>
+        <w:jc w:val="both"/>
+        <w:rPr>
+          <w:b/>
+          <w:bCs/>
+          <w:sz w:val="28"/>
+          <w:szCs w:val="28"/>
+        </w:rPr>
+      </w:pPr>
+    </w:p>
+    <w:p>
+      <w:pPr>
+        <w:spacing w:line="360" w:lineRule="auto"/>
+        <w:jc w:val="both"/>
+        <w:rPr>
+          <w:b/>
+          <w:bCs/>
+          <w:sz w:val="28"/>
+          <w:szCs w:val="28"/>
+        </w:rPr>
+      </w:pPr>
+    </w:p>
+    <w:p>
+      <w:pPr>
+        <w:spacing w:line="360" w:lineRule="auto"/>
+        <w:jc w:val="both"/>
+        <w:rPr>
+          <w:b/>
+          <w:bCs/>
+          <w:sz w:val="28"/>
+          <w:szCs w:val="28"/>
+        </w:rPr>
+      </w:pPr>
+    </w:p>
+    <w:p>
+      <w:pPr>
+        <w:spacing w:line="360" w:lineRule="auto"/>
+        <w:jc w:val="both"/>
+        <w:rPr>
+          <w:b/>
+          <w:bCs/>
+          <w:sz w:val="28"/>
+          <w:szCs w:val="28"/>
+        </w:rPr>
+      </w:pPr>
+    </w:p>
+    <w:p>
+      <w:pPr>
+        <w:spacing w:line="360" w:lineRule="auto"/>
+        <w:jc w:val="both"/>
+        <w:rPr>
+          <w:b/>
+          <w:bCs/>
+          <w:sz w:val="28"/>
+          <w:szCs w:val="28"/>
+        </w:rPr>
+      </w:pPr>
+    </w:p>
+    <w:p>
+      <w:pPr>
+        <w:spacing w:line="360" w:lineRule="auto"/>
+        <w:jc w:val="both"/>
+        <w:rPr>
+          <w:b/>
+          <w:bCs/>
+          <w:sz w:val="28"/>
+          <w:szCs w:val="28"/>
+        </w:rPr>
+      </w:pPr>
+    </w:p>
+    <w:p>
+      <w:pPr>
+        <w:spacing w:line="360" w:lineRule="auto"/>
+        <w:jc w:val="both"/>
+        <w:rPr>
+          <w:b/>
+          <w:bCs/>
+          <w:sz w:val="28"/>
+          <w:szCs w:val="28"/>
+        </w:rPr>
+      </w:pPr>
+    </w:p>
+    <w:p>
+      <w:pPr>
+        <w:spacing w:line="360" w:lineRule="auto"/>
+        <w:jc w:val="both"/>
+        <w:rPr>
+          <w:b/>
+          <w:bCs/>
+          <w:sz w:val="28"/>
+          <w:szCs w:val="28"/>
+        </w:rPr>
+      </w:pPr>
+    </w:p>
+    <w:p>
+      <w:pPr>
+        <w:spacing w:line="360" w:lineRule="auto"/>
+        <w:jc w:val="both"/>
+        <w:rPr>
+          <w:b/>
+          <w:bCs/>
+          <w:sz w:val="28"/>
+          <w:szCs w:val="28"/>
+        </w:rPr>
+      </w:pPr>
+    </w:p>
+    <w:p>
+      <w:pPr>
+        <w:spacing w:line="360" w:lineRule="auto"/>
+        <w:jc w:val="both"/>
+        <w:rPr>
+          <w:b/>
+          <w:bCs/>
+          <w:sz w:val="28"/>
+          <w:szCs w:val="28"/>
+        </w:rPr>
+      </w:pPr>
+    </w:p>
+    <w:p>
+      <w:pPr>
+        <w:spacing w:line="360" w:lineRule="auto"/>
+        <w:jc w:val="both"/>
+        <w:rPr>
+          <w:b/>
+          <w:bCs/>
+          <w:sz w:val="28"/>
+          <w:szCs w:val="28"/>
+        </w:rPr>
+      </w:pPr>
+    </w:p>
+    <w:p>
+      <w:pPr>
+        <w:spacing w:line="360" w:lineRule="auto"/>
+        <w:jc w:val="both"/>
+        <w:rPr>
+          <w:b/>
+          <w:bCs/>
+          <w:sz w:val="28"/>
+          <w:szCs w:val="28"/>
+        </w:rPr>
+      </w:pPr>
+    </w:p>
+    <w:p>
+      <w:pPr>
+        <w:spacing w:line="360" w:lineRule="auto"/>
+        <w:jc w:val="both"/>
+        <w:rPr>
+          <w:b/>
+          <w:bCs/>
+          <w:sz w:val="28"/>
+          <w:szCs w:val="28"/>
+        </w:rPr>
+      </w:pPr>
+    </w:p>
+    <w:p>
+      <w:pPr>
+        <w:spacing w:line="360" w:lineRule="auto"/>
+        <w:jc w:val="both"/>
+        <w:rPr>
+          <w:b/>
+          <w:bCs/>
+          <w:sz w:val="28"/>
+          <w:szCs w:val="28"/>
+        </w:rPr>
+      </w:pPr>
+    </w:p>
+    <w:p>
+      <w:pPr>
+        <w:spacing w:line="360" w:lineRule="auto"/>
+        <w:jc w:val="both"/>
+        <w:rPr>
+          <w:b/>
+          <w:bCs/>
+          <w:sz w:val="28"/>
+          <w:szCs w:val="28"/>
+        </w:rPr>
+      </w:pPr>
+      <w:r>
+        <w:rPr>
+          <w:b/>
+          <w:bCs/>
+          <w:sz w:val="28"/>
+          <w:szCs w:val="28"/>
+        </w:rPr>
+        <w:lastRenderedPageBreak/>
+        <w:t xml:space="preserve">1. Introduction </w:t>
+      </w:r>
+    </w:p>
+    <w:p>
+      <w:pPr>
+        <w:spacing w:line="360" w:lineRule="auto"/>
+        <w:jc w:val="both"/>
+        <w:rPr>
+          <w:b/>
+          <w:bCs/>
+          <w:sz w:val="28"/>
+          <w:szCs w:val="28"/>
+        </w:rPr>
+      </w:pPr>
+      <w:r>
+        <w:rPr>
+          <w:b/>
+          <w:bCs/>
+          <w:sz w:val="28"/>
+          <w:szCs w:val="28"/>
+        </w:rPr>
+        <w:t>In today’s healthcare environment, efficient patient management and appointment scheduling are essential for delivering quality medical services. Traditional appointment systems often rely on manual processes such as phone calls, paper records, or walk-in registrations. These methods frequently result in long waiting times, overcrowded clinics, scheduling conflicts, and inefficient resource utilization.</w:t>
+      </w:r>
+    </w:p>
+    <w:p>
+      <w:pPr>
+        <w:spacing w:line="360" w:lineRule="auto"/>
+        <w:jc w:val="both"/>
+        <w:rPr>
+          <w:b/>
+          <w:bCs/>
+          <w:sz w:val="28"/>
+          <w:szCs w:val="28"/>
+        </w:rPr>
+      </w:pPr>
+      <w:r>
+        <w:rPr>
+          <w:b/>
+          <w:bCs/>
+          <w:sz w:val="28"/>
+          <w:szCs w:val="28"/>
+        </w:rPr>
+        <w:t>To overcome these challenges, there is a growing need for an automated and digital solution that simplifies appointment scheduling and improves overall healthcare management. The Doctor Appointment System developed using Django aims to provide a comprehensive web-based platform that connects doctors and patients in a structured and efficient manner.</w:t>
+      </w:r>
+    </w:p>
+    <w:p>
+      <w:pPr>
+        <w:spacing w:line="360" w:lineRule="auto"/>
+        <w:jc w:val="both"/>
+        <w:rPr>
+          <w:b/>
+          <w:bCs/>
+          <w:sz w:val="28"/>
+          <w:szCs w:val="28"/>
+        </w:rPr>
+      </w:pPr>
+      <w:r>
+        <w:rPr>
+          <w:b/>
+          <w:bCs/>
+          <w:sz w:val="28"/>
+          <w:szCs w:val="28"/>
+        </w:rPr>
+        <w:t>This system allows doctors to define their availability, including working hours and average consultation time per patient. Based on this information, patients can book appointments online by selecting their preferred doctor and date. The system automatically generates a token number for each appointment and calculates the estimated consultation time, helping patients plan their visits and reducing waiting times.</w:t>
+      </w:r>
+    </w:p>
+    <w:p>
+      <w:pPr>
+        <w:spacing w:line="360" w:lineRule="auto"/>
+        <w:jc w:val="both"/>
+        <w:rPr>
+          <w:b/>
+          <w:bCs/>
+          <w:sz w:val="28"/>
+          <w:szCs w:val="28"/>
+        </w:rPr>
+      </w:pPr>
+      <w:r>
+        <w:rPr>
+          <w:b/>
+          <w:bCs/>
+          <w:sz w:val="28"/>
+          <w:szCs w:val="28"/>
+        </w:rPr>
+        <w:t>One of the key features of this system is the implementation of a token-based queuing mechanism. Instead of patients waiting in long physical queues, they are assigned a position in a virtual queue, ensuring a smooth and organized consultation process. This improves patient satisfaction and optimizes doctor schedules.</w:t>
+      </w:r>
+    </w:p>
+    <w:p>
+      <w:pPr>
+        <w:spacing w:line="360" w:lineRule="auto"/>
+        <w:jc w:val="both"/>
+        <w:rPr>
+          <w:b/>
+          <w:bCs/>
+          <w:sz w:val="28"/>
+          <w:szCs w:val="28"/>
+        </w:rPr>
+      </w:pPr>
+      <w:r>
+        <w:rPr>
+          <w:b/>
+          <w:bCs/>
+          <w:sz w:val="28"/>
+          <w:szCs w:val="28"/>
+        </w:rPr>
+        <w:t xml:space="preserve">The system also integrates email notification services, which automatically send appointment confirmations to patients. Additionally, appointment </w:t>
+      </w:r>
+      <w:r>
+        <w:rPr>
+          <w:b/>
+          <w:bCs/>
+          <w:sz w:val="28"/>
+          <w:szCs w:val="28"/>
+        </w:rPr>
+        <w:lastRenderedPageBreak/>
+        <w:t>details can be downloaded as PDF confirmations, providing a professional and convenient way to manage appointment records.</w:t>
+      </w:r>
+    </w:p>
+    <w:p>
+      <w:pPr>
+        <w:spacing w:line="360" w:lineRule="auto"/>
+        <w:jc w:val="both"/>
+        <w:rPr>
+          <w:b/>
+          <w:bCs/>
+          <w:sz w:val="28"/>
+          <w:szCs w:val="28"/>
+        </w:rPr>
+      </w:pPr>
+      <w:r>
+        <w:rPr>
+          <w:b/>
+          <w:bCs/>
+          <w:sz w:val="28"/>
+          <w:szCs w:val="28"/>
+        </w:rPr>
+        <w:t>The platform supports role-based access control, ensuring that different users (Doctors, Patients, and Administrators) have access to appropriate functionalities. Doctors can manage schedules and patient bookings, patients can book and track appointments, and administrators can oversee the entire system.</w:t>
+      </w:r>
+    </w:p>
+    <w:p>
+      <w:pPr>
+        <w:spacing w:line="360" w:lineRule="auto"/>
+        <w:jc w:val="both"/>
+        <w:rPr>
+          <w:b/>
+          <w:bCs/>
+          <w:sz w:val="28"/>
+          <w:szCs w:val="28"/>
+        </w:rPr>
+      </w:pPr>
+      <w:r>
+        <w:rPr>
+          <w:b/>
+          <w:bCs/>
+          <w:sz w:val="28"/>
+          <w:szCs w:val="28"/>
+        </w:rPr>
+        <w:t>By leveraging Django’s powerful backend capabilities and modern web technologies, the Doctor Appointment System provides a secure, scalable, and user-friendly solution. It significantly reduces manual effort, minimizes errors, and enhances the overall efficiency of healthcare scheduling.</w:t>
+      </w:r>
+    </w:p>
+    <w:p>
+      <w:pPr>
+        <w:spacing w:line="360" w:lineRule="auto"/>
+        <w:jc w:val="both"/>
+        <w:rPr>
+          <w:b/>
+          <w:bCs/>
+          <w:sz w:val="28"/>
+          <w:szCs w:val="28"/>
+        </w:rPr>
+      </w:pPr>
+    </w:p>
+    <w:p>
+      <w:pPr>
+        <w:spacing w:line="360" w:lineRule="auto"/>
+        <w:jc w:val="both"/>
+        <w:rPr>
+          <w:b/>
+          <w:bCs/>
+          <w:sz w:val="28"/>
+          <w:szCs w:val="28"/>
+        </w:rPr>
+      </w:pPr>
+    </w:p>
+    <w:p>
+      <w:pPr>
+        <w:spacing w:line="360" w:lineRule="auto"/>
+        <w:jc w:val="both"/>
+        <w:rPr>
+          <w:b/>
+          <w:bCs/>
+          <w:sz w:val="28"/>
+          <w:szCs w:val="28"/>
+        </w:rPr>
+      </w:pPr>
+    </w:p>
+    <w:p>
+      <w:pPr>
+        <w:spacing w:line="360" w:lineRule="auto"/>
+        <w:jc w:val="both"/>
+        <w:rPr>
+          <w:b/>
+          <w:bCs/>
+          <w:sz w:val="28"/>
+          <w:szCs w:val="28"/>
+        </w:rPr>
+      </w:pPr>
+    </w:p>
+    <w:p>
+      <w:pPr>
+        <w:spacing w:line="360" w:lineRule="auto"/>
+        <w:jc w:val="both"/>
+        <w:rPr>
+          <w:b/>
+          <w:bCs/>
+          <w:sz w:val="28"/>
+          <w:szCs w:val="28"/>
+        </w:rPr>
+      </w:pPr>
+    </w:p>
+    <w:p>
+      <w:pPr>
+        <w:spacing w:line="360" w:lineRule="auto"/>
+        <w:jc w:val="both"/>
+        <w:rPr>
+          <w:b/>
+          <w:bCs/>
+          <w:sz w:val="28"/>
+          <w:szCs w:val="28"/>
+        </w:rPr>
+      </w:pPr>
+    </w:p>
+    <w:p>
+      <w:pPr>
+        <w:spacing w:line="360" w:lineRule="auto"/>
+        <w:jc w:val="both"/>
+        <w:rPr>
+          <w:b/>
+          <w:bCs/>
+          <w:sz w:val="28"/>
+          <w:szCs w:val="28"/>
+        </w:rPr>
+      </w:pPr>
+    </w:p>
+    <w:p>
+      <w:pPr>
+        <w:spacing w:line="360" w:lineRule="auto"/>
+        <w:jc w:val="both"/>
+        <w:rPr>
+          <w:b/>
+          <w:bCs/>
+          <w:sz w:val="28"/>
+          <w:szCs w:val="28"/>
+        </w:rPr>
+      </w:pPr>
+    </w:p>
+    <w:p>
+      <w:pPr>
+        <w:spacing w:line="360" w:lineRule="auto"/>
+        <w:jc w:val="both"/>
+        <w:rPr>
+          <w:b/>
+          <w:bCs/>
+          <w:sz w:val="28"/>
+          <w:szCs w:val="28"/>
+        </w:rPr>
+      </w:pPr>
+    </w:p>
+    <w:p>
+      <w:pPr>
+        <w:spacing w:line="360" w:lineRule="auto"/>
+        <w:jc w:val="both"/>
+        <w:rPr>
+          <w:b/>
+          <w:bCs/>
+          <w:sz w:val="28"/>
+          <w:szCs w:val="28"/>
+        </w:rPr>
+      </w:pPr>
+    </w:p>
+    <w:p>
+      <w:pPr>
+        <w:spacing w:line="360" w:lineRule="auto"/>
+        <w:jc w:val="both"/>
+        <w:rPr>
+          <w:b/>
+          <w:bCs/>
+          <w:sz w:val="28"/>
+          <w:szCs w:val="28"/>
+        </w:rPr>
+      </w:pPr>
+    </w:p>
+    <w:p>
+      <w:pPr>
+        <w:spacing w:line="360" w:lineRule="auto"/>
+        <w:jc w:val="both"/>
+        <w:rPr>
+          <w:b/>
+          <w:bCs/>
+          <w:sz w:val="28"/>
+          <w:szCs w:val="28"/>
+        </w:rPr>
+      </w:pPr>
+    </w:p>
+    <w:p>
+      <w:pPr>
+        <w:spacing w:line="360" w:lineRule="auto"/>
+        <w:jc w:val="both"/>
+        <w:rPr>
+          <w:b/>
+          <w:bCs/>
+          <w:sz w:val="28"/>
+          <w:szCs w:val="28"/>
+        </w:rPr>
+      </w:pPr>
+    </w:p>
+    <w:p>
+      <w:pPr>
+        <w:spacing w:line="360" w:lineRule="auto"/>
+        <w:jc w:val="both"/>
+        <w:rPr>
+          <w:b/>
+          <w:bCs/>
+          <w:sz w:val="28"/>
+          <w:szCs w:val="28"/>
+        </w:rPr>
+      </w:pPr>
+      <w:r>
+        <w:rPr>
+          <w:b/>
+          <w:bCs/>
+          <w:sz w:val="28"/>
+          <w:szCs w:val="28"/>
         </w:rPr>
         <w:t>2. Objectives</w:t>
       </w:r>
     </w:p>
     <w:p>
-      <w:r>
-        <w:t>The primary objectives of this project are:</w:t>
+      <w:pPr>
+        <w:spacing w:line="360" w:lineRule="auto"/>
+        <w:jc w:val="both"/>
+        <w:rPr>
+          <w:b/>
+          <w:bCs/>
+          <w:sz w:val="28"/>
+          <w:szCs w:val="28"/>
+        </w:rPr>
+      </w:pPr>
+      <w:r>
+        <w:rPr>
+          <w:b/>
+          <w:bCs/>
+          <w:sz w:val="28"/>
+          <w:szCs w:val="28"/>
+        </w:rPr>
+        <w:t>The primary objective of the Doctor Appointment System is to develop a reliable and user-friendly platform that automates the process of scheduling and managing medical appointments. The system aims to replace traditional manual methods with an efficient digital solution that improves both patient experience and doctor productivity.</w:t>
+      </w:r>
+    </w:p>
+    <w:p>
+      <w:pPr>
+        <w:spacing w:line="360" w:lineRule="auto"/>
+        <w:jc w:val="both"/>
+        <w:rPr>
+          <w:b/>
+          <w:bCs/>
+          <w:sz w:val="28"/>
+          <w:szCs w:val="28"/>
+        </w:rPr>
+      </w:pPr>
+      <w:r>
+        <w:rPr>
+          <w:b/>
+          <w:bCs/>
+          <w:sz w:val="28"/>
+          <w:szCs w:val="28"/>
+        </w:rPr>
+        <w:t>One of the main objectives is to allow doctors to define their appointment schedules, including start and end times, as well as the average consultation duration for each patient. This helps in organizing the workflow and ensuring proper time management.</w:t>
+      </w:r>
+    </w:p>
+    <w:p>
+      <w:pPr>
+        <w:spacing w:line="360" w:lineRule="auto"/>
+        <w:jc w:val="both"/>
+        <w:rPr>
+          <w:b/>
+          <w:bCs/>
+          <w:sz w:val="28"/>
+          <w:szCs w:val="28"/>
+        </w:rPr>
+      </w:pPr>
+      <w:r>
+        <w:rPr>
+          <w:b/>
+          <w:bCs/>
+          <w:sz w:val="28"/>
+          <w:szCs w:val="28"/>
+        </w:rPr>
+        <w:t>Another key objective is to enable patients to book appointments easily through an online platform. The system provides a simple interface where patients can select a doctor, choose a date, and confirm their booking within a few steps.</w:t>
+      </w:r>
+    </w:p>
+    <w:p>
+      <w:pPr>
+        <w:spacing w:line="360" w:lineRule="auto"/>
+        <w:jc w:val="both"/>
+        <w:rPr>
+          <w:b/>
+          <w:bCs/>
+          <w:sz w:val="28"/>
+          <w:szCs w:val="28"/>
+        </w:rPr>
+      </w:pPr>
+      <w:r>
+        <w:rPr>
+          <w:b/>
+          <w:bCs/>
+          <w:sz w:val="28"/>
+          <w:szCs w:val="28"/>
+        </w:rPr>
+        <w:t>The system also aims to implement a token-based queuing mechanism, which assigns a unique token number to each patient. This helps in maintaining an organized queue and reduces waiting times at healthcare facilities.</w:t>
+      </w:r>
+    </w:p>
+    <w:p>
+      <w:pPr>
+        <w:spacing w:line="360" w:lineRule="auto"/>
+        <w:jc w:val="both"/>
+        <w:rPr>
+          <w:b/>
+          <w:bCs/>
+          <w:sz w:val="28"/>
+          <w:szCs w:val="28"/>
+        </w:rPr>
+      </w:pPr>
+      <w:r>
+        <w:rPr>
+          <w:b/>
+          <w:bCs/>
+          <w:sz w:val="28"/>
+          <w:szCs w:val="28"/>
+        </w:rPr>
+        <w:t>Additionally, the project focuses on automating communication through email notifications. Patients receive confirmation emails containing appointment details, ensuring that they stay informed.</w:t>
+      </w:r>
+    </w:p>
+    <w:p>
+      <w:pPr>
+        <w:spacing w:line="360" w:lineRule="auto"/>
+        <w:jc w:val="both"/>
+        <w:rPr>
+          <w:b/>
+          <w:bCs/>
+          <w:sz w:val="28"/>
+          <w:szCs w:val="28"/>
+        </w:rPr>
+      </w:pPr>
+      <w:r>
+        <w:rPr>
+          <w:b/>
+          <w:bCs/>
+          <w:sz w:val="28"/>
+          <w:szCs w:val="28"/>
+        </w:rPr>
+        <w:t>Another objective is to generate PDF confirmations for appointments, allowing patients to download and store their booking information for future reference.</w:t>
+      </w:r>
+    </w:p>
+    <w:p>
+      <w:pPr>
+        <w:spacing w:line="360" w:lineRule="auto"/>
+        <w:jc w:val="both"/>
+        <w:rPr>
+          <w:b/>
+          <w:bCs/>
+          <w:sz w:val="28"/>
+          <w:szCs w:val="28"/>
+        </w:rPr>
+      </w:pPr>
+      <w:r>
+        <w:rPr>
+          <w:b/>
+          <w:bCs/>
+          <w:sz w:val="28"/>
+          <w:szCs w:val="28"/>
+        </w:rPr>
+        <w:t xml:space="preserve">The system also aims to provide doctors with tools to manage patient bookings, monitor schedules, and handle appointments efficiently. </w:t>
+      </w:r>
+      <w:r>
+        <w:rPr>
+          <w:b/>
+          <w:bCs/>
+          <w:sz w:val="28"/>
+          <w:szCs w:val="28"/>
+        </w:rPr>
+        <w:lastRenderedPageBreak/>
+        <w:t>Administrators are given full control over the system to manage users and ensure smooth operations.</w:t>
+      </w:r>
+    </w:p>
+    <w:p>
+      <w:pPr>
+        <w:spacing w:line="360" w:lineRule="auto"/>
+        <w:jc w:val="both"/>
+        <w:rPr>
+          <w:b/>
+          <w:bCs/>
+          <w:sz w:val="28"/>
+          <w:szCs w:val="28"/>
+        </w:rPr>
+      </w:pPr>
+      <w:r>
+        <w:rPr>
+          <w:b/>
+          <w:bCs/>
+          <w:sz w:val="28"/>
+          <w:szCs w:val="28"/>
+        </w:rPr>
+        <w:t>Finally, the project aims to reduce manual errors, improve efficiency, and create a scalable platform that can be enhanced with additional features such as mobile applications, payment integration, and advanced analytics.</w:t>
+      </w:r>
+    </w:p>
+    <w:p>
+      <w:pPr>
+        <w:spacing w:line="360" w:lineRule="auto"/>
+        <w:jc w:val="both"/>
+        <w:rPr>
+          <w:b/>
+          <w:bCs/>
+          <w:sz w:val="28"/>
+          <w:szCs w:val="28"/>
+        </w:rPr>
+      </w:pPr>
+    </w:p>
+    <w:p>
+      <w:pPr>
+        <w:spacing w:line="360" w:lineRule="auto"/>
+        <w:jc w:val="both"/>
+        <w:rPr>
+          <w:b/>
+          <w:bCs/>
+          <w:sz w:val="28"/>
+          <w:szCs w:val="28"/>
+        </w:rPr>
+      </w:pPr>
+    </w:p>
+    <w:p>
+      <w:pPr>
+        <w:spacing w:line="360" w:lineRule="auto"/>
+        <w:jc w:val="both"/>
+        <w:rPr>
+          <w:b/>
+          <w:bCs/>
+          <w:sz w:val="28"/>
+          <w:szCs w:val="28"/>
+        </w:rPr>
+      </w:pPr>
+    </w:p>
+    <w:p>
+      <w:pPr>
+        <w:spacing w:line="360" w:lineRule="auto"/>
+        <w:jc w:val="both"/>
+        <w:rPr>
+          <w:b/>
+          <w:bCs/>
+          <w:sz w:val="28"/>
+          <w:szCs w:val="28"/>
+        </w:rPr>
+      </w:pPr>
+    </w:p>
+    <w:p>
+      <w:pPr>
+        <w:spacing w:line="360" w:lineRule="auto"/>
+        <w:jc w:val="both"/>
+        <w:rPr>
+          <w:b/>
+          <w:bCs/>
+          <w:sz w:val="28"/>
+          <w:szCs w:val="28"/>
+        </w:rPr>
+      </w:pPr>
+    </w:p>
+    <w:p>
+      <w:pPr>
+        <w:spacing w:line="360" w:lineRule="auto"/>
+        <w:jc w:val="both"/>
+        <w:rPr>
+          <w:b/>
+          <w:bCs/>
+          <w:sz w:val="28"/>
+          <w:szCs w:val="28"/>
+        </w:rPr>
+      </w:pPr>
+    </w:p>
+    <w:p>
+      <w:pPr>
+        <w:spacing w:line="360" w:lineRule="auto"/>
+        <w:jc w:val="both"/>
+        <w:rPr>
+          <w:b/>
+          <w:bCs/>
+          <w:sz w:val="28"/>
+          <w:szCs w:val="28"/>
+        </w:rPr>
+      </w:pPr>
+    </w:p>
+    <w:p>
+      <w:pPr>
+        <w:spacing w:line="360" w:lineRule="auto"/>
+        <w:jc w:val="both"/>
+        <w:rPr>
+          <w:b/>
+          <w:bCs/>
+          <w:sz w:val="28"/>
+          <w:szCs w:val="28"/>
+        </w:rPr>
+      </w:pPr>
+    </w:p>
+    <w:p>
+      <w:pPr>
+        <w:spacing w:line="360" w:lineRule="auto"/>
+        <w:jc w:val="both"/>
+        <w:rPr>
+          <w:b/>
+          <w:bCs/>
+          <w:sz w:val="28"/>
+          <w:szCs w:val="28"/>
+        </w:rPr>
+      </w:pPr>
+    </w:p>
+    <w:p>
+      <w:pPr>
+        <w:spacing w:line="360" w:lineRule="auto"/>
+        <w:jc w:val="both"/>
+        <w:rPr>
+          <w:b/>
+          <w:bCs/>
+          <w:sz w:val="28"/>
+          <w:szCs w:val="28"/>
+        </w:rPr>
+      </w:pPr>
+    </w:p>
+    <w:p>
+      <w:pPr>
+        <w:spacing w:line="360" w:lineRule="auto"/>
+        <w:jc w:val="both"/>
+        <w:rPr>
+          <w:b/>
+          <w:bCs/>
+          <w:sz w:val="28"/>
+          <w:szCs w:val="28"/>
+        </w:rPr>
+      </w:pPr>
+    </w:p>
+    <w:p>
+      <w:pPr>
+        <w:spacing w:line="360" w:lineRule="auto"/>
+        <w:jc w:val="both"/>
+        <w:rPr>
+          <w:b/>
+          <w:bCs/>
+          <w:sz w:val="28"/>
+          <w:szCs w:val="28"/>
+        </w:rPr>
+      </w:pPr>
+    </w:p>
+    <w:p>
+      <w:pPr>
+        <w:spacing w:line="360" w:lineRule="auto"/>
+        <w:jc w:val="both"/>
+        <w:rPr>
+          <w:b/>
+          <w:bCs/>
+          <w:sz w:val="28"/>
+          <w:szCs w:val="28"/>
+        </w:rPr>
+      </w:pPr>
+    </w:p>
+    <w:p>
+      <w:pPr>
+        <w:spacing w:line="360" w:lineRule="auto"/>
+        <w:jc w:val="both"/>
+        <w:rPr>
+          <w:b/>
+          <w:bCs/>
+          <w:sz w:val="28"/>
+          <w:szCs w:val="28"/>
+        </w:rPr>
+      </w:pPr>
+    </w:p>
+    <w:p>
+      <w:pPr>
+        <w:spacing w:line="360" w:lineRule="auto"/>
+        <w:jc w:val="both"/>
+        <w:rPr>
+          <w:b/>
+          <w:bCs/>
+          <w:sz w:val="28"/>
+          <w:szCs w:val="28"/>
+        </w:rPr>
+      </w:pPr>
+    </w:p>
+    <w:p>
+      <w:pPr>
+        <w:spacing w:line="360" w:lineRule="auto"/>
+        <w:jc w:val="both"/>
+        <w:rPr>
+          <w:b/>
+          <w:bCs/>
+          <w:sz w:val="28"/>
+          <w:szCs w:val="28"/>
+        </w:rPr>
+      </w:pPr>
+    </w:p>
+    <w:p>
+      <w:pPr>
+        <w:spacing w:line="360" w:lineRule="auto"/>
+        <w:jc w:val="both"/>
+        <w:rPr>
+          <w:b/>
+          <w:bCs/>
+          <w:sz w:val="28"/>
+          <w:szCs w:val="28"/>
+        </w:rPr>
+      </w:pPr>
+      <w:r>
+        <w:rPr>
+          <w:b/>
+          <w:bCs/>
+          <w:sz w:val="28"/>
+          <w:szCs w:val="28"/>
+        </w:rPr>
+        <w:lastRenderedPageBreak/>
+        <w:t xml:space="preserve">3. Scope of the Project </w:t>
+      </w:r>
+    </w:p>
+    <w:p>
+      <w:pPr>
+        <w:spacing w:line="360" w:lineRule="auto"/>
+        <w:jc w:val="both"/>
+        <w:rPr>
+          <w:b/>
+          <w:bCs/>
+          <w:sz w:val="28"/>
+          <w:szCs w:val="28"/>
+        </w:rPr>
+      </w:pPr>
+      <w:r>
+        <w:rPr>
+          <w:b/>
+          <w:bCs/>
+          <w:sz w:val="28"/>
+          <w:szCs w:val="28"/>
+        </w:rPr>
+        <w:t>The scope of the Doctor Appointment System includes providing a complete platform for managing doctor schedules, patient appointments, and administrative tasks in an efficient and organized manner. The system is designed to cater to multiple users, including patients, doctors, and administrators, ensuring seamless interaction between them.</w:t>
+      </w:r>
+    </w:p>
+    <w:p>
+      <w:pPr>
+        <w:spacing w:line="360" w:lineRule="auto"/>
+        <w:jc w:val="both"/>
+        <w:rPr>
+          <w:b/>
+          <w:bCs/>
+          <w:sz w:val="28"/>
+          <w:szCs w:val="28"/>
+        </w:rPr>
+      </w:pPr>
+      <w:r>
+        <w:rPr>
+          <w:b/>
+          <w:bCs/>
+          <w:sz w:val="28"/>
+          <w:szCs w:val="28"/>
+        </w:rPr>
+        <w:t>The primary scope of the system is to allow patients to book appointments online without the need for physical visits or phone calls. Patients can select a doctor, choose a suitable date, and confirm their booking through a simple interface. The system also provides estimated consultation times, helping patients plan their visits accordingly.</w:t>
+      </w:r>
+    </w:p>
+    <w:p>
+      <w:pPr>
+        <w:spacing w:line="360" w:lineRule="auto"/>
+        <w:jc w:val="both"/>
+        <w:rPr>
+          <w:b/>
+          <w:bCs/>
+          <w:sz w:val="28"/>
+          <w:szCs w:val="28"/>
+        </w:rPr>
+      </w:pPr>
+      <w:r>
+        <w:rPr>
+          <w:b/>
+          <w:bCs/>
+          <w:sz w:val="28"/>
+          <w:szCs w:val="28"/>
+        </w:rPr>
+        <w:t>Another important aspect of the system’s scope is the ability for doctors to manage their schedules. Doctors can define their availability, set consultation durations, and monitor patient bookings. This helps in optimizing their workflow and avoiding scheduling conflicts.</w:t>
+      </w:r>
+    </w:p>
+    <w:p>
+      <w:pPr>
+        <w:spacing w:line="360" w:lineRule="auto"/>
+        <w:jc w:val="both"/>
+        <w:rPr>
+          <w:b/>
+          <w:bCs/>
+          <w:sz w:val="28"/>
+          <w:szCs w:val="28"/>
+        </w:rPr>
+      </w:pPr>
+      <w:r>
+        <w:rPr>
+          <w:b/>
+          <w:bCs/>
+          <w:sz w:val="28"/>
+          <w:szCs w:val="28"/>
+        </w:rPr>
+        <w:t>The system also includes a token-based queue management feature, which ensures that patients are attended to in an organized manner. Each patient is assigned a token number, and the system calculates the estimated consultation time based on the queue.</w:t>
+      </w:r>
+    </w:p>
+    <w:p>
+      <w:pPr>
+        <w:spacing w:line="360" w:lineRule="auto"/>
+        <w:jc w:val="both"/>
+        <w:rPr>
+          <w:b/>
+          <w:bCs/>
+          <w:sz w:val="28"/>
+          <w:szCs w:val="28"/>
+        </w:rPr>
+      </w:pPr>
+      <w:r>
+        <w:rPr>
+          <w:b/>
+          <w:bCs/>
+          <w:sz w:val="28"/>
+          <w:szCs w:val="28"/>
+        </w:rPr>
+        <w:t>The admin panel is another key component within the project scope. Administrators have full control over the system and can manage users, doctors, and appointments. This ensures proper monitoring and maintenance of the platform.</w:t>
+      </w:r>
+    </w:p>
+    <w:p>
+      <w:pPr>
+        <w:spacing w:line="360" w:lineRule="auto"/>
+        <w:jc w:val="both"/>
+        <w:rPr>
+          <w:b/>
+          <w:bCs/>
+          <w:sz w:val="28"/>
+          <w:szCs w:val="28"/>
+        </w:rPr>
+      </w:pPr>
+      <w:r>
+        <w:rPr>
+          <w:b/>
+          <w:bCs/>
+          <w:sz w:val="28"/>
+          <w:szCs w:val="28"/>
+        </w:rPr>
+        <w:lastRenderedPageBreak/>
+        <w:t>Additionally, the system supports automated email notifications and PDF confirmations, which improve communication and provide a professional user experience.</w:t>
+      </w:r>
+    </w:p>
+    <w:p>
+      <w:pPr>
+        <w:spacing w:line="360" w:lineRule="auto"/>
+        <w:jc w:val="both"/>
+        <w:rPr>
+          <w:b/>
+          <w:bCs/>
+          <w:sz w:val="28"/>
+          <w:szCs w:val="28"/>
+        </w:rPr>
+      </w:pPr>
+      <w:r>
+        <w:rPr>
+          <w:b/>
+          <w:bCs/>
+          <w:sz w:val="28"/>
+          <w:szCs w:val="28"/>
+        </w:rPr>
+        <w:t>However, the current scope has some limitations. The system does not include online payment integration, which may be required for paid consultations. It is also primarily web-based and does not include a dedicated mobile application.</w:t>
+      </w:r>
+    </w:p>
+    <w:p>
+      <w:pPr>
+        <w:spacing w:line="360" w:lineRule="auto"/>
+        <w:jc w:val="both"/>
+        <w:rPr>
+          <w:b/>
+          <w:bCs/>
+          <w:sz w:val="28"/>
+          <w:szCs w:val="28"/>
+        </w:rPr>
+      </w:pPr>
+      <w:r>
+        <w:rPr>
+          <w:b/>
+          <w:bCs/>
+          <w:sz w:val="28"/>
+          <w:szCs w:val="28"/>
+        </w:rPr>
+        <w:t>Despite these limitations, the system is designed to be scalable and can be extended with additional features such as SMS notifications, cloud deployment, and advanced analytics.</w:t>
+      </w:r>
+    </w:p>
+    <w:p>
+      <w:pPr>
+        <w:spacing w:line="360" w:lineRule="auto"/>
+        <w:jc w:val="both"/>
+        <w:rPr>
+          <w:b/>
+          <w:bCs/>
+          <w:sz w:val="28"/>
+          <w:szCs w:val="28"/>
+        </w:rPr>
+      </w:pPr>
+      <w:r>
+        <w:rPr>
+          <w:b/>
+          <w:bCs/>
+          <w:sz w:val="28"/>
+          <w:szCs w:val="28"/>
+        </w:rPr>
+        <w:t>In conclusion, the scope of the Doctor Appointment System covers all essential functionalities required for efficient healthcare scheduling and management, providing a strong foundation for future enhancements.</w:t>
+      </w:r>
+    </w:p>
+    <w:p>
+      <w:pPr>
+        <w:spacing w:line="360" w:lineRule="auto"/>
+        <w:jc w:val="both"/>
+        <w:rPr>
+          <w:b/>
+          <w:bCs/>
+          <w:sz w:val="28"/>
+          <w:szCs w:val="28"/>
+        </w:rPr>
+      </w:pPr>
+    </w:p>
+    <w:p>
+      <w:pPr>
+        <w:spacing w:line="360" w:lineRule="auto"/>
+        <w:jc w:val="both"/>
+        <w:rPr>
+          <w:b/>
+          <w:bCs/>
+          <w:sz w:val="28"/>
+          <w:szCs w:val="28"/>
+        </w:rPr>
+      </w:pPr>
+    </w:p>
+    <w:p>
+      <w:pPr>
+        <w:spacing w:line="360" w:lineRule="auto"/>
+        <w:jc w:val="both"/>
+        <w:rPr>
+          <w:b/>
+          <w:bCs/>
+          <w:sz w:val="28"/>
+          <w:szCs w:val="28"/>
+        </w:rPr>
+      </w:pPr>
+    </w:p>
+    <w:p>
+      <w:pPr>
+        <w:spacing w:line="360" w:lineRule="auto"/>
+        <w:jc w:val="both"/>
+        <w:rPr>
+          <w:b/>
+          <w:bCs/>
+          <w:sz w:val="28"/>
+          <w:szCs w:val="28"/>
+        </w:rPr>
+      </w:pPr>
+    </w:p>
+    <w:p>
+      <w:pPr>
+        <w:spacing w:line="360" w:lineRule="auto"/>
+        <w:jc w:val="both"/>
+        <w:rPr>
+          <w:b/>
+          <w:bCs/>
+          <w:sz w:val="28"/>
+          <w:szCs w:val="28"/>
+        </w:rPr>
+      </w:pPr>
+    </w:p>
+    <w:p>
+      <w:pPr>
+        <w:spacing w:line="360" w:lineRule="auto"/>
+        <w:jc w:val="both"/>
+        <w:rPr>
+          <w:b/>
+          <w:bCs/>
+          <w:sz w:val="28"/>
+          <w:szCs w:val="28"/>
+        </w:rPr>
+      </w:pPr>
+    </w:p>
+    <w:p>
+      <w:pPr>
+        <w:spacing w:line="360" w:lineRule="auto"/>
+        <w:jc w:val="both"/>
+        <w:rPr>
+          <w:b/>
+          <w:bCs/>
+          <w:sz w:val="28"/>
+          <w:szCs w:val="28"/>
+        </w:rPr>
+      </w:pPr>
+    </w:p>
+    <w:p>
+      <w:pPr>
+        <w:spacing w:line="360" w:lineRule="auto"/>
+        <w:jc w:val="both"/>
+        <w:rPr>
+          <w:b/>
+          <w:bCs/>
+          <w:sz w:val="28"/>
+          <w:szCs w:val="28"/>
+        </w:rPr>
+      </w:pPr>
+    </w:p>
+    <w:p>
+      <w:pPr>
+        <w:spacing w:line="360" w:lineRule="auto"/>
+        <w:jc w:val="both"/>
+        <w:rPr>
+          <w:b/>
+          <w:bCs/>
+          <w:sz w:val="28"/>
+          <w:szCs w:val="28"/>
+        </w:rPr>
+      </w:pPr>
+    </w:p>
+    <w:p>
+      <w:pPr>
+        <w:spacing w:line="360" w:lineRule="auto"/>
+        <w:jc w:val="both"/>
+        <w:rPr>
+          <w:b/>
+          <w:bCs/>
+          <w:sz w:val="28"/>
+          <w:szCs w:val="28"/>
+        </w:rPr>
+      </w:pPr>
+    </w:p>
+    <w:p>
+      <w:pPr>
+        <w:spacing w:line="360" w:lineRule="auto"/>
+        <w:jc w:val="both"/>
+        <w:rPr>
+          <w:b/>
+          <w:bCs/>
+          <w:sz w:val="28"/>
+          <w:szCs w:val="28"/>
+        </w:rPr>
+      </w:pPr>
+    </w:p>
+    <w:p>
+      <w:pPr>
+        <w:spacing w:line="360" w:lineRule="auto"/>
+        <w:jc w:val="both"/>
+        <w:rPr>
+          <w:b/>
+          <w:bCs/>
+          <w:sz w:val="28"/>
+          <w:szCs w:val="28"/>
+        </w:rPr>
+      </w:pPr>
+      <w:r>
+        <w:rPr>
+          <w:b/>
+          <w:bCs/>
+          <w:sz w:val="28"/>
+          <w:szCs w:val="28"/>
+        </w:rPr>
+        <w:lastRenderedPageBreak/>
+        <w:t xml:space="preserve">4. Features of the System </w:t>
+      </w:r>
+      <w:r>
+        <w:rPr>
+          <w:b/>
+          <w:bCs/>
+          <w:i/>
+          <w:iCs/>
+          <w:sz w:val="28"/>
+          <w:szCs w:val="28"/>
+        </w:rPr>
+        <w:t>(~3 Pages)</w:t>
+      </w:r>
+    </w:p>
+    <w:p>
+      <w:pPr>
+        <w:spacing w:line="360" w:lineRule="auto"/>
+        <w:jc w:val="both"/>
+        <w:rPr>
+          <w:b/>
+          <w:bCs/>
+          <w:sz w:val="28"/>
+          <w:szCs w:val="28"/>
+        </w:rPr>
+      </w:pPr>
+      <w:r>
+        <w:rPr>
+          <w:b/>
+          <w:bCs/>
+          <w:sz w:val="28"/>
+          <w:szCs w:val="28"/>
+        </w:rPr>
+        <w:t>The Doctor Appointment System provides a wide range of features designed to improve efficiency and user experience. These features are categorized into Doctor Features, Patient Features, Admin Features, and Booking Flow.</w:t>
+      </w:r>
+    </w:p>
+    <w:p>
+      <w:pPr>
+        <w:spacing w:line="360" w:lineRule="auto"/>
+        <w:jc w:val="both"/>
+        <w:rPr>
+          <w:b/>
+          <w:bCs/>
+          <w:sz w:val="28"/>
+          <w:szCs w:val="28"/>
+        </w:rPr>
+      </w:pPr>
+    </w:p>
+    <w:p>
+      <w:pPr>
+        <w:spacing w:line="360" w:lineRule="auto"/>
+        <w:jc w:val="both"/>
+        <w:rPr>
+          <w:b/>
+          <w:bCs/>
+          <w:sz w:val="28"/>
+          <w:szCs w:val="28"/>
+        </w:rPr>
+      </w:pPr>
+      <w:r>
+        <w:rPr>
+          <w:b/>
+          <w:bCs/>
+          <w:sz w:val="28"/>
+          <w:szCs w:val="28"/>
+        </w:rPr>
+        <w:t>4.1 Doctor Features</w:t>
+      </w:r>
+    </w:p>
+    <w:p>
+      <w:pPr>
+        <w:spacing w:line="360" w:lineRule="auto"/>
+        <w:jc w:val="both"/>
+        <w:rPr>
+          <w:b/>
+          <w:bCs/>
+          <w:sz w:val="28"/>
+          <w:szCs w:val="28"/>
+        </w:rPr>
+      </w:pPr>
+      <w:r>
+        <w:rPr>
+          <w:b/>
+          <w:bCs/>
+          <w:sz w:val="28"/>
+          <w:szCs w:val="28"/>
+        </w:rPr>
+        <w:t>Doctors are one of the primary users of the system. The platform provides them with tools to manage their schedules and patient appointments effectively.</w:t>
+      </w:r>
+    </w:p>
+    <w:p>
+      <w:pPr>
+        <w:spacing w:line="360" w:lineRule="auto"/>
+        <w:jc w:val="both"/>
+        <w:rPr>
+          <w:b/>
+          <w:bCs/>
+          <w:sz w:val="28"/>
+          <w:szCs w:val="28"/>
+        </w:rPr>
+      </w:pPr>
+      <w:r>
+        <w:rPr>
+          <w:b/>
+          <w:bCs/>
+          <w:sz w:val="28"/>
+          <w:szCs w:val="28"/>
+        </w:rPr>
+        <w:t>Doctors can create and manage appointment slots by specifying start and end times. They can also define the average consultation time per patient, which helps in calculating estimated appointment timings.</w:t>
+      </w:r>
+    </w:p>
+    <w:p>
+      <w:pPr>
+        <w:spacing w:line="360" w:lineRule="auto"/>
+        <w:jc w:val="both"/>
+        <w:rPr>
+          <w:b/>
+          <w:bCs/>
+          <w:sz w:val="28"/>
+          <w:szCs w:val="28"/>
+        </w:rPr>
+      </w:pPr>
+      <w:r>
+        <w:rPr>
+          <w:b/>
+          <w:bCs/>
+          <w:sz w:val="28"/>
+          <w:szCs w:val="28"/>
+        </w:rPr>
+        <w:t>The system allows doctors to view all patient bookings, including their details and appointment statuses. This helps them stay organized and manage their daily schedules efficiently.</w:t>
+      </w:r>
+    </w:p>
+    <w:p>
+      <w:pPr>
+        <w:spacing w:line="360" w:lineRule="auto"/>
+        <w:jc w:val="both"/>
+        <w:rPr>
+          <w:b/>
+          <w:bCs/>
+          <w:sz w:val="28"/>
+          <w:szCs w:val="28"/>
+        </w:rPr>
+      </w:pPr>
+      <w:r>
+        <w:rPr>
+          <w:b/>
+          <w:bCs/>
+          <w:sz w:val="28"/>
+          <w:szCs w:val="28"/>
+        </w:rPr>
+        <w:t>Doctors can also export patient lists for administrative purposes, making it easier to maintain records.</w:t>
+      </w:r>
+    </w:p>
+    <w:p>
+      <w:pPr>
+        <w:spacing w:line="360" w:lineRule="auto"/>
+        <w:jc w:val="both"/>
+        <w:rPr>
+          <w:b/>
+          <w:bCs/>
+          <w:sz w:val="28"/>
+          <w:szCs w:val="28"/>
+        </w:rPr>
+      </w:pPr>
+      <w:r>
+        <w:rPr>
+          <w:b/>
+          <w:bCs/>
+          <w:sz w:val="28"/>
+          <w:szCs w:val="28"/>
+        </w:rPr>
+        <w:t>4.2 Patient Features</w:t>
+      </w:r>
+    </w:p>
+    <w:p>
+      <w:pPr>
+        <w:spacing w:line="360" w:lineRule="auto"/>
+        <w:jc w:val="both"/>
+        <w:rPr>
+          <w:b/>
+          <w:bCs/>
+          <w:sz w:val="28"/>
+          <w:szCs w:val="28"/>
+        </w:rPr>
+      </w:pPr>
+      <w:r>
+        <w:rPr>
+          <w:b/>
+          <w:bCs/>
+          <w:sz w:val="28"/>
+          <w:szCs w:val="28"/>
+        </w:rPr>
+        <w:t>Patients can easily book appointments using a simple and intuitive interface. They can select a doctor, choose a date, and confirm their booking within a few steps.</w:t>
+      </w:r>
+    </w:p>
+    <w:p>
+      <w:pPr>
+        <w:spacing w:line="360" w:lineRule="auto"/>
+        <w:jc w:val="both"/>
+        <w:rPr>
+          <w:b/>
+          <w:bCs/>
+          <w:sz w:val="28"/>
+          <w:szCs w:val="28"/>
+        </w:rPr>
+      </w:pPr>
+      <w:r>
+        <w:rPr>
+          <w:b/>
+          <w:bCs/>
+          <w:sz w:val="28"/>
+          <w:szCs w:val="28"/>
+        </w:rPr>
+        <w:t>Once the appointment is confirmed, the system generates a unique token number for the patient. It also calculates the estimated consultation time based on the queue.</w:t>
+      </w:r>
+    </w:p>
+    <w:p>
+      <w:pPr>
+        <w:spacing w:line="360" w:lineRule="auto"/>
+        <w:jc w:val="both"/>
+        <w:rPr>
+          <w:b/>
+          <w:bCs/>
+          <w:sz w:val="28"/>
+          <w:szCs w:val="28"/>
+        </w:rPr>
+      </w:pPr>
+      <w:r>
+        <w:rPr>
+          <w:b/>
+          <w:bCs/>
+          <w:sz w:val="28"/>
+          <w:szCs w:val="28"/>
+        </w:rPr>
+        <w:lastRenderedPageBreak/>
+        <w:t>Patients receive confirmation emails containing appointment details. They can also download their appointment confirmation as a PDF.</w:t>
+      </w:r>
+    </w:p>
+    <w:p>
+      <w:pPr>
+        <w:spacing w:line="360" w:lineRule="auto"/>
+        <w:jc w:val="both"/>
+        <w:rPr>
+          <w:b/>
+          <w:bCs/>
+          <w:sz w:val="28"/>
+          <w:szCs w:val="28"/>
+        </w:rPr>
+      </w:pPr>
+      <w:r>
+        <w:rPr>
+          <w:b/>
+          <w:bCs/>
+          <w:sz w:val="28"/>
+          <w:szCs w:val="28"/>
+        </w:rPr>
+        <w:t>The system allows patients to view their appointment history, helping them keep track of past consultations.</w:t>
+      </w:r>
+    </w:p>
+    <w:p>
+      <w:pPr>
+        <w:spacing w:line="360" w:lineRule="auto"/>
+        <w:jc w:val="both"/>
+        <w:rPr>
+          <w:b/>
+          <w:bCs/>
+          <w:sz w:val="28"/>
+          <w:szCs w:val="28"/>
+        </w:rPr>
+      </w:pPr>
+      <w:r>
+        <w:rPr>
+          <w:b/>
+          <w:bCs/>
+          <w:sz w:val="28"/>
+          <w:szCs w:val="28"/>
+        </w:rPr>
+        <w:t>4.3 Admin Panel Features</w:t>
+      </w:r>
+    </w:p>
+    <w:p>
+      <w:pPr>
+        <w:spacing w:line="360" w:lineRule="auto"/>
+        <w:jc w:val="both"/>
+        <w:rPr>
+          <w:b/>
+          <w:bCs/>
+          <w:sz w:val="28"/>
+          <w:szCs w:val="28"/>
+        </w:rPr>
+      </w:pPr>
+      <w:r>
+        <w:rPr>
+          <w:b/>
+          <w:bCs/>
+          <w:sz w:val="28"/>
+          <w:szCs w:val="28"/>
+        </w:rPr>
+        <w:t>The admin panel provides complete control over the system. Administrators can manage users, doctors, patients, and appointments.</w:t>
+      </w:r>
+    </w:p>
+    <w:p>
+      <w:pPr>
+        <w:spacing w:line="360" w:lineRule="auto"/>
+        <w:jc w:val="both"/>
+        <w:rPr>
+          <w:b/>
+          <w:bCs/>
+          <w:sz w:val="28"/>
+          <w:szCs w:val="28"/>
+        </w:rPr>
+      </w:pPr>
+      <w:r>
+        <w:rPr>
+          <w:b/>
+          <w:bCs/>
+          <w:sz w:val="28"/>
+          <w:szCs w:val="28"/>
+        </w:rPr>
+        <w:t>They can monitor system usage, ensure smooth operation, and maintain data integrity.</w:t>
+      </w:r>
+    </w:p>
+    <w:p>
+      <w:pPr>
+        <w:spacing w:line="360" w:lineRule="auto"/>
+        <w:jc w:val="both"/>
+        <w:rPr>
+          <w:b/>
+          <w:bCs/>
+          <w:sz w:val="28"/>
+          <w:szCs w:val="28"/>
+        </w:rPr>
+      </w:pPr>
+      <w:r>
+        <w:rPr>
+          <w:b/>
+          <w:bCs/>
+          <w:sz w:val="28"/>
+          <w:szCs w:val="28"/>
+        </w:rPr>
+        <w:t>4.4 Booking Flow</w:t>
+      </w:r>
+    </w:p>
+    <w:p>
+      <w:pPr>
+        <w:spacing w:line="360" w:lineRule="auto"/>
+        <w:jc w:val="both"/>
+        <w:rPr>
+          <w:b/>
+          <w:bCs/>
+          <w:sz w:val="28"/>
+          <w:szCs w:val="28"/>
+        </w:rPr>
+      </w:pPr>
+      <w:r>
+        <w:rPr>
+          <w:b/>
+          <w:bCs/>
+          <w:sz w:val="28"/>
+          <w:szCs w:val="28"/>
+        </w:rPr>
+        <w:t>The booking process follows a structured workflow:</w:t>
       </w:r>
     </w:p>
     <w:p>
       <w:pPr>
         <w:numPr>
           <w:ilvl w:val="0"/>
-          <w:numId w:val="1"/>
+          <w:numId w:val="12"/>
         </w:numPr>
-      </w:pPr>
-      <w:r>
-        <w:t>To allow doctors to set appointment schedules with start/end times and estimated consultation durations.</w:t>
+        <w:spacing w:line="360" w:lineRule="auto"/>
+        <w:jc w:val="both"/>
+        <w:rPr>
+          <w:b/>
+          <w:bCs/>
+          <w:sz w:val="28"/>
+          <w:szCs w:val="28"/>
+        </w:rPr>
+      </w:pPr>
+      <w:r>
+        <w:rPr>
+          <w:b/>
+          <w:bCs/>
+          <w:sz w:val="28"/>
+          <w:szCs w:val="28"/>
+        </w:rPr>
+        <w:t>Patient selects a doctor and date</w:t>
       </w:r>
     </w:p>
     <w:p>
       <w:pPr>
         <w:numPr>
           <w:ilvl w:val="0"/>
-          <w:numId w:val="1"/>
+          <w:numId w:val="12"/>
         </w:numPr>
-      </w:pPr>
-      <w:r>
-        <w:t>To enable patients to book appointments easily and receive token numbers and estimated timings.</w:t>
+        <w:spacing w:line="360" w:lineRule="auto"/>
+        <w:jc w:val="both"/>
+        <w:rPr>
+          <w:b/>
+          <w:bCs/>
+          <w:sz w:val="28"/>
+          <w:szCs w:val="28"/>
+        </w:rPr>
+      </w:pPr>
+      <w:r>
+        <w:rPr>
+          <w:b/>
+          <w:bCs/>
+          <w:sz w:val="28"/>
+          <w:szCs w:val="28"/>
+        </w:rPr>
+        <w:t>System pre-fills doctor information</w:t>
       </w:r>
     </w:p>
     <w:p>
       <w:pPr>
         <w:numPr>
           <w:ilvl w:val="0"/>
-          <w:numId w:val="1"/>
+          <w:numId w:val="12"/>
         </w:numPr>
-      </w:pPr>
-      <w:r>
-        <w:t>To automate email notifications and PDF confirmations for appointments.</w:t>
+        <w:spacing w:line="360" w:lineRule="auto"/>
+        <w:jc w:val="both"/>
+        <w:rPr>
+          <w:b/>
+          <w:bCs/>
+          <w:sz w:val="28"/>
+          <w:szCs w:val="28"/>
+        </w:rPr>
+      </w:pPr>
+      <w:r>
+        <w:rPr>
+          <w:b/>
+          <w:bCs/>
+          <w:sz w:val="28"/>
+          <w:szCs w:val="28"/>
+        </w:rPr>
+        <w:t>Booking is confirmed with a token number</w:t>
       </w:r>
     </w:p>
     <w:p>
       <w:pPr>
         <w:numPr>
           <w:ilvl w:val="0"/>
-          <w:numId w:val="1"/>
+          <w:numId w:val="12"/>
         </w:numPr>
-      </w:pPr>
-      <w:r>
-        <w:t>To provide doctors with tools to manage patient lists and booking statuses efficiently.</w:t>
+        <w:spacing w:line="360" w:lineRule="auto"/>
+        <w:jc w:val="both"/>
+        <w:rPr>
+          <w:b/>
+          <w:bCs/>
+          <w:sz w:val="28"/>
+          <w:szCs w:val="28"/>
+        </w:rPr>
+      </w:pPr>
+      <w:r>
+        <w:rPr>
+          <w:b/>
+          <w:bCs/>
+          <w:sz w:val="28"/>
+          <w:szCs w:val="28"/>
+        </w:rPr>
+        <w:t>Estimated consultation time is calculated</w:t>
       </w:r>
     </w:p>
     <w:p>
       <w:pPr>
         <w:numPr>
           <w:ilvl w:val="0"/>
-          <w:numId w:val="1"/>
+          <w:numId w:val="12"/>
         </w:numPr>
-      </w:pPr>
-      <w:r>
-        <w:t>To maintain separate flows for doctors, patients, and admins with role-based access control.</w:t>
+        <w:spacing w:line="360" w:lineRule="auto"/>
+        <w:jc w:val="both"/>
+        <w:rPr>
+          <w:b/>
+          <w:bCs/>
+          <w:sz w:val="28"/>
+          <w:szCs w:val="28"/>
+        </w:rPr>
+      </w:pPr>
+      <w:r>
+        <w:rPr>
+          <w:b/>
+          <w:bCs/>
+          <w:sz w:val="28"/>
+          <w:szCs w:val="28"/>
+        </w:rPr>
+        <w:t xml:space="preserve">Email and PDF confirmation are </w:t>
+      </w:r>
+      <w:proofErr w:type="spellStart"/>
+      <w:r>
+        <w:rPr>
+          <w:b/>
+          <w:bCs/>
+          <w:sz w:val="28"/>
+          <w:szCs w:val="28"/>
+        </w:rPr>
+        <w:t>sen</w:t>
+      </w:r>
+      <w:proofErr w:type="spellEnd"/>
+    </w:p>
+    <w:p>
+      <w:pPr>
+        <w:spacing w:line="360" w:lineRule="auto"/>
+        <w:jc w:val="both"/>
+        <w:rPr>
+          <w:b/>
+          <w:bCs/>
+          <w:sz w:val="28"/>
+          <w:szCs w:val="28"/>
+        </w:rPr>
+      </w:pPr>
+    </w:p>
+    <w:p>
+      <w:pPr>
+        <w:spacing w:line="360" w:lineRule="auto"/>
+        <w:jc w:val="both"/>
+        <w:rPr>
+          <w:b/>
+          <w:bCs/>
+          <w:sz w:val="28"/>
+          <w:szCs w:val="28"/>
+        </w:rPr>
+      </w:pPr>
+    </w:p>
+    <w:p>
+      <w:pPr>
+        <w:spacing w:line="360" w:lineRule="auto"/>
+        <w:jc w:val="both"/>
+        <w:rPr>
+          <w:b/>
+          <w:bCs/>
+          <w:sz w:val="28"/>
+          <w:szCs w:val="28"/>
+        </w:rPr>
+      </w:pPr>
+    </w:p>
+    <w:p>
+      <w:pPr>
+        <w:spacing w:line="360" w:lineRule="auto"/>
+        <w:jc w:val="both"/>
+        <w:rPr>
+          <w:b/>
+          <w:bCs/>
+          <w:sz w:val="28"/>
+          <w:szCs w:val="28"/>
+        </w:rPr>
+      </w:pPr>
+    </w:p>
+    <w:p>
+      <w:pPr>
+        <w:spacing w:line="360" w:lineRule="auto"/>
+        <w:jc w:val="both"/>
+        <w:rPr>
+          <w:b/>
+          <w:bCs/>
+          <w:sz w:val="28"/>
+          <w:szCs w:val="28"/>
+        </w:rPr>
+      </w:pPr>
+    </w:p>
+    <w:p>
+      <w:pPr>
+        <w:spacing w:line="360" w:lineRule="auto"/>
+        <w:jc w:val="both"/>
+        <w:rPr>
+          <w:b/>
+          <w:bCs/>
+          <w:sz w:val="28"/>
+          <w:szCs w:val="28"/>
+        </w:rPr>
+      </w:pPr>
+    </w:p>
+    <w:p>
+      <w:pPr>
+        <w:spacing w:line="360" w:lineRule="auto"/>
+        <w:jc w:val="both"/>
+        <w:rPr>
+          <w:b/>
+          <w:bCs/>
+          <w:sz w:val="28"/>
+          <w:szCs w:val="28"/>
+        </w:rPr>
+      </w:pPr>
+    </w:p>
+    <w:p>
+      <w:pPr>
+        <w:spacing w:line="360" w:lineRule="auto"/>
+        <w:jc w:val="both"/>
+        <w:rPr>
+          <w:b/>
+          <w:bCs/>
+          <w:sz w:val="28"/>
+          <w:szCs w:val="28"/>
+        </w:rPr>
+      </w:pPr>
+      <w:r>
+        <w:rPr>
+          <w:b/>
+          <w:bCs/>
+          <w:sz w:val="28"/>
+          <w:szCs w:val="28"/>
+        </w:rPr>
+        <w:t>5. Technology Stack</w:t>
+      </w:r>
+    </w:p>
+    <w:p>
+      <w:pPr>
+        <w:spacing w:line="360" w:lineRule="auto"/>
+        <w:jc w:val="both"/>
+        <w:rPr>
+          <w:b/>
+          <w:bCs/>
+          <w:sz w:val="28"/>
+          <w:szCs w:val="28"/>
+        </w:rPr>
+      </w:pPr>
+      <w:r>
+        <w:rPr>
+          <w:b/>
+          <w:bCs/>
+          <w:sz w:val="28"/>
+          <w:szCs w:val="28"/>
+        </w:rPr>
+        <w:t>The Doctor Appointment System is developed using a robust and modern technology stack that ensures high performance, scalability, and ease of maintenance. The technologies used are carefully selected to provide a seamless experience for both developers and end users.</w:t>
+      </w:r>
+    </w:p>
+    <w:p>
+      <w:pPr>
+        <w:spacing w:line="360" w:lineRule="auto"/>
+        <w:jc w:val="both"/>
+        <w:rPr>
+          <w:b/>
+          <w:bCs/>
+          <w:sz w:val="28"/>
+          <w:szCs w:val="28"/>
+        </w:rPr>
+      </w:pPr>
+      <w:r>
+        <w:rPr>
+          <w:b/>
+          <w:bCs/>
+          <w:sz w:val="28"/>
+          <w:szCs w:val="28"/>
+        </w:rPr>
+        <w:t>The backend of the system is developed using Django, a high-level Python web framework known for its simplicity, security, and rapid development capabilities. Django follows the Model-View-Controller (MVC) architecture and provides built-in features such as authentication, database management, and admin panel support. These features significantly reduce development time and improve code reliability.</w:t>
+      </w:r>
+    </w:p>
+    <w:p>
+      <w:pPr>
+        <w:spacing w:line="360" w:lineRule="auto"/>
+        <w:jc w:val="both"/>
+        <w:rPr>
+          <w:b/>
+          <w:bCs/>
+          <w:sz w:val="28"/>
+          <w:szCs w:val="28"/>
+        </w:rPr>
+      </w:pPr>
+      <w:r>
+        <w:rPr>
+          <w:b/>
+          <w:bCs/>
+          <w:sz w:val="28"/>
+          <w:szCs w:val="28"/>
+        </w:rPr>
+        <w:t>The system uses Python as the core programming language. Python is widely used in web development due to its readability, flexibility, and extensive library support. It allows developers to implement complex functionalities such as token generation, queue management, and email notifications with ease.</w:t>
+      </w:r>
+    </w:p>
+    <w:p>
+      <w:pPr>
+        <w:spacing w:line="360" w:lineRule="auto"/>
+        <w:jc w:val="both"/>
+        <w:rPr>
+          <w:b/>
+          <w:bCs/>
+          <w:sz w:val="28"/>
+          <w:szCs w:val="28"/>
+        </w:rPr>
+      </w:pPr>
+      <w:r>
+        <w:rPr>
+          <w:b/>
+          <w:bCs/>
+          <w:sz w:val="28"/>
+          <w:szCs w:val="28"/>
+        </w:rPr>
+        <w:t xml:space="preserve">On the frontend, the system is designed using HTML, CSS, and JavaScript. HTML is used to structure the web pages, CSS is used for styling and layout design, and JavaScript is used to add interactivity and dynamic </w:t>
+      </w:r>
+      <w:proofErr w:type="spellStart"/>
+      <w:r>
+        <w:rPr>
+          <w:b/>
+          <w:bCs/>
+          <w:sz w:val="28"/>
+          <w:szCs w:val="28"/>
+        </w:rPr>
+        <w:t>behavior</w:t>
+      </w:r>
+      <w:proofErr w:type="spellEnd"/>
+      <w:r>
+        <w:rPr>
+          <w:b/>
+          <w:bCs/>
+          <w:sz w:val="28"/>
+          <w:szCs w:val="28"/>
+        </w:rPr>
+        <w:t>. Together, these technologies create a responsive and user-friendly interface.</w:t>
+      </w:r>
+    </w:p>
+    <w:p>
+      <w:pPr>
+        <w:spacing w:line="360" w:lineRule="auto"/>
+        <w:jc w:val="both"/>
+        <w:rPr>
+          <w:b/>
+          <w:bCs/>
+          <w:sz w:val="28"/>
+          <w:szCs w:val="28"/>
+        </w:rPr>
+      </w:pPr>
+      <w:r>
+        <w:rPr>
+          <w:b/>
+          <w:bCs/>
+          <w:sz w:val="28"/>
+          <w:szCs w:val="28"/>
+        </w:rPr>
+        <w:t>The database used in the system is SQLite, which is lightweight and easy to configure. It is suitable for small to medium-scale applications and provides efficient data storage and retrieval. In future, it can be upgraded to more advanced databases like PostgreSQL or MySQL for large-scale deployment.</w:t>
+      </w:r>
+    </w:p>
+    <w:p>
+      <w:pPr>
+        <w:spacing w:line="360" w:lineRule="auto"/>
+        <w:jc w:val="both"/>
+        <w:rPr>
+          <w:b/>
+          <w:bCs/>
+          <w:sz w:val="28"/>
+          <w:szCs w:val="28"/>
+        </w:rPr>
+      </w:pPr>
+      <w:r>
+        <w:rPr>
+          <w:b/>
+          <w:bCs/>
+          <w:sz w:val="28"/>
+          <w:szCs w:val="28"/>
+        </w:rPr>
+        <w:lastRenderedPageBreak/>
+        <w:t xml:space="preserve">Several libraries are integrated into the system to enhance functionality. Pillow is used for handling image uploads, while </w:t>
+      </w:r>
+      <w:proofErr w:type="spellStart"/>
+      <w:r>
+        <w:rPr>
+          <w:b/>
+          <w:bCs/>
+          <w:sz w:val="28"/>
+          <w:szCs w:val="28"/>
+        </w:rPr>
+        <w:t>ReportLab</w:t>
+      </w:r>
+      <w:proofErr w:type="spellEnd"/>
+      <w:r>
+        <w:rPr>
+          <w:b/>
+          <w:bCs/>
+          <w:sz w:val="28"/>
+          <w:szCs w:val="28"/>
+        </w:rPr>
+        <w:t xml:space="preserve"> is used for generating PDF confirmations of appointments. The optional use of </w:t>
+      </w:r>
+      <w:proofErr w:type="spellStart"/>
+      <w:r>
+        <w:rPr>
+          <w:b/>
+          <w:bCs/>
+          <w:sz w:val="28"/>
+          <w:szCs w:val="28"/>
+        </w:rPr>
+        <w:t>django</w:t>
+      </w:r>
+      <w:proofErr w:type="spellEnd"/>
+      <w:r>
+        <w:rPr>
+          <w:b/>
+          <w:bCs/>
+          <w:sz w:val="28"/>
+          <w:szCs w:val="28"/>
+        </w:rPr>
+        <w:t>-crispy-forms improves the design and usability of forms, making them more user-friendly.</w:t>
+      </w:r>
+    </w:p>
+    <w:p>
+      <w:pPr>
+        <w:spacing w:line="360" w:lineRule="auto"/>
+        <w:jc w:val="both"/>
+        <w:rPr>
+          <w:b/>
+          <w:bCs/>
+          <w:sz w:val="28"/>
+          <w:szCs w:val="28"/>
+        </w:rPr>
+      </w:pPr>
+      <w:r>
+        <w:rPr>
+          <w:b/>
+          <w:bCs/>
+          <w:sz w:val="28"/>
+          <w:szCs w:val="28"/>
+        </w:rPr>
+        <w:t>The system also uses SMTP email services via Gmail to send automated email notifications. This ensures that patients receive appointment confirmations and updates instantly.</w:t>
+      </w:r>
+    </w:p>
+    <w:p>
+      <w:pPr>
+        <w:spacing w:line="360" w:lineRule="auto"/>
+        <w:jc w:val="both"/>
+        <w:rPr>
+          <w:b/>
+          <w:bCs/>
+          <w:sz w:val="28"/>
+          <w:szCs w:val="28"/>
+        </w:rPr>
+      </w:pPr>
+      <w:r>
+        <w:rPr>
+          <w:b/>
+          <w:bCs/>
+          <w:sz w:val="28"/>
+          <w:szCs w:val="28"/>
+        </w:rPr>
+        <w:t>Overall, the chosen technology stack ensures that the system is efficient, secure, and scalable, making it suitable for real-world healthcare applications.</w:t>
+      </w:r>
+    </w:p>
+    <w:p>
+      <w:pPr>
+        <w:spacing w:line="360" w:lineRule="auto"/>
+        <w:jc w:val="both"/>
+        <w:rPr>
+          <w:b/>
+          <w:bCs/>
+          <w:sz w:val="28"/>
+          <w:szCs w:val="28"/>
+        </w:rPr>
+      </w:pPr>
+    </w:p>
+    <w:p>
+      <w:pPr>
+        <w:spacing w:line="360" w:lineRule="auto"/>
+        <w:jc w:val="both"/>
+        <w:rPr>
+          <w:b/>
+          <w:bCs/>
+          <w:sz w:val="28"/>
+          <w:szCs w:val="28"/>
+        </w:rPr>
+      </w:pPr>
+    </w:p>
+    <w:p>
+      <w:pPr>
+        <w:spacing w:line="360" w:lineRule="auto"/>
+        <w:jc w:val="both"/>
+        <w:rPr>
+          <w:b/>
+          <w:bCs/>
+          <w:sz w:val="28"/>
+          <w:szCs w:val="28"/>
+        </w:rPr>
+      </w:pPr>
+    </w:p>
+    <w:p>
+      <w:pPr>
+        <w:spacing w:line="360" w:lineRule="auto"/>
+        <w:jc w:val="both"/>
+        <w:rPr>
+          <w:b/>
+          <w:bCs/>
+          <w:sz w:val="28"/>
+          <w:szCs w:val="28"/>
+        </w:rPr>
+      </w:pPr>
+    </w:p>
+    <w:p>
+      <w:pPr>
+        <w:spacing w:line="360" w:lineRule="auto"/>
+        <w:jc w:val="both"/>
+        <w:rPr>
+          <w:b/>
+          <w:bCs/>
+          <w:sz w:val="28"/>
+          <w:szCs w:val="28"/>
+        </w:rPr>
+      </w:pPr>
+    </w:p>
+    <w:p>
+      <w:pPr>
+        <w:spacing w:line="360" w:lineRule="auto"/>
+        <w:jc w:val="both"/>
+        <w:rPr>
+          <w:b/>
+          <w:bCs/>
+          <w:sz w:val="28"/>
+          <w:szCs w:val="28"/>
+        </w:rPr>
+      </w:pPr>
+    </w:p>
+    <w:p>
+      <w:pPr>
+        <w:spacing w:line="360" w:lineRule="auto"/>
+        <w:jc w:val="both"/>
+        <w:rPr>
+          <w:b/>
+          <w:bCs/>
+          <w:sz w:val="28"/>
+          <w:szCs w:val="28"/>
+        </w:rPr>
+      </w:pPr>
+    </w:p>
+    <w:p>
+      <w:pPr>
+        <w:spacing w:line="360" w:lineRule="auto"/>
+        <w:jc w:val="both"/>
+        <w:rPr>
+          <w:b/>
+          <w:bCs/>
+          <w:sz w:val="28"/>
+          <w:szCs w:val="28"/>
+        </w:rPr>
+      </w:pPr>
+    </w:p>
+    <w:p>
+      <w:pPr>
+        <w:spacing w:line="360" w:lineRule="auto"/>
+        <w:jc w:val="both"/>
+        <w:rPr>
+          <w:b/>
+          <w:bCs/>
+          <w:sz w:val="28"/>
+          <w:szCs w:val="28"/>
+        </w:rPr>
+      </w:pPr>
+    </w:p>
+    <w:p>
+      <w:pPr>
+        <w:spacing w:line="360" w:lineRule="auto"/>
+        <w:jc w:val="both"/>
+        <w:rPr>
+          <w:b/>
+          <w:bCs/>
+          <w:sz w:val="28"/>
+          <w:szCs w:val="28"/>
+        </w:rPr>
+      </w:pPr>
+    </w:p>
+    <w:p>
+      <w:pPr>
+        <w:spacing w:line="360" w:lineRule="auto"/>
+        <w:jc w:val="both"/>
+        <w:rPr>
+          <w:b/>
+          <w:bCs/>
+          <w:sz w:val="28"/>
+          <w:szCs w:val="28"/>
+        </w:rPr>
+      </w:pPr>
+    </w:p>
+    <w:p>
+      <w:pPr>
+        <w:spacing w:line="360" w:lineRule="auto"/>
+        <w:jc w:val="both"/>
+        <w:rPr>
+          <w:b/>
+          <w:bCs/>
+          <w:sz w:val="28"/>
+          <w:szCs w:val="28"/>
+        </w:rPr>
+      </w:pPr>
+    </w:p>
+    <w:p>
+      <w:pPr>
+        <w:spacing w:line="360" w:lineRule="auto"/>
+        <w:jc w:val="both"/>
+        <w:rPr>
+          <w:b/>
+          <w:bCs/>
+          <w:sz w:val="28"/>
+          <w:szCs w:val="28"/>
+        </w:rPr>
+      </w:pPr>
+    </w:p>
+    <w:p>
+      <w:pPr>
+        <w:spacing w:line="360" w:lineRule="auto"/>
+        <w:jc w:val="both"/>
+        <w:rPr>
+          <w:b/>
+          <w:bCs/>
+          <w:sz w:val="28"/>
+          <w:szCs w:val="28"/>
+        </w:rPr>
+      </w:pPr>
+    </w:p>
+    <w:p>
+      <w:pPr>
+        <w:spacing w:line="360" w:lineRule="auto"/>
+        <w:jc w:val="both"/>
+        <w:rPr>
+          <w:b/>
+          <w:bCs/>
+          <w:sz w:val="28"/>
+          <w:szCs w:val="28"/>
+        </w:rPr>
+      </w:pPr>
+      <w:r>
+        <w:rPr>
+          <w:b/>
+          <w:bCs/>
+          <w:sz w:val="28"/>
+          <w:szCs w:val="28"/>
+        </w:rPr>
+        <w:t>6. Methodology</w:t>
+      </w:r>
+    </w:p>
+    <w:p>
+      <w:pPr>
+        <w:spacing w:line="360" w:lineRule="auto"/>
+        <w:jc w:val="both"/>
+        <w:rPr>
+          <w:b/>
+          <w:bCs/>
+          <w:sz w:val="28"/>
+          <w:szCs w:val="28"/>
+        </w:rPr>
+      </w:pPr>
+      <w:r>
+        <w:rPr>
+          <w:b/>
+          <w:bCs/>
+          <w:sz w:val="28"/>
+          <w:szCs w:val="28"/>
+        </w:rPr>
+        <w:t>The development of the Doctor Appointment System followed a structured methodology to ensure that all requirements were met efficiently and the system was developed in a systematic manner.</w:t>
+      </w:r>
+    </w:p>
+    <w:p>
+      <w:pPr>
+        <w:spacing w:line="360" w:lineRule="auto"/>
+        <w:jc w:val="both"/>
+        <w:rPr>
+          <w:b/>
+          <w:bCs/>
+          <w:sz w:val="28"/>
+          <w:szCs w:val="28"/>
+        </w:rPr>
+      </w:pPr>
+      <w:r>
+        <w:rPr>
+          <w:b/>
+          <w:bCs/>
+          <w:sz w:val="28"/>
+          <w:szCs w:val="28"/>
+        </w:rPr>
+        <w:t xml:space="preserve">The first phase of development was Requirement Analysis. In this phase, the requirements of different users, including doctors, patients, and administrators, were carefully </w:t>
+      </w:r>
+      <w:proofErr w:type="spellStart"/>
+      <w:r>
+        <w:rPr>
+          <w:b/>
+          <w:bCs/>
+          <w:sz w:val="28"/>
+          <w:szCs w:val="28"/>
+        </w:rPr>
+        <w:t>analyzed</w:t>
+      </w:r>
+      <w:proofErr w:type="spellEnd"/>
+      <w:r>
+        <w:rPr>
+          <w:b/>
+          <w:bCs/>
+          <w:sz w:val="28"/>
+          <w:szCs w:val="28"/>
+        </w:rPr>
+        <w:t>. The goal was to understand the challenges in existing manual systems and identify the features needed to address those challenges.</w:t>
+      </w:r>
+    </w:p>
+    <w:p>
+      <w:pPr>
+        <w:spacing w:line="360" w:lineRule="auto"/>
+        <w:jc w:val="both"/>
+        <w:rPr>
+          <w:b/>
+          <w:bCs/>
+          <w:sz w:val="28"/>
+          <w:szCs w:val="28"/>
+        </w:rPr>
+      </w:pPr>
+      <w:r>
+        <w:rPr>
+          <w:b/>
+          <w:bCs/>
+          <w:sz w:val="28"/>
+          <w:szCs w:val="28"/>
+        </w:rPr>
+        <w:t>The next phase was System Design, where the architecture of the system was planned. The database schema was designed by identifying key entities such as doctors, patients, and appointments. Relationships between these entities were defined to ensure smooth data flow.</w:t>
+      </w:r>
+    </w:p>
+    <w:p>
+      <w:pPr>
+        <w:spacing w:line="360" w:lineRule="auto"/>
+        <w:jc w:val="both"/>
+        <w:rPr>
+          <w:b/>
+          <w:bCs/>
+          <w:sz w:val="28"/>
+          <w:szCs w:val="28"/>
+        </w:rPr>
+      </w:pPr>
+      <w:r>
+        <w:rPr>
+          <w:b/>
+          <w:bCs/>
+          <w:sz w:val="28"/>
+          <w:szCs w:val="28"/>
+        </w:rPr>
+        <w:t>The Development Phase involved implementing the system using Django. The backend was developed to handle business logic such as appointment booking, token generation, and email notifications. The frontend was designed using HTML, CSS, and JavaScript to create an intuitive user interface.</w:t>
+      </w:r>
+    </w:p>
+    <w:p>
+      <w:pPr>
+        <w:spacing w:line="360" w:lineRule="auto"/>
+        <w:jc w:val="both"/>
+        <w:rPr>
+          <w:b/>
+          <w:bCs/>
+          <w:sz w:val="28"/>
+          <w:szCs w:val="28"/>
+        </w:rPr>
+      </w:pPr>
+      <w:r>
+        <w:rPr>
+          <w:b/>
+          <w:bCs/>
+          <w:sz w:val="28"/>
+          <w:szCs w:val="28"/>
+        </w:rPr>
+        <w:t>Special features such as token-based queue management and estimated consultation time calculation were implemented to improve efficiency. The system also integrated email services and PDF generation for better user communication.</w:t>
+      </w:r>
+    </w:p>
+    <w:p>
+      <w:pPr>
+        <w:spacing w:line="360" w:lineRule="auto"/>
+        <w:jc w:val="both"/>
+        <w:rPr>
+          <w:b/>
+          <w:bCs/>
+          <w:sz w:val="28"/>
+          <w:szCs w:val="28"/>
+        </w:rPr>
+      </w:pPr>
+      <w:r>
+        <w:rPr>
+          <w:b/>
+          <w:bCs/>
+          <w:sz w:val="28"/>
+          <w:szCs w:val="28"/>
+        </w:rPr>
+        <w:t>The Testing Phase ensured that the system functions correctly. Unit testing was performed on individual components, while integration testing ensured that all modules work together seamlessly.</w:t>
+      </w:r>
+    </w:p>
+    <w:p>
+      <w:pPr>
+        <w:spacing w:line="360" w:lineRule="auto"/>
+        <w:jc w:val="both"/>
+        <w:rPr>
+          <w:b/>
+          <w:bCs/>
+          <w:sz w:val="28"/>
+          <w:szCs w:val="28"/>
+        </w:rPr>
+      </w:pPr>
+      <w:r>
+        <w:rPr>
+          <w:b/>
+          <w:bCs/>
+          <w:sz w:val="28"/>
+          <w:szCs w:val="28"/>
+        </w:rPr>
+        <w:lastRenderedPageBreak/>
+        <w:t>Finally, the system was prepared for deployment. Although it is currently deployed locally, it can be easily deployed on cloud platforms for real-world usage.</w:t>
+      </w:r>
+    </w:p>
+    <w:p>
+      <w:pPr>
+        <w:spacing w:line="360" w:lineRule="auto"/>
+        <w:jc w:val="both"/>
+        <w:rPr>
+          <w:b/>
+          <w:bCs/>
+          <w:sz w:val="28"/>
+          <w:szCs w:val="28"/>
+        </w:rPr>
+      </w:pPr>
+      <w:r>
+        <w:rPr>
+          <w:b/>
+          <w:bCs/>
+          <w:sz w:val="28"/>
+          <w:szCs w:val="28"/>
+        </w:rPr>
+        <w:t>This structured methodology ensured that the system was developed efficiently and meets user requirements effectively.</w:t>
+      </w:r>
+    </w:p>
+    <w:p>
+      <w:pPr>
+        <w:spacing w:line="360" w:lineRule="auto"/>
+        <w:jc w:val="both"/>
+        <w:rPr>
+          <w:b/>
+          <w:bCs/>
+          <w:sz w:val="28"/>
+          <w:szCs w:val="28"/>
+        </w:rPr>
+      </w:pPr>
+    </w:p>
+    <w:p>
+      <w:pPr>
+        <w:spacing w:line="360" w:lineRule="auto"/>
+        <w:jc w:val="both"/>
+        <w:rPr>
+          <w:b/>
+          <w:bCs/>
+          <w:sz w:val="28"/>
+          <w:szCs w:val="28"/>
+        </w:rPr>
+      </w:pPr>
+    </w:p>
+    <w:p>
+      <w:pPr>
+        <w:spacing w:line="360" w:lineRule="auto"/>
+        <w:jc w:val="both"/>
+        <w:rPr>
+          <w:b/>
+          <w:bCs/>
+          <w:sz w:val="28"/>
+          <w:szCs w:val="28"/>
+        </w:rPr>
+      </w:pPr>
+    </w:p>
+    <w:p>
+      <w:pPr>
+        <w:spacing w:line="360" w:lineRule="auto"/>
+        <w:jc w:val="both"/>
+        <w:rPr>
+          <w:b/>
+          <w:bCs/>
+          <w:sz w:val="28"/>
+          <w:szCs w:val="28"/>
+        </w:rPr>
+      </w:pPr>
+    </w:p>
+    <w:p>
+      <w:pPr>
+        <w:spacing w:line="360" w:lineRule="auto"/>
+        <w:jc w:val="both"/>
+        <w:rPr>
+          <w:b/>
+          <w:bCs/>
+          <w:sz w:val="28"/>
+          <w:szCs w:val="28"/>
+        </w:rPr>
+      </w:pPr>
+    </w:p>
+    <w:p>
+      <w:pPr>
+        <w:spacing w:line="360" w:lineRule="auto"/>
+        <w:jc w:val="both"/>
+        <w:rPr>
+          <w:b/>
+          <w:bCs/>
+          <w:sz w:val="28"/>
+          <w:szCs w:val="28"/>
+        </w:rPr>
+      </w:pPr>
+    </w:p>
+    <w:p>
+      <w:pPr>
+        <w:spacing w:line="360" w:lineRule="auto"/>
+        <w:jc w:val="both"/>
+        <w:rPr>
+          <w:b/>
+          <w:bCs/>
+          <w:sz w:val="28"/>
+          <w:szCs w:val="28"/>
+        </w:rPr>
+      </w:pPr>
+    </w:p>
+    <w:p>
+      <w:pPr>
+        <w:spacing w:line="360" w:lineRule="auto"/>
+        <w:jc w:val="both"/>
+        <w:rPr>
+          <w:b/>
+          <w:bCs/>
+          <w:sz w:val="28"/>
+          <w:szCs w:val="28"/>
+        </w:rPr>
+      </w:pPr>
+    </w:p>
+    <w:p>
+      <w:pPr>
+        <w:spacing w:line="360" w:lineRule="auto"/>
+        <w:jc w:val="both"/>
+        <w:rPr>
+          <w:b/>
+          <w:bCs/>
+          <w:sz w:val="28"/>
+          <w:szCs w:val="28"/>
+        </w:rPr>
+      </w:pPr>
+    </w:p>
+    <w:p>
+      <w:pPr>
+        <w:spacing w:line="360" w:lineRule="auto"/>
+        <w:jc w:val="both"/>
+        <w:rPr>
+          <w:b/>
+          <w:bCs/>
+          <w:sz w:val="28"/>
+          <w:szCs w:val="28"/>
+        </w:rPr>
+      </w:pPr>
+    </w:p>
+    <w:p>
+      <w:pPr>
+        <w:spacing w:line="360" w:lineRule="auto"/>
+        <w:jc w:val="both"/>
+        <w:rPr>
+          <w:b/>
+          <w:bCs/>
+          <w:sz w:val="28"/>
+          <w:szCs w:val="28"/>
+        </w:rPr>
+      </w:pPr>
+    </w:p>
+    <w:p>
+      <w:pPr>
+        <w:spacing w:line="360" w:lineRule="auto"/>
+        <w:jc w:val="both"/>
+        <w:rPr>
+          <w:b/>
+          <w:bCs/>
+          <w:sz w:val="28"/>
+          <w:szCs w:val="28"/>
+        </w:rPr>
+      </w:pPr>
+    </w:p>
+    <w:p>
+      <w:pPr>
+        <w:spacing w:line="360" w:lineRule="auto"/>
+        <w:jc w:val="both"/>
+        <w:rPr>
+          <w:b/>
+          <w:bCs/>
+          <w:sz w:val="28"/>
+          <w:szCs w:val="28"/>
+        </w:rPr>
+      </w:pPr>
+    </w:p>
+    <w:p>
+      <w:pPr>
+        <w:spacing w:line="360" w:lineRule="auto"/>
+        <w:jc w:val="both"/>
+        <w:rPr>
+          <w:b/>
+          <w:bCs/>
+          <w:sz w:val="28"/>
+          <w:szCs w:val="28"/>
+        </w:rPr>
+      </w:pPr>
+    </w:p>
+    <w:p>
+      <w:pPr>
+        <w:spacing w:line="360" w:lineRule="auto"/>
+        <w:jc w:val="both"/>
+        <w:rPr>
+          <w:b/>
+          <w:bCs/>
+          <w:sz w:val="28"/>
+          <w:szCs w:val="28"/>
+        </w:rPr>
+      </w:pPr>
+    </w:p>
+    <w:p>
+      <w:pPr>
+        <w:spacing w:line="360" w:lineRule="auto"/>
+        <w:jc w:val="both"/>
+        <w:rPr>
+          <w:b/>
+          <w:bCs/>
+          <w:sz w:val="28"/>
+          <w:szCs w:val="28"/>
+        </w:rPr>
+      </w:pPr>
+    </w:p>
+    <w:p>
+      <w:pPr>
+        <w:spacing w:line="360" w:lineRule="auto"/>
+        <w:jc w:val="both"/>
+        <w:rPr>
+          <w:b/>
+          <w:bCs/>
+          <w:sz w:val="28"/>
+          <w:szCs w:val="28"/>
+        </w:rPr>
+      </w:pPr>
+      <w:r>
+        <w:rPr>
+          <w:b/>
+          <w:bCs/>
+          <w:sz w:val="28"/>
+          <w:szCs w:val="28"/>
+        </w:rPr>
+        <w:lastRenderedPageBreak/>
+        <w:t>7. System Architecture</w:t>
+      </w:r>
+    </w:p>
+    <w:p>
+      <w:pPr>
+        <w:spacing w:line="360" w:lineRule="auto"/>
+        <w:jc w:val="both"/>
+        <w:rPr>
+          <w:b/>
+          <w:bCs/>
+          <w:sz w:val="28"/>
+          <w:szCs w:val="28"/>
+        </w:rPr>
+      </w:pPr>
+    </w:p>
+    <w:p>
+      <w:pPr>
+        <w:spacing w:line="360" w:lineRule="auto"/>
+        <w:jc w:val="both"/>
+        <w:rPr>
+          <w:b/>
+          <w:bCs/>
+          <w:sz w:val="28"/>
+          <w:szCs w:val="28"/>
+        </w:rPr>
+      </w:pPr>
+      <w:r>
+        <w:rPr>
+          <w:b/>
+          <w:bCs/>
+          <w:sz w:val="28"/>
+          <w:szCs w:val="28"/>
+        </w:rPr>
+        <w:t>The Doctor Appointment System follows the Model-View-Controller (MVC) architecture, which helps in organizing the application into separate components for better maintainability and scalability.</w:t>
+      </w:r>
+    </w:p>
+    <w:p>
+      <w:pPr>
+        <w:spacing w:line="360" w:lineRule="auto"/>
+        <w:jc w:val="both"/>
+        <w:rPr>
+          <w:b/>
+          <w:bCs/>
+          <w:sz w:val="28"/>
+          <w:szCs w:val="28"/>
+        </w:rPr>
+      </w:pPr>
+      <w:r>
+        <w:rPr>
+          <w:b/>
+          <w:bCs/>
+          <w:sz w:val="28"/>
+          <w:szCs w:val="28"/>
+        </w:rPr>
+        <w:t>The Model component represents the database structure and handles data operations. It includes tables such as Doctor, Patient, and Appointment. Each model defines attributes and relationships, ensuring proper data storage and retrieval.</w:t>
+      </w:r>
+    </w:p>
+    <w:p>
+      <w:pPr>
+        <w:spacing w:line="360" w:lineRule="auto"/>
+        <w:jc w:val="both"/>
+        <w:rPr>
+          <w:b/>
+          <w:bCs/>
+          <w:sz w:val="28"/>
+          <w:szCs w:val="28"/>
+        </w:rPr>
+      </w:pPr>
+      <w:r>
+        <w:rPr>
+          <w:b/>
+          <w:bCs/>
+          <w:sz w:val="28"/>
+          <w:szCs w:val="28"/>
+        </w:rPr>
+        <w:t>The View component is responsible for presenting data to users. It uses Django templates to display information such as doctor schedules, appointment forms, and booking details. Separate interfaces are provided for doctors and patients to improve usability.</w:t>
+      </w:r>
+    </w:p>
+    <w:p>
+      <w:pPr>
+        <w:spacing w:line="360" w:lineRule="auto"/>
+        <w:jc w:val="both"/>
+        <w:rPr>
+          <w:b/>
+          <w:bCs/>
+          <w:sz w:val="28"/>
+          <w:szCs w:val="28"/>
+        </w:rPr>
+      </w:pPr>
+      <w:r>
+        <w:rPr>
+          <w:b/>
+          <w:bCs/>
+          <w:sz w:val="28"/>
+          <w:szCs w:val="28"/>
+        </w:rPr>
+        <w:t>The Controller handles the business logic of the system. It processes user requests and performs operations such as appointment booking, token generation, queue management, and email notifications.</w:t>
+      </w:r>
+    </w:p>
+    <w:p>
+      <w:pPr>
+        <w:spacing w:line="360" w:lineRule="auto"/>
+        <w:jc w:val="both"/>
+        <w:rPr>
+          <w:b/>
+          <w:bCs/>
+          <w:sz w:val="28"/>
+          <w:szCs w:val="28"/>
+        </w:rPr>
+      </w:pPr>
+      <w:r>
+        <w:rPr>
+          <w:b/>
+          <w:bCs/>
+          <w:sz w:val="28"/>
+          <w:szCs w:val="28"/>
+        </w:rPr>
+        <w:t>The MVC architecture ensures separation of concerns, making the system easier to maintain and extend. It also improves code reusability and supports scalability.</w:t>
+      </w:r>
+    </w:p>
+    <w:p>
+      <w:pPr>
+        <w:spacing w:line="360" w:lineRule="auto"/>
+        <w:jc w:val="both"/>
+        <w:rPr>
+          <w:b/>
+          <w:bCs/>
+          <w:sz w:val="28"/>
+          <w:szCs w:val="28"/>
+        </w:rPr>
+      </w:pPr>
+    </w:p>
+    <w:p>
+      <w:pPr>
+        <w:spacing w:line="360" w:lineRule="auto"/>
+        <w:jc w:val="both"/>
+        <w:rPr>
+          <w:b/>
+          <w:bCs/>
+          <w:sz w:val="28"/>
+          <w:szCs w:val="28"/>
+        </w:rPr>
+      </w:pPr>
+      <w:r>
+        <w:rPr>
+          <w:b/>
+          <w:bCs/>
+          <w:sz w:val="28"/>
+          <w:szCs w:val="28"/>
+        </w:rPr>
+        <w:t xml:space="preserve">8. Database Design </w:t>
+      </w:r>
+    </w:p>
+    <w:p>
+      <w:pPr>
+        <w:spacing w:line="360" w:lineRule="auto"/>
+        <w:jc w:val="both"/>
+        <w:rPr>
+          <w:b/>
+          <w:bCs/>
+          <w:sz w:val="28"/>
+          <w:szCs w:val="28"/>
+        </w:rPr>
+      </w:pPr>
+      <w:r>
+        <w:rPr>
+          <w:b/>
+          <w:bCs/>
+          <w:sz w:val="28"/>
+          <w:szCs w:val="28"/>
+        </w:rPr>
+        <w:t>The database design of the Doctor Appointment System ensures efficient storage and management of data.</w:t>
+      </w:r>
+    </w:p>
+    <w:p>
+      <w:pPr>
+        <w:spacing w:line="360" w:lineRule="auto"/>
+        <w:jc w:val="both"/>
+        <w:rPr>
+          <w:b/>
+          <w:bCs/>
+          <w:sz w:val="28"/>
+          <w:szCs w:val="28"/>
+        </w:rPr>
+      </w:pPr>
+      <w:r>
+        <w:rPr>
+          <w:b/>
+          <w:bCs/>
+          <w:sz w:val="28"/>
+          <w:szCs w:val="28"/>
+        </w:rPr>
+        <w:lastRenderedPageBreak/>
+        <w:t>The Doctor Table stores information about doctors, including their availability, consultation timings, and contact details. The Patient Table stores patient information such as name, email, and phone number.</w:t>
+      </w:r>
+    </w:p>
+    <w:p>
+      <w:pPr>
+        <w:spacing w:line="360" w:lineRule="auto"/>
+        <w:jc w:val="both"/>
+        <w:rPr>
+          <w:b/>
+          <w:bCs/>
+          <w:sz w:val="28"/>
+          <w:szCs w:val="28"/>
+        </w:rPr>
+      </w:pPr>
+      <w:r>
+        <w:rPr>
+          <w:b/>
+          <w:bCs/>
+          <w:sz w:val="28"/>
+          <w:szCs w:val="28"/>
+        </w:rPr>
+        <w:t>The Appointment Table is the core of the system. It stores details about each appointment, including doctor ID, patient ID, date, token number, and status.</w:t>
+      </w:r>
+    </w:p>
+    <w:p>
+      <w:pPr>
+        <w:spacing w:line="360" w:lineRule="auto"/>
+        <w:jc w:val="both"/>
+        <w:rPr>
+          <w:b/>
+          <w:bCs/>
+          <w:sz w:val="28"/>
+          <w:szCs w:val="28"/>
+        </w:rPr>
+      </w:pPr>
+      <w:r>
+        <w:rPr>
+          <w:b/>
+          <w:bCs/>
+          <w:sz w:val="28"/>
+          <w:szCs w:val="28"/>
+        </w:rPr>
+        <w:t>Relationships between tables are established using foreign keys. For example, each appointment is linked to a doctor and a patient. This ensures data consistency and integrity.</w:t>
+      </w:r>
+    </w:p>
+    <w:p>
+      <w:pPr>
+        <w:spacing w:line="360" w:lineRule="auto"/>
+        <w:jc w:val="both"/>
+        <w:rPr>
+          <w:b/>
+          <w:bCs/>
+          <w:sz w:val="28"/>
+          <w:szCs w:val="28"/>
+        </w:rPr>
+      </w:pPr>
+      <w:r>
+        <w:rPr>
+          <w:b/>
+          <w:bCs/>
+          <w:sz w:val="28"/>
+          <w:szCs w:val="28"/>
+        </w:rPr>
+        <w:t>Constraints such as primary keys and validation rules are implemented to prevent invalid data entry.</w:t>
+      </w:r>
+    </w:p>
+    <w:p>
+      <w:pPr>
+        <w:spacing w:line="360" w:lineRule="auto"/>
+        <w:jc w:val="both"/>
+        <w:rPr>
+          <w:b/>
+          <w:bCs/>
+          <w:sz w:val="28"/>
+          <w:szCs w:val="28"/>
+        </w:rPr>
+      </w:pPr>
+    </w:p>
+    <w:p>
+      <w:pPr>
+        <w:spacing w:line="360" w:lineRule="auto"/>
+        <w:jc w:val="both"/>
+        <w:rPr>
+          <w:b/>
+          <w:bCs/>
+          <w:sz w:val="28"/>
+          <w:szCs w:val="28"/>
+        </w:rPr>
+      </w:pPr>
+    </w:p>
+    <w:p>
+      <w:pPr>
+        <w:spacing w:line="360" w:lineRule="auto"/>
+        <w:jc w:val="both"/>
+        <w:rPr>
+          <w:b/>
+          <w:bCs/>
+          <w:sz w:val="28"/>
+          <w:szCs w:val="28"/>
+        </w:rPr>
+      </w:pPr>
+    </w:p>
+    <w:p>
+      <w:pPr>
+        <w:spacing w:line="360" w:lineRule="auto"/>
+        <w:jc w:val="both"/>
+        <w:rPr>
+          <w:b/>
+          <w:bCs/>
+          <w:sz w:val="28"/>
+          <w:szCs w:val="28"/>
+        </w:rPr>
+      </w:pPr>
+    </w:p>
+    <w:p>
+      <w:pPr>
+        <w:spacing w:line="360" w:lineRule="auto"/>
+        <w:jc w:val="both"/>
+        <w:rPr>
+          <w:b/>
+          <w:bCs/>
+          <w:sz w:val="28"/>
+          <w:szCs w:val="28"/>
+        </w:rPr>
+      </w:pPr>
+    </w:p>
+    <w:p>
+      <w:pPr>
+        <w:spacing w:line="360" w:lineRule="auto"/>
+        <w:jc w:val="both"/>
+        <w:rPr>
+          <w:b/>
+          <w:bCs/>
+          <w:sz w:val="28"/>
+          <w:szCs w:val="28"/>
+        </w:rPr>
+      </w:pPr>
+    </w:p>
+    <w:p>
+      <w:pPr>
+        <w:spacing w:line="360" w:lineRule="auto"/>
+        <w:jc w:val="both"/>
+        <w:rPr>
+          <w:b/>
+          <w:bCs/>
+          <w:sz w:val="28"/>
+          <w:szCs w:val="28"/>
+        </w:rPr>
+      </w:pPr>
+    </w:p>
+    <w:p>
+      <w:pPr>
+        <w:spacing w:line="360" w:lineRule="auto"/>
+        <w:jc w:val="both"/>
+        <w:rPr>
+          <w:b/>
+          <w:bCs/>
+          <w:sz w:val="28"/>
+          <w:szCs w:val="28"/>
+        </w:rPr>
+      </w:pPr>
+    </w:p>
+    <w:p>
+      <w:pPr>
+        <w:spacing w:line="360" w:lineRule="auto"/>
+        <w:jc w:val="both"/>
+        <w:rPr>
+          <w:b/>
+          <w:bCs/>
+          <w:sz w:val="28"/>
+          <w:szCs w:val="28"/>
+        </w:rPr>
+      </w:pPr>
+    </w:p>
+    <w:p>
+      <w:pPr>
+        <w:spacing w:line="360" w:lineRule="auto"/>
+        <w:jc w:val="both"/>
+        <w:rPr>
+          <w:b/>
+          <w:bCs/>
+          <w:sz w:val="28"/>
+          <w:szCs w:val="28"/>
+        </w:rPr>
+      </w:pPr>
+    </w:p>
+    <w:p>
+      <w:pPr>
+        <w:spacing w:line="360" w:lineRule="auto"/>
+        <w:jc w:val="both"/>
+        <w:rPr>
+          <w:b/>
+          <w:bCs/>
+          <w:sz w:val="28"/>
+          <w:szCs w:val="28"/>
+        </w:rPr>
+      </w:pPr>
+    </w:p>
+    <w:p>
+      <w:pPr>
+        <w:spacing w:line="360" w:lineRule="auto"/>
+        <w:jc w:val="both"/>
+        <w:rPr>
+          <w:b/>
+          <w:bCs/>
+          <w:sz w:val="28"/>
+          <w:szCs w:val="28"/>
+        </w:rPr>
+      </w:pPr>
+    </w:p>
+    <w:p>
+      <w:pPr>
+        <w:spacing w:line="360" w:lineRule="auto"/>
+        <w:jc w:val="both"/>
+        <w:rPr>
+          <w:b/>
+          <w:bCs/>
+          <w:sz w:val="28"/>
+          <w:szCs w:val="28"/>
+        </w:rPr>
+      </w:pPr>
+      <w:r>
+        <w:rPr>
+          <w:b/>
+          <w:bCs/>
+          <w:sz w:val="28"/>
+          <w:szCs w:val="28"/>
+        </w:rPr>
+        <w:lastRenderedPageBreak/>
+        <w:t>9. System Workflow</w:t>
+      </w:r>
+    </w:p>
+    <w:p>
+      <w:pPr>
+        <w:spacing w:line="360" w:lineRule="auto"/>
+        <w:jc w:val="both"/>
+        <w:rPr>
+          <w:b/>
+          <w:bCs/>
+          <w:sz w:val="28"/>
+          <w:szCs w:val="28"/>
+        </w:rPr>
+      </w:pPr>
+      <w:r>
+        <w:rPr>
+          <w:b/>
+          <w:bCs/>
+          <w:sz w:val="28"/>
+          <w:szCs w:val="28"/>
+        </w:rPr>
+        <w:t>The system follows a structured workflow to ensure smooth operation.</w:t>
+      </w:r>
+    </w:p>
+    <w:p>
+      <w:pPr>
+        <w:spacing w:line="360" w:lineRule="auto"/>
+        <w:jc w:val="both"/>
+        <w:rPr>
+          <w:b/>
+          <w:bCs/>
+          <w:sz w:val="28"/>
+          <w:szCs w:val="28"/>
+        </w:rPr>
+      </w:pPr>
+      <w:r>
+        <w:rPr>
+          <w:b/>
+          <w:bCs/>
+          <w:sz w:val="28"/>
+          <w:szCs w:val="28"/>
+        </w:rPr>
+        <w:t>In the Patient Workflow, users select a doctor, choose a date, and book an appointment. The system assigns a token number and calculates the estimated consultation time.</w:t>
+      </w:r>
+    </w:p>
+    <w:p>
+      <w:pPr>
+        <w:spacing w:line="360" w:lineRule="auto"/>
+        <w:jc w:val="both"/>
+        <w:rPr>
+          <w:b/>
+          <w:bCs/>
+          <w:sz w:val="28"/>
+          <w:szCs w:val="28"/>
+        </w:rPr>
+      </w:pPr>
+      <w:r>
+        <w:rPr>
+          <w:b/>
+          <w:bCs/>
+          <w:sz w:val="28"/>
+          <w:szCs w:val="28"/>
+        </w:rPr>
+        <w:t>In the Doctor Workflow, doctors manage their schedules and view patient bookings. They can update appointment statuses and manage their daily workflow.</w:t>
+      </w:r>
+    </w:p>
+    <w:p>
+      <w:pPr>
+        <w:spacing w:line="360" w:lineRule="auto"/>
+        <w:jc w:val="both"/>
+        <w:rPr>
+          <w:b/>
+          <w:bCs/>
+          <w:sz w:val="28"/>
+          <w:szCs w:val="28"/>
+        </w:rPr>
+      </w:pPr>
+      <w:r>
+        <w:rPr>
+          <w:b/>
+          <w:bCs/>
+          <w:sz w:val="28"/>
+          <w:szCs w:val="28"/>
+        </w:rPr>
+        <w:t>In the Admin Workflow, administrators monitor system activities and manage users.</w:t>
+      </w:r>
+    </w:p>
+    <w:p>
+      <w:pPr>
+        <w:spacing w:line="360" w:lineRule="auto"/>
+        <w:jc w:val="both"/>
+        <w:rPr>
+          <w:b/>
+          <w:bCs/>
+          <w:sz w:val="28"/>
+          <w:szCs w:val="28"/>
+        </w:rPr>
+      </w:pPr>
+      <w:r>
+        <w:rPr>
+          <w:b/>
+          <w:bCs/>
+          <w:sz w:val="28"/>
+          <w:szCs w:val="28"/>
+        </w:rPr>
+        <w:t>This workflow ensures efficient coordination between all users.</w:t>
+      </w:r>
+    </w:p>
+    <w:p>
+      <w:pPr>
+        <w:spacing w:line="360" w:lineRule="auto"/>
+        <w:jc w:val="both"/>
+        <w:rPr>
+          <w:b/>
+          <w:bCs/>
+          <w:sz w:val="28"/>
+          <w:szCs w:val="28"/>
+        </w:rPr>
+      </w:pPr>
+    </w:p>
+    <w:p>
+      <w:pPr>
+        <w:spacing w:line="360" w:lineRule="auto"/>
+        <w:jc w:val="both"/>
+        <w:rPr>
+          <w:b/>
+          <w:bCs/>
+          <w:sz w:val="28"/>
+          <w:szCs w:val="28"/>
+        </w:rPr>
+      </w:pPr>
+      <w:r>
+        <w:rPr>
+          <w:b/>
+          <w:bCs/>
+          <w:sz w:val="28"/>
+          <w:szCs w:val="28"/>
+        </w:rPr>
+        <w:t xml:space="preserve">10. User Interface Design </w:t>
+      </w:r>
+    </w:p>
+    <w:p>
+      <w:pPr>
+        <w:spacing w:line="360" w:lineRule="auto"/>
+        <w:jc w:val="both"/>
+        <w:rPr>
+          <w:b/>
+          <w:bCs/>
+          <w:sz w:val="28"/>
+          <w:szCs w:val="28"/>
+        </w:rPr>
+      </w:pPr>
+      <w:r>
+        <w:rPr>
+          <w:b/>
+          <w:bCs/>
+          <w:sz w:val="28"/>
+          <w:szCs w:val="28"/>
+        </w:rPr>
+        <w:t>The user interface is designed to be simple, intuitive, and responsive.</w:t>
+      </w:r>
+    </w:p>
+    <w:p>
+      <w:pPr>
+        <w:spacing w:line="360" w:lineRule="auto"/>
+        <w:jc w:val="both"/>
+        <w:rPr>
+          <w:b/>
+          <w:bCs/>
+          <w:sz w:val="28"/>
+          <w:szCs w:val="28"/>
+        </w:rPr>
+      </w:pPr>
+      <w:r>
+        <w:rPr>
+          <w:b/>
+          <w:bCs/>
+          <w:sz w:val="28"/>
+          <w:szCs w:val="28"/>
+        </w:rPr>
+        <w:t>The system includes pages such as:</w:t>
       </w:r>
     </w:p>
     <w:p>
       <w:pPr>
         <w:numPr>
           <w:ilvl w:val="0"/>
-          <w:numId w:val="1"/>
+          <w:numId w:val="14"/>
         </w:numPr>
-      </w:pPr>
-      <w:r>
-        <w:t>To minimize manual errors and improve the efficiency of healthcare scheduling.</w:t>
-      </w:r>
-    </w:p>
-    <w:p/>
-    <w:p>
-      <w:pPr>
-        <w:rPr>
-          <w:b/>
-          <w:bCs/>
-        </w:rPr>
-      </w:pPr>
-      <w:r>
-        <w:rPr>
-          <w:b/>
-          <w:bCs/>
-        </w:rPr>
-        <w:t>3. Features</w:t>
-      </w:r>
-    </w:p>
-    <w:p>
-      <w:pPr>
-        <w:rPr>
-          <w:b/>
-          <w:bCs/>
-        </w:rPr>
-      </w:pPr>
-      <w:r>
-        <w:rPr>
-          <w:b/>
-          <w:bCs/>
-        </w:rPr>
-        <w:t>Doctor Features</w:t>
+        <w:spacing w:line="360" w:lineRule="auto"/>
+        <w:jc w:val="both"/>
+        <w:rPr>
+          <w:b/>
+          <w:bCs/>
+          <w:sz w:val="28"/>
+          <w:szCs w:val="28"/>
+        </w:rPr>
+      </w:pPr>
+      <w:r>
+        <w:rPr>
+          <w:b/>
+          <w:bCs/>
+          <w:sz w:val="28"/>
+          <w:szCs w:val="28"/>
+        </w:rPr>
+        <w:t>Home Page</w:t>
       </w:r>
     </w:p>
     <w:p>
       <w:pPr>
         <w:numPr>
           <w:ilvl w:val="0"/>
-          <w:numId w:val="2"/>
+          <w:numId w:val="14"/>
         </w:numPr>
-      </w:pPr>
-      <w:r>
-        <w:t>Create and manage appointment slots with start and end times.</w:t>
+        <w:spacing w:line="360" w:lineRule="auto"/>
+        <w:jc w:val="both"/>
+        <w:rPr>
+          <w:b/>
+          <w:bCs/>
+          <w:sz w:val="28"/>
+          <w:szCs w:val="28"/>
+        </w:rPr>
+      </w:pPr>
+      <w:r>
+        <w:rPr>
+          <w:b/>
+          <w:bCs/>
+          <w:sz w:val="28"/>
+          <w:szCs w:val="28"/>
+        </w:rPr>
+        <w:t>Doctor Listing Page</w:t>
       </w:r>
     </w:p>
     <w:p>
       <w:pPr>
         <w:numPr>
           <w:ilvl w:val="0"/>
-          <w:numId w:val="2"/>
+          <w:numId w:val="14"/>
         </w:numPr>
-      </w:pPr>
-      <w:r>
-        <w:t>Set average consultation time per patient for queue management.</w:t>
+        <w:spacing w:line="360" w:lineRule="auto"/>
+        <w:jc w:val="both"/>
+        <w:rPr>
+          <w:b/>
+          <w:bCs/>
+          <w:sz w:val="28"/>
+          <w:szCs w:val="28"/>
+        </w:rPr>
+      </w:pPr>
+      <w:r>
+        <w:rPr>
+          <w:b/>
+          <w:bCs/>
+          <w:sz w:val="28"/>
+          <w:szCs w:val="28"/>
+        </w:rPr>
+        <w:t>Appointment Booking Page</w:t>
       </w:r>
     </w:p>
     <w:p>
       <w:pPr>
         <w:numPr>
           <w:ilvl w:val="0"/>
-          <w:numId w:val="2"/>
+          <w:numId w:val="14"/>
         </w:numPr>
-      </w:pPr>
-      <w:r>
-        <w:t>View and manage patient bookings and statuses.</w:t>
+        <w:spacing w:line="360" w:lineRule="auto"/>
+        <w:jc w:val="both"/>
+        <w:rPr>
+          <w:b/>
+          <w:bCs/>
+          <w:sz w:val="28"/>
+          <w:szCs w:val="28"/>
+        </w:rPr>
+      </w:pPr>
+      <w:r>
+        <w:rPr>
+          <w:b/>
+          <w:bCs/>
+          <w:sz w:val="28"/>
+          <w:szCs w:val="28"/>
+        </w:rPr>
+        <w:t>Confirmation Page</w:t>
       </w:r>
     </w:p>
     <w:p>
       <w:pPr>
         <w:numPr>
           <w:ilvl w:val="0"/>
-          <w:numId w:val="2"/>
+          <w:numId w:val="14"/>
         </w:numPr>
-      </w:pPr>
-      <w:r>
-        <w:t>Download or export patient lists for administrative purposes.</w:t>
-      </w:r>
-    </w:p>
-    <w:p>
-      <w:pPr>
-        <w:rPr>
-          <w:b/>
-          <w:bCs/>
-        </w:rPr>
-      </w:pPr>
-      <w:r>
-        <w:rPr>
-          <w:b/>
-          <w:bCs/>
-        </w:rPr>
-        <w:t>Patient Features</w:t>
+        <w:spacing w:line="360" w:lineRule="auto"/>
+        <w:jc w:val="both"/>
+        <w:rPr>
+          <w:b/>
+          <w:bCs/>
+          <w:sz w:val="28"/>
+          <w:szCs w:val="28"/>
+        </w:rPr>
+      </w:pPr>
+      <w:r>
+        <w:rPr>
+          <w:b/>
+          <w:bCs/>
+          <w:sz w:val="28"/>
+          <w:szCs w:val="28"/>
+        </w:rPr>
+        <w:t>Admin Dashboard</w:t>
+      </w:r>
+    </w:p>
+    <w:p>
+      <w:pPr>
+        <w:spacing w:line="360" w:lineRule="auto"/>
+        <w:jc w:val="both"/>
+        <w:rPr>
+          <w:b/>
+          <w:bCs/>
+          <w:sz w:val="28"/>
+          <w:szCs w:val="28"/>
+        </w:rPr>
+      </w:pPr>
+      <w:r>
+        <w:rPr>
+          <w:b/>
+          <w:bCs/>
+          <w:sz w:val="28"/>
+          <w:szCs w:val="28"/>
+        </w:rPr>
+        <w:t>The UI uses clean layouts and easy navigation to enhance user experience.</w:t>
+      </w:r>
+    </w:p>
+    <w:p>
+      <w:pPr>
+        <w:spacing w:line="360" w:lineRule="auto"/>
+        <w:jc w:val="both"/>
+        <w:rPr>
+          <w:b/>
+          <w:bCs/>
+          <w:sz w:val="28"/>
+          <w:szCs w:val="28"/>
+        </w:rPr>
+      </w:pPr>
+    </w:p>
+    <w:p>
+      <w:pPr>
+        <w:spacing w:line="360" w:lineRule="auto"/>
+        <w:jc w:val="both"/>
+        <w:rPr>
+          <w:b/>
+          <w:bCs/>
+          <w:sz w:val="28"/>
+          <w:szCs w:val="28"/>
+        </w:rPr>
+      </w:pPr>
+      <w:r>
+        <w:rPr>
+          <w:b/>
+          <w:bCs/>
+          <w:sz w:val="28"/>
+          <w:szCs w:val="28"/>
+        </w:rPr>
+        <w:lastRenderedPageBreak/>
+        <w:t xml:space="preserve">11. Testing and Validation </w:t>
+      </w:r>
+    </w:p>
+    <w:p>
+      <w:pPr>
+        <w:spacing w:line="360" w:lineRule="auto"/>
+        <w:jc w:val="both"/>
+        <w:rPr>
+          <w:b/>
+          <w:bCs/>
+          <w:sz w:val="28"/>
+          <w:szCs w:val="28"/>
+        </w:rPr>
+      </w:pPr>
+      <w:r>
+        <w:rPr>
+          <w:b/>
+          <w:bCs/>
+          <w:sz w:val="28"/>
+          <w:szCs w:val="28"/>
+        </w:rPr>
+        <w:t>Testing ensures system reliability.</w:t>
       </w:r>
     </w:p>
     <w:p>
       <w:pPr>
         <w:numPr>
           <w:ilvl w:val="0"/>
-          <w:numId w:val="3"/>
+          <w:numId w:val="15"/>
         </w:numPr>
-      </w:pPr>
-      <w:r>
-        <w:t>Book appointments by selecting doctor and date.</w:t>
+        <w:spacing w:line="360" w:lineRule="auto"/>
+        <w:jc w:val="both"/>
+        <w:rPr>
+          <w:b/>
+          <w:bCs/>
+          <w:sz w:val="28"/>
+          <w:szCs w:val="28"/>
+        </w:rPr>
+      </w:pPr>
+      <w:r>
+        <w:rPr>
+          <w:b/>
+          <w:bCs/>
+          <w:sz w:val="28"/>
+          <w:szCs w:val="28"/>
+        </w:rPr>
+        <w:t>Unit testing checks individual components</w:t>
       </w:r>
     </w:p>
     <w:p>
       <w:pPr>
         <w:numPr>
           <w:ilvl w:val="0"/>
-          <w:numId w:val="3"/>
+          <w:numId w:val="15"/>
         </w:numPr>
-      </w:pPr>
-      <w:r>
-        <w:t>Receive a unique token number and estimated start time.</w:t>
+        <w:spacing w:line="360" w:lineRule="auto"/>
+        <w:jc w:val="both"/>
+        <w:rPr>
+          <w:b/>
+          <w:bCs/>
+          <w:sz w:val="28"/>
+          <w:szCs w:val="28"/>
+        </w:rPr>
+      </w:pPr>
+      <w:r>
+        <w:rPr>
+          <w:b/>
+          <w:bCs/>
+          <w:sz w:val="28"/>
+          <w:szCs w:val="28"/>
+        </w:rPr>
+        <w:t>Integration testing verifies workflows</w:t>
       </w:r>
     </w:p>
     <w:p>
       <w:pPr>
         <w:numPr>
           <w:ilvl w:val="0"/>
-          <w:numId w:val="3"/>
+          <w:numId w:val="15"/>
         </w:numPr>
-      </w:pPr>
-      <w:r>
-        <w:t>View booking confirmation with email notification.</w:t>
+        <w:spacing w:line="360" w:lineRule="auto"/>
+        <w:jc w:val="both"/>
+        <w:rPr>
+          <w:b/>
+          <w:bCs/>
+          <w:sz w:val="28"/>
+          <w:szCs w:val="28"/>
+        </w:rPr>
+      </w:pPr>
+      <w:r>
+        <w:rPr>
+          <w:b/>
+          <w:bCs/>
+          <w:sz w:val="28"/>
+          <w:szCs w:val="28"/>
+        </w:rPr>
+        <w:t>Validation ensures correct data entry</w:t>
+      </w:r>
+    </w:p>
+    <w:p>
+      <w:pPr>
+        <w:spacing w:line="360" w:lineRule="auto"/>
+        <w:jc w:val="both"/>
+        <w:rPr>
+          <w:b/>
+          <w:bCs/>
+          <w:sz w:val="28"/>
+          <w:szCs w:val="28"/>
+        </w:rPr>
+      </w:pPr>
+      <w:r>
+        <w:rPr>
+          <w:b/>
+          <w:bCs/>
+          <w:sz w:val="28"/>
+          <w:szCs w:val="28"/>
+        </w:rPr>
+        <w:t>Error handling mechanisms provide user-friendly messages</w:t>
+      </w:r>
+    </w:p>
+    <w:p>
+      <w:pPr>
+        <w:spacing w:line="360" w:lineRule="auto"/>
+        <w:jc w:val="both"/>
+        <w:rPr>
+          <w:b/>
+          <w:bCs/>
+          <w:sz w:val="28"/>
+          <w:szCs w:val="28"/>
+        </w:rPr>
+      </w:pPr>
+    </w:p>
+    <w:p>
+      <w:pPr>
+        <w:spacing w:line="360" w:lineRule="auto"/>
+        <w:jc w:val="both"/>
+        <w:rPr>
+          <w:b/>
+          <w:bCs/>
+          <w:sz w:val="28"/>
+          <w:szCs w:val="28"/>
+        </w:rPr>
+      </w:pPr>
+      <w:r>
+        <w:rPr>
+          <w:b/>
+          <w:bCs/>
+          <w:sz w:val="28"/>
+          <w:szCs w:val="28"/>
+        </w:rPr>
+        <w:t>12. Results and Outcomes</w:t>
+      </w:r>
+    </w:p>
+    <w:p>
+      <w:pPr>
+        <w:spacing w:line="360" w:lineRule="auto"/>
+        <w:jc w:val="both"/>
+        <w:rPr>
+          <w:b/>
+          <w:bCs/>
+          <w:sz w:val="28"/>
+          <w:szCs w:val="28"/>
+        </w:rPr>
+      </w:pPr>
+      <w:r>
+        <w:rPr>
+          <w:b/>
+          <w:bCs/>
+          <w:sz w:val="28"/>
+          <w:szCs w:val="28"/>
+        </w:rPr>
+        <w:t>The system successfully:</w:t>
       </w:r>
     </w:p>
     <w:p>
       <w:pPr>
         <w:numPr>
           <w:ilvl w:val="0"/>
-          <w:numId w:val="3"/>
+          <w:numId w:val="16"/>
         </w:numPr>
-      </w:pPr>
-      <w:r>
-        <w:t>Download appointment confirmation as PDF.</w:t>
+        <w:spacing w:line="360" w:lineRule="auto"/>
+        <w:jc w:val="both"/>
+        <w:rPr>
+          <w:b/>
+          <w:bCs/>
+          <w:sz w:val="28"/>
+          <w:szCs w:val="28"/>
+        </w:rPr>
+      </w:pPr>
+      <w:r>
+        <w:rPr>
+          <w:b/>
+          <w:bCs/>
+          <w:sz w:val="28"/>
+          <w:szCs w:val="28"/>
+        </w:rPr>
+        <w:t>Reduces waiting time</w:t>
       </w:r>
     </w:p>
     <w:p>
       <w:pPr>
         <w:numPr>
           <w:ilvl w:val="0"/>
-          <w:numId w:val="3"/>
+          <w:numId w:val="16"/>
         </w:numPr>
-      </w:pPr>
-      <w:r>
-        <w:t>View history of past appointments.</w:t>
-      </w:r>
-    </w:p>
-    <w:p>
-      <w:pPr>
-        <w:rPr>
-          <w:b/>
-          <w:bCs/>
-        </w:rPr>
-      </w:pPr>
-      <w:r>
-        <w:rPr>
-          <w:b/>
-          <w:bCs/>
-        </w:rPr>
-        <w:t>Admin Panel Features</w:t>
+        <w:spacing w:line="360" w:lineRule="auto"/>
+        <w:jc w:val="both"/>
+        <w:rPr>
+          <w:b/>
+          <w:bCs/>
+          <w:sz w:val="28"/>
+          <w:szCs w:val="28"/>
+        </w:rPr>
+      </w:pPr>
+      <w:r>
+        <w:rPr>
+          <w:b/>
+          <w:bCs/>
+          <w:sz w:val="28"/>
+          <w:szCs w:val="28"/>
+        </w:rPr>
+        <w:t>Improves scheduling efficiency</w:t>
       </w:r>
     </w:p>
     <w:p>
       <w:pPr>
         <w:numPr>
           <w:ilvl w:val="0"/>
-          <w:numId w:val="4"/>
+          <w:numId w:val="16"/>
         </w:numPr>
-      </w:pPr>
-      <w:r>
-        <w:lastRenderedPageBreak/>
-        <w:t>Full access to manage users, doctors, patients, and appointments.</w:t>
+        <w:spacing w:line="360" w:lineRule="auto"/>
+        <w:jc w:val="both"/>
+        <w:rPr>
+          <w:b/>
+          <w:bCs/>
+          <w:sz w:val="28"/>
+          <w:szCs w:val="28"/>
+        </w:rPr>
+      </w:pPr>
+      <w:r>
+        <w:rPr>
+          <w:b/>
+          <w:bCs/>
+          <w:sz w:val="28"/>
+          <w:szCs w:val="28"/>
+        </w:rPr>
+        <w:t>Automates communication</w:t>
       </w:r>
     </w:p>
     <w:p>
       <w:pPr>
         <w:numPr>
           <w:ilvl w:val="0"/>
-          <w:numId w:val="4"/>
+          <w:numId w:val="16"/>
         </w:numPr>
-      </w:pPr>
-      <w:r>
-        <w:t>Monitor overall system usage and patient bookings.</w:t>
-      </w:r>
-    </w:p>
-    <w:p>
-      <w:pPr>
-        <w:rPr>
-          <w:b/>
-          <w:bCs/>
-        </w:rPr>
-      </w:pPr>
-      <w:r>
-        <w:rPr>
-          <w:b/>
-          <w:bCs/>
-        </w:rPr>
-        <w:t>Booking Flow</w:t>
+        <w:spacing w:line="360" w:lineRule="auto"/>
+        <w:jc w:val="both"/>
+        <w:rPr>
+          <w:b/>
+          <w:bCs/>
+          <w:sz w:val="28"/>
+          <w:szCs w:val="28"/>
+        </w:rPr>
+      </w:pPr>
+      <w:r>
+        <w:rPr>
+          <w:b/>
+          <w:bCs/>
+          <w:sz w:val="28"/>
+          <w:szCs w:val="28"/>
+        </w:rPr>
+        <w:t>Enhances patient experience</w:t>
+      </w:r>
+    </w:p>
+    <w:p>
+      <w:pPr>
+        <w:spacing w:line="360" w:lineRule="auto"/>
+        <w:jc w:val="both"/>
+        <w:rPr>
+          <w:b/>
+          <w:bCs/>
+          <w:sz w:val="28"/>
+          <w:szCs w:val="28"/>
+        </w:rPr>
+      </w:pPr>
+    </w:p>
+    <w:p>
+      <w:pPr>
+        <w:spacing w:line="360" w:lineRule="auto"/>
+        <w:jc w:val="both"/>
+        <w:rPr>
+          <w:b/>
+          <w:bCs/>
+          <w:sz w:val="28"/>
+          <w:szCs w:val="28"/>
+        </w:rPr>
+      </w:pPr>
+      <w:r>
+        <w:rPr>
+          <w:b/>
+          <w:bCs/>
+          <w:sz w:val="28"/>
+          <w:szCs w:val="28"/>
+        </w:rPr>
+        <w:t>13. Advantages</w:t>
       </w:r>
     </w:p>
     <w:p>
       <w:pPr>
         <w:numPr>
           <w:ilvl w:val="0"/>
-          <w:numId w:val="5"/>
+          <w:numId w:val="17"/>
         </w:numPr>
-      </w:pPr>
-      <w:r>
-        <w:t>Patient selects a doctor and date.</w:t>
+        <w:spacing w:line="360" w:lineRule="auto"/>
+        <w:jc w:val="both"/>
+        <w:rPr>
+          <w:b/>
+          <w:bCs/>
+          <w:sz w:val="28"/>
+          <w:szCs w:val="28"/>
+        </w:rPr>
+      </w:pPr>
+      <w:r>
+        <w:rPr>
+          <w:b/>
+          <w:bCs/>
+          <w:sz w:val="28"/>
+          <w:szCs w:val="28"/>
+        </w:rPr>
+        <w:t>Easy to use</w:t>
       </w:r>
     </w:p>
     <w:p>
       <w:pPr>
         <w:numPr>
           <w:ilvl w:val="0"/>
-          <w:numId w:val="5"/>
+          <w:numId w:val="17"/>
         </w:numPr>
-      </w:pPr>
-      <w:r>
-        <w:t>Form pre-fills the doctor’s information.</w:t>
+        <w:spacing w:line="360" w:lineRule="auto"/>
+        <w:jc w:val="both"/>
+        <w:rPr>
+          <w:b/>
+          <w:bCs/>
+          <w:sz w:val="28"/>
+          <w:szCs w:val="28"/>
+        </w:rPr>
+      </w:pPr>
+      <w:r>
+        <w:rPr>
+          <w:b/>
+          <w:bCs/>
+          <w:sz w:val="28"/>
+          <w:szCs w:val="28"/>
+        </w:rPr>
+        <w:t>Reduces manual work</w:t>
       </w:r>
     </w:p>
     <w:p>
       <w:pPr>
         <w:numPr>
           <w:ilvl w:val="0"/>
-          <w:numId w:val="5"/>
+          <w:numId w:val="17"/>
         </w:numPr>
-      </w:pPr>
-      <w:r>
-        <w:t>Booking is confirmed with a token number.</w:t>
+        <w:spacing w:line="360" w:lineRule="auto"/>
+        <w:jc w:val="both"/>
+        <w:rPr>
+          <w:b/>
+          <w:bCs/>
+          <w:sz w:val="28"/>
+          <w:szCs w:val="28"/>
+        </w:rPr>
+      </w:pPr>
+      <w:r>
+        <w:rPr>
+          <w:b/>
+          <w:bCs/>
+          <w:sz w:val="28"/>
+          <w:szCs w:val="28"/>
+        </w:rPr>
+        <w:t>Improves accuracy</w:t>
       </w:r>
     </w:p>
     <w:p>
       <w:pPr>
         <w:numPr>
           <w:ilvl w:val="0"/>
-          <w:numId w:val="5"/>
+          <w:numId w:val="17"/>
         </w:numPr>
-      </w:pPr>
-      <w:r>
-        <w:t>Estimated consultation time is calculated based on queue.</w:t>
+        <w:spacing w:line="360" w:lineRule="auto"/>
+        <w:jc w:val="both"/>
+        <w:rPr>
+          <w:b/>
+          <w:bCs/>
+          <w:sz w:val="28"/>
+          <w:szCs w:val="28"/>
+        </w:rPr>
+      </w:pPr>
+      <w:r>
+        <w:rPr>
+          <w:b/>
+          <w:bCs/>
+          <w:sz w:val="28"/>
+          <w:szCs w:val="28"/>
+        </w:rPr>
+        <w:t>Organized scheduling</w:t>
       </w:r>
     </w:p>
     <w:p>
       <w:pPr>
         <w:numPr>
           <w:ilvl w:val="0"/>
-          <w:numId w:val="5"/>
+          <w:numId w:val="17"/>
         </w:numPr>
-      </w:pPr>
-      <w:r>
-        <w:t>Email and PDF confirmation are sent automatically.</w:t>
-      </w:r>
-    </w:p>
-    <w:p/>
-    <w:p>
-      <w:pPr>
-        <w:rPr>
-          <w:b/>
-          <w:bCs/>
-        </w:rPr>
-      </w:pPr>
-      <w:r>
-        <w:rPr>
-          <w:b/>
-          <w:bCs/>
-        </w:rPr>
-        <w:t>4. Technology Stack</w:t>
+        <w:spacing w:line="360" w:lineRule="auto"/>
+        <w:jc w:val="both"/>
+        <w:rPr>
+          <w:b/>
+          <w:bCs/>
+          <w:sz w:val="28"/>
+          <w:szCs w:val="28"/>
+        </w:rPr>
+      </w:pPr>
+      <w:r>
+        <w:rPr>
+          <w:b/>
+          <w:bCs/>
+          <w:sz w:val="28"/>
+          <w:szCs w:val="28"/>
+        </w:rPr>
+        <w:t>Scalable system</w:t>
+      </w:r>
+    </w:p>
+    <w:p>
+      <w:pPr>
+        <w:spacing w:line="360" w:lineRule="auto"/>
+        <w:jc w:val="both"/>
+        <w:rPr>
+          <w:b/>
+          <w:bCs/>
+          <w:sz w:val="28"/>
+          <w:szCs w:val="28"/>
+        </w:rPr>
+      </w:pPr>
+    </w:p>
+    <w:p>
+      <w:pPr>
+        <w:spacing w:line="360" w:lineRule="auto"/>
+        <w:jc w:val="both"/>
+        <w:rPr>
+          <w:b/>
+          <w:bCs/>
+          <w:sz w:val="28"/>
+          <w:szCs w:val="28"/>
+        </w:rPr>
+      </w:pPr>
+      <w:r>
+        <w:rPr>
+          <w:b/>
+          <w:bCs/>
+          <w:sz w:val="28"/>
+          <w:szCs w:val="28"/>
+        </w:rPr>
+        <w:lastRenderedPageBreak/>
+        <w:t xml:space="preserve">14. Limitations </w:t>
       </w:r>
     </w:p>
     <w:p>
       <w:pPr>
         <w:numPr>
           <w:ilvl w:val="0"/>
-          <w:numId w:val="6"/>
+          <w:numId w:val="18"/>
         </w:numPr>
-      </w:pPr>
-      <w:r>
-        <w:rPr>
-          <w:b/>
-          <w:bCs/>
-        </w:rPr>
-        <w:t>Backend:</w:t>
-      </w:r>
-      <w:r>
-        <w:t xml:space="preserve"> Django (Python)</w:t>
+        <w:spacing w:line="360" w:lineRule="auto"/>
+        <w:jc w:val="both"/>
+        <w:rPr>
+          <w:b/>
+          <w:bCs/>
+          <w:sz w:val="28"/>
+          <w:szCs w:val="28"/>
+        </w:rPr>
+      </w:pPr>
+      <w:r>
+        <w:rPr>
+          <w:b/>
+          <w:bCs/>
+          <w:sz w:val="28"/>
+          <w:szCs w:val="28"/>
+        </w:rPr>
+        <w:t>No payment integration</w:t>
       </w:r>
     </w:p>
     <w:p>
       <w:pPr>
         <w:numPr>
           <w:ilvl w:val="0"/>
-          <w:numId w:val="6"/>
+          <w:numId w:val="18"/>
         </w:numPr>
-      </w:pPr>
-      <w:r>
-        <w:rPr>
-          <w:b/>
-          <w:bCs/>
-        </w:rPr>
-        <w:t>Frontend:</w:t>
-      </w:r>
-      <w:r>
-        <w:t xml:space="preserve"> HTML, CSS, JavaScript</w:t>
+        <w:spacing w:line="360" w:lineRule="auto"/>
+        <w:jc w:val="both"/>
+        <w:rPr>
+          <w:b/>
+          <w:bCs/>
+          <w:sz w:val="28"/>
+          <w:szCs w:val="28"/>
+        </w:rPr>
+      </w:pPr>
+      <w:r>
+        <w:rPr>
+          <w:b/>
+          <w:bCs/>
+          <w:sz w:val="28"/>
+          <w:szCs w:val="28"/>
+        </w:rPr>
+        <w:t>No mobile app</w:t>
       </w:r>
     </w:p>
     <w:p>
       <w:pPr>
         <w:numPr>
           <w:ilvl w:val="0"/>
-          <w:numId w:val="6"/>
+          <w:numId w:val="18"/>
         </w:numPr>
-      </w:pPr>
-      <w:r>
-        <w:rPr>
-          <w:b/>
-          <w:bCs/>
-        </w:rPr>
-        <w:t>Database:</w:t>
-      </w:r>
-      <w:r>
-        <w:t xml:space="preserve"> SQLite (default)</w:t>
+        <w:spacing w:line="360" w:lineRule="auto"/>
+        <w:jc w:val="both"/>
+        <w:rPr>
+          <w:b/>
+          <w:bCs/>
+          <w:sz w:val="28"/>
+          <w:szCs w:val="28"/>
+        </w:rPr>
+      </w:pPr>
+      <w:r>
+        <w:rPr>
+          <w:b/>
+          <w:bCs/>
+          <w:sz w:val="28"/>
+          <w:szCs w:val="28"/>
+        </w:rPr>
+        <w:t>Limited analytics</w:t>
+      </w:r>
+    </w:p>
+    <w:p>
+      <w:pPr>
+        <w:spacing w:line="360" w:lineRule="auto"/>
+        <w:jc w:val="both"/>
+        <w:rPr>
+          <w:b/>
+          <w:bCs/>
+          <w:sz w:val="28"/>
+          <w:szCs w:val="28"/>
+        </w:rPr>
+      </w:pPr>
+    </w:p>
+    <w:p>
+      <w:pPr>
+        <w:spacing w:line="360" w:lineRule="auto"/>
+        <w:jc w:val="both"/>
+        <w:rPr>
+          <w:b/>
+          <w:bCs/>
+          <w:sz w:val="28"/>
+          <w:szCs w:val="28"/>
+        </w:rPr>
+      </w:pPr>
+      <w:r>
+        <w:rPr>
+          <w:b/>
+          <w:bCs/>
+          <w:sz w:val="28"/>
+          <w:szCs w:val="28"/>
+        </w:rPr>
+        <w:t>15. Future Enhancements</w:t>
+      </w:r>
+    </w:p>
+    <w:p>
+      <w:pPr>
+        <w:spacing w:line="360" w:lineRule="auto"/>
+        <w:jc w:val="both"/>
+        <w:rPr>
+          <w:b/>
+          <w:bCs/>
+          <w:sz w:val="28"/>
+          <w:szCs w:val="28"/>
+        </w:rPr>
+      </w:pPr>
+      <w:r>
+        <w:rPr>
+          <w:b/>
+          <w:bCs/>
+          <w:sz w:val="28"/>
+          <w:szCs w:val="28"/>
+        </w:rPr>
+        <w:t>Future improvements include:</w:t>
       </w:r>
     </w:p>
     <w:p>
       <w:pPr>
         <w:numPr>
           <w:ilvl w:val="0"/>
-          <w:numId w:val="6"/>
+          <w:numId w:val="19"/>
         </w:numPr>
-      </w:pPr>
-      <w:r>
-        <w:rPr>
-          <w:b/>
-          <w:bCs/>
-        </w:rPr>
-        <w:t>Libraries:</w:t>
-      </w:r>
-    </w:p>
-    <w:p>
-      <w:pPr>
-        <w:numPr>
-          <w:ilvl w:val="1"/>
-          <w:numId w:val="6"/>
-        </w:numPr>
-      </w:pPr>
-      <w:r>
-        <w:t>Pillow – Image handling</w:t>
-      </w:r>
-    </w:p>
-    <w:p>
-      <w:pPr>
-        <w:numPr>
-          <w:ilvl w:val="1"/>
-          <w:numId w:val="6"/>
-        </w:numPr>
-      </w:pPr>
-      <w:proofErr w:type="spellStart"/>
-      <w:r>
-        <w:t>reportlab</w:t>
-      </w:r>
-      <w:proofErr w:type="spellEnd"/>
-      <w:r>
-        <w:t xml:space="preserve"> – PDF generation</w:t>
-      </w:r>
-    </w:p>
-    <w:p>
-      <w:pPr>
-        <w:numPr>
-          <w:ilvl w:val="1"/>
-          <w:numId w:val="6"/>
-        </w:numPr>
-      </w:pPr>
-      <w:proofErr w:type="spellStart"/>
-      <w:r>
-        <w:t>django</w:t>
-      </w:r>
-      <w:proofErr w:type="spellEnd"/>
-      <w:r>
-        <w:t>-crispy-forms – Enhanced form UI (optional)</w:t>
+        <w:spacing w:line="360" w:lineRule="auto"/>
+        <w:jc w:val="both"/>
+        <w:rPr>
+          <w:b/>
+          <w:bCs/>
+          <w:sz w:val="28"/>
+          <w:szCs w:val="28"/>
+        </w:rPr>
+      </w:pPr>
+      <w:r>
+        <w:rPr>
+          <w:b/>
+          <w:bCs/>
+          <w:sz w:val="28"/>
+          <w:szCs w:val="28"/>
+        </w:rPr>
+        <w:t>Online payment integration</w:t>
       </w:r>
     </w:p>
     <w:p>
       <w:pPr>
         <w:numPr>
           <w:ilvl w:val="0"/>
-          <w:numId w:val="6"/>
+          <w:numId w:val="19"/>
         </w:numPr>
-      </w:pPr>
-      <w:r>
-        <w:rPr>
-          <w:b/>
-          <w:bCs/>
-        </w:rPr>
-        <w:t>Email Service:</w:t>
-      </w:r>
-      <w:r>
-        <w:t xml:space="preserve"> SMTP via Gmail (with App Password)</w:t>
-      </w:r>
-    </w:p>
-    <w:p>
-      <w:pPr>
-        <w:ind w:left="720"/>
-      </w:pPr>
-    </w:p>
-    <w:p>
-      <w:pPr>
-        <w:rPr>
-          <w:b/>
-          <w:bCs/>
-        </w:rPr>
-      </w:pPr>
-      <w:r>
-        <w:rPr>
-          <w:b/>
-          <w:bCs/>
-        </w:rPr>
-        <w:t>5. System Architecture</w:t>
-      </w:r>
-    </w:p>
-    <w:p>
-      <w:r>
-        <w:t xml:space="preserve">The system uses the </w:t>
-      </w:r>
-      <w:r>
-        <w:rPr>
-          <w:b/>
-          <w:bCs/>
-        </w:rPr>
-        <w:t>MVC (Model-View-Controller)</w:t>
-      </w:r>
-      <w:r>
-        <w:t xml:space="preserve"> architecture:</w:t>
+        <w:spacing w:line="360" w:lineRule="auto"/>
+        <w:jc w:val="both"/>
+        <w:rPr>
+          <w:b/>
+          <w:bCs/>
+          <w:sz w:val="28"/>
+          <w:szCs w:val="28"/>
+        </w:rPr>
+      </w:pPr>
+      <w:r>
+        <w:rPr>
+          <w:b/>
+          <w:bCs/>
+          <w:sz w:val="28"/>
+          <w:szCs w:val="28"/>
+        </w:rPr>
+        <w:t>SMS notifications</w:t>
       </w:r>
     </w:p>
     <w:p>
       <w:pPr>
         <w:numPr>
           <w:ilvl w:val="0"/>
-          <w:numId w:val="7"/>
+          <w:numId w:val="19"/>
         </w:numPr>
-      </w:pPr>
-      <w:r>
-        <w:rPr>
-          <w:b/>
-          <w:bCs/>
-        </w:rPr>
-        <w:t>Model:</w:t>
-      </w:r>
-      <w:r>
-        <w:t xml:space="preserve"> Handles database models for doctors, patients, and appointments.</w:t>
+        <w:spacing w:line="360" w:lineRule="auto"/>
+        <w:jc w:val="both"/>
+        <w:rPr>
+          <w:b/>
+          <w:bCs/>
+          <w:sz w:val="28"/>
+          <w:szCs w:val="28"/>
+        </w:rPr>
+      </w:pPr>
+      <w:r>
+        <w:rPr>
+          <w:b/>
+          <w:bCs/>
+          <w:sz w:val="28"/>
+          <w:szCs w:val="28"/>
+        </w:rPr>
+        <w:t>Mobile application</w:t>
       </w:r>
     </w:p>
     <w:p>
       <w:pPr>
         <w:numPr>
           <w:ilvl w:val="0"/>
-          <w:numId w:val="7"/>
+          <w:numId w:val="19"/>
         </w:numPr>
-      </w:pPr>
-      <w:r>
-        <w:rPr>
-          <w:b/>
-          <w:bCs/>
-        </w:rPr>
-        <w:t>View:</w:t>
-      </w:r>
-      <w:r>
-        <w:t xml:space="preserve"> Manages the presentation of templates for doctor and patient interfaces.</w:t>
+        <w:spacing w:line="360" w:lineRule="auto"/>
+        <w:jc w:val="both"/>
+        <w:rPr>
+          <w:b/>
+          <w:bCs/>
+          <w:sz w:val="28"/>
+          <w:szCs w:val="28"/>
+        </w:rPr>
+      </w:pPr>
+      <w:r>
+        <w:rPr>
+          <w:b/>
+          <w:bCs/>
+          <w:sz w:val="28"/>
+          <w:szCs w:val="28"/>
+        </w:rPr>
+        <w:t>Cloud deployment</w:t>
       </w:r>
     </w:p>
     <w:p>
       <w:pPr>
         <w:numPr>
           <w:ilvl w:val="0"/>
-          <w:numId w:val="7"/>
+          <w:numId w:val="19"/>
         </w:numPr>
-      </w:pPr>
-      <w:r>
-        <w:rPr>
-          <w:b/>
-          <w:bCs/>
-        </w:rPr>
-        <w:t>Controller:</w:t>
-      </w:r>
-      <w:r>
-        <w:t xml:space="preserve"> Implements business logic such as token calculation, estimated timings, and email notifications.</w:t>
-      </w:r>
-    </w:p>
-    <w:p>
-      <w:r>
-        <w:t>Role-based access ensures secure separation of functionalities:</w:t>
+        <w:spacing w:line="360" w:lineRule="auto"/>
+        <w:jc w:val="both"/>
+        <w:rPr>
+          <w:b/>
+          <w:bCs/>
+          <w:sz w:val="28"/>
+          <w:szCs w:val="28"/>
+        </w:rPr>
+      </w:pPr>
+      <w:r>
+        <w:rPr>
+          <w:b/>
+          <w:bCs/>
+          <w:sz w:val="28"/>
+          <w:szCs w:val="28"/>
+        </w:rPr>
+        <w:t>AI-based scheduling</w:t>
+      </w:r>
+    </w:p>
+    <w:p>
+      <w:pPr>
+        <w:spacing w:line="360" w:lineRule="auto"/>
+        <w:ind w:left="720"/>
+        <w:jc w:val="both"/>
+        <w:rPr>
+          <w:b/>
+          <w:bCs/>
+          <w:sz w:val="28"/>
+          <w:szCs w:val="28"/>
+        </w:rPr>
+      </w:pPr>
+    </w:p>
+    <w:p>
+      <w:pPr>
+        <w:spacing w:line="360" w:lineRule="auto"/>
+        <w:jc w:val="both"/>
+        <w:rPr>
+          <w:b/>
+          <w:bCs/>
+          <w:sz w:val="28"/>
+          <w:szCs w:val="28"/>
+        </w:rPr>
+      </w:pPr>
+      <w:r>
+        <w:rPr>
+          <w:b/>
+          <w:bCs/>
+          <w:sz w:val="28"/>
+          <w:szCs w:val="28"/>
+        </w:rPr>
+        <w:t xml:space="preserve">16. Conclusion </w:t>
+      </w:r>
+    </w:p>
+    <w:p>
+      <w:pPr>
+        <w:spacing w:line="360" w:lineRule="auto"/>
+        <w:jc w:val="both"/>
+        <w:rPr>
+          <w:b/>
+          <w:bCs/>
+          <w:sz w:val="28"/>
+          <w:szCs w:val="28"/>
+        </w:rPr>
+      </w:pPr>
+      <w:r>
+        <w:rPr>
+          <w:b/>
+          <w:bCs/>
+          <w:sz w:val="28"/>
+          <w:szCs w:val="28"/>
+        </w:rPr>
+        <w:t>The Doctor Appointment System provides an efficient solution for managing healthcare appointments. It reduces manual effort, improves patient satisfaction, and ensures smooth workflow.</w:t>
+      </w:r>
+    </w:p>
+    <w:p>
+      <w:pPr>
+        <w:spacing w:line="360" w:lineRule="auto"/>
+        <w:jc w:val="both"/>
+        <w:rPr>
+          <w:b/>
+          <w:bCs/>
+          <w:sz w:val="28"/>
+          <w:szCs w:val="28"/>
+        </w:rPr>
+      </w:pPr>
+    </w:p>
+    <w:p>
+      <w:pPr>
+        <w:spacing w:line="360" w:lineRule="auto"/>
+        <w:jc w:val="both"/>
+        <w:rPr>
+          <w:b/>
+          <w:bCs/>
+          <w:sz w:val="28"/>
+          <w:szCs w:val="28"/>
+        </w:rPr>
+      </w:pPr>
+    </w:p>
+    <w:p>
+      <w:pPr>
+        <w:spacing w:line="360" w:lineRule="auto"/>
+        <w:jc w:val="both"/>
+        <w:rPr>
+          <w:b/>
+          <w:bCs/>
+          <w:sz w:val="28"/>
+          <w:szCs w:val="28"/>
+        </w:rPr>
+      </w:pPr>
+    </w:p>
+    <w:p>
+      <w:pPr>
+        <w:spacing w:line="360" w:lineRule="auto"/>
+        <w:jc w:val="both"/>
+        <w:rPr>
+          <w:b/>
+          <w:bCs/>
+          <w:sz w:val="28"/>
+          <w:szCs w:val="28"/>
+        </w:rPr>
+      </w:pPr>
+    </w:p>
+    <w:p>
+      <w:pPr>
+        <w:spacing w:line="360" w:lineRule="auto"/>
+        <w:jc w:val="both"/>
+        <w:rPr>
+          <w:b/>
+          <w:bCs/>
+          <w:sz w:val="28"/>
+          <w:szCs w:val="28"/>
+        </w:rPr>
+      </w:pPr>
+      <w:r>
+        <w:rPr>
+          <w:b/>
+          <w:bCs/>
+          <w:sz w:val="28"/>
+          <w:szCs w:val="28"/>
+        </w:rPr>
+        <w:lastRenderedPageBreak/>
+        <w:t>17. References</w:t>
       </w:r>
     </w:p>
     <w:p>
       <w:pPr>
         <w:numPr>
           <w:ilvl w:val="0"/>
-          <w:numId w:val="8"/>
+          <w:numId w:val="20"/>
         </w:numPr>
-      </w:pPr>
-      <w:r>
-        <w:rPr>
-          <w:b/>
-          <w:bCs/>
-        </w:rPr>
-        <w:t>Doctors:</w:t>
-      </w:r>
-      <w:r>
-        <w:t xml:space="preserve"> Manage schedules and patients.</w:t>
+        <w:spacing w:line="360" w:lineRule="auto"/>
+        <w:jc w:val="both"/>
+        <w:rPr>
+          <w:b/>
+          <w:bCs/>
+          <w:sz w:val="28"/>
+          <w:szCs w:val="28"/>
+        </w:rPr>
+      </w:pPr>
+      <w:r>
+        <w:rPr>
+          <w:b/>
+          <w:bCs/>
+          <w:sz w:val="28"/>
+          <w:szCs w:val="28"/>
+        </w:rPr>
+        <w:t>Django Documentation</w:t>
       </w:r>
     </w:p>
     <w:p>
       <w:pPr>
         <w:numPr>
           <w:ilvl w:val="0"/>
-          <w:numId w:val="8"/>
+          <w:numId w:val="20"/>
         </w:numPr>
-      </w:pPr>
-      <w:r>
-        <w:rPr>
-          <w:b/>
-          <w:bCs/>
-        </w:rPr>
-        <w:t>Patients:</w:t>
-      </w:r>
-      <w:r>
-        <w:t xml:space="preserve"> Book appointments and view history.</w:t>
+        <w:spacing w:line="360" w:lineRule="auto"/>
+        <w:jc w:val="both"/>
+        <w:rPr>
+          <w:b/>
+          <w:bCs/>
+          <w:sz w:val="28"/>
+          <w:szCs w:val="28"/>
+        </w:rPr>
+      </w:pPr>
+      <w:r>
+        <w:rPr>
+          <w:b/>
+          <w:bCs/>
+          <w:sz w:val="28"/>
+          <w:szCs w:val="28"/>
+        </w:rPr>
+        <w:t>Python Documentation</w:t>
       </w:r>
     </w:p>
     <w:p>
       <w:pPr>
         <w:numPr>
           <w:ilvl w:val="0"/>
-          <w:numId w:val="8"/>
+          <w:numId w:val="20"/>
         </w:numPr>
-      </w:pPr>
-      <w:r>
-        <w:rPr>
-          <w:b/>
-          <w:bCs/>
-        </w:rPr>
-        <w:t>Admins:</w:t>
-      </w:r>
-      <w:r>
-        <w:t xml:space="preserve"> Control the entire system.</w:t>
-      </w:r>
-    </w:p>
-    <w:p/>
-    <w:p/>
-    <w:p>
-      <w:pPr>
-        <w:rPr>
-          <w:b/>
-          <w:bCs/>
-        </w:rPr>
-      </w:pPr>
-      <w:r>
-        <w:rPr>
-          <w:b/>
-          <w:bCs/>
-        </w:rPr>
-        <w:lastRenderedPageBreak/>
-        <w:t>6. Project Setup</w:t>
-      </w:r>
-    </w:p>
-    <w:p>
-      <w:pPr>
-        <w:rPr>
-          <w:b/>
-          <w:bCs/>
-        </w:rPr>
-      </w:pPr>
-      <w:r>
-        <w:rPr>
-          <w:b/>
-          <w:bCs/>
-        </w:rPr>
-        <w:t>1. Clone Repository</w:t>
-      </w:r>
-    </w:p>
-    <w:p>
-      <w:r>
-        <w:t>git clone &lt;</w:t>
-      </w:r>
+        <w:spacing w:line="360" w:lineRule="auto"/>
+        <w:jc w:val="both"/>
+        <w:rPr>
+          <w:b/>
+          <w:bCs/>
+          <w:sz w:val="28"/>
+          <w:szCs w:val="28"/>
+        </w:rPr>
+      </w:pPr>
       <w:proofErr w:type="spellStart"/>
       <w:r>
-        <w:t>repository_url</w:t>
+        <w:rPr>
+          <w:b/>
+          <w:bCs/>
+          <w:sz w:val="28"/>
+          <w:szCs w:val="28"/>
+        </w:rPr>
+        <w:t>ReportLab</w:t>
       </w:r>
       <w:proofErr w:type="spellEnd"/>
       <w:r>
-        <w:t>&gt;</w:t>
-      </w:r>
-    </w:p>
-    <w:p>
-      <w:pPr>
-        <w:rPr>
-          <w:b/>
-          <w:bCs/>
-        </w:rPr>
-      </w:pPr>
-      <w:r>
-        <w:rPr>
-          <w:b/>
-          <w:bCs/>
-        </w:rPr>
-        <w:t>2. Create Virtual Environment</w:t>
-      </w:r>
-    </w:p>
-    <w:p>
-      <w:r>
-        <w:t xml:space="preserve">python -m </w:t>
-      </w:r>
-      <w:proofErr w:type="spellStart"/>
-      <w:r>
-        <w:t>venv</w:t>
-      </w:r>
-      <w:proofErr w:type="spellEnd"/>
-      <w:r>
-        <w:t xml:space="preserve"> env</w:t>
-      </w:r>
-    </w:p>
-    <w:p>
-      <w:r>
-        <w:t>Activate:</w:t>
+        <w:rPr>
+          <w:b/>
+          <w:bCs/>
+          <w:sz w:val="28"/>
+          <w:szCs w:val="28"/>
+        </w:rPr>
+        <w:t xml:space="preserve"> Documentation</w:t>
       </w:r>
     </w:p>
     <w:p>
       <w:pPr>
         <w:numPr>
           <w:ilvl w:val="0"/>
-          <w:numId w:val="9"/>
+          <w:numId w:val="20"/>
         </w:numPr>
-      </w:pPr>
-      <w:r>
-        <w:t>Windows PowerShell:</w:t>
-      </w:r>
-    </w:p>
-    <w:p>
-      <w:r>
-        <w:t>env\Scripts\activate</w:t>
-      </w:r>
-    </w:p>
-    <w:p>
-      <w:pPr>
-        <w:rPr>
-          <w:b/>
-          <w:bCs/>
-        </w:rPr>
-      </w:pPr>
-      <w:r>
-        <w:rPr>
-          <w:b/>
-          <w:bCs/>
-        </w:rPr>
-        <w:t>3. Install Requirements</w:t>
-      </w:r>
-    </w:p>
-    <w:p>
-      <w:r>
-        <w:t>pip install -r requirements.txt</w:t>
-      </w:r>
-    </w:p>
-    <w:p>
-      <w:r>
-        <w:t>Fallback:</w:t>
-      </w:r>
-    </w:p>
-    <w:p>
-      <w:r>
-        <w:t xml:space="preserve">pip install </w:t>
-      </w:r>
-      <w:proofErr w:type="spellStart"/>
-      <w:r>
-        <w:t>django</w:t>
-      </w:r>
-      <w:proofErr w:type="spellEnd"/>
-      <w:r>
-        <w:t xml:space="preserve"> pillow</w:t>
-      </w:r>
-    </w:p>
-    <w:p>
-      <w:pPr>
-        <w:rPr>
-          <w:b/>
-          <w:bCs/>
-        </w:rPr>
-      </w:pPr>
-      <w:r>
-        <w:rPr>
-          <w:b/>
-          <w:bCs/>
-        </w:rPr>
-        <w:t>4. Django Setup</w:t>
-      </w:r>
-    </w:p>
-    <w:p>
-      <w:r>
-        <w:t xml:space="preserve">cd </w:t>
-      </w:r>
-      <w:proofErr w:type="spellStart"/>
-      <w:r>
-        <w:t>doctor_appointment_system</w:t>
-      </w:r>
-      <w:proofErr w:type="spellEnd"/>
-    </w:p>
-    <w:p>
-      <w:pPr>
-        <w:rPr>
-          <w:b/>
-          <w:bCs/>
-        </w:rPr>
-      </w:pPr>
-      <w:r>
-        <w:rPr>
-          <w:b/>
-          <w:bCs/>
-        </w:rPr>
-        <w:t>5. Run Migrations</w:t>
-      </w:r>
-    </w:p>
-    <w:p>
-      <w:r>
-        <w:t xml:space="preserve">python manage.py </w:t>
-      </w:r>
-      <w:proofErr w:type="spellStart"/>
-      <w:r>
-        <w:t>makemigrations</w:t>
-      </w:r>
-      <w:proofErr w:type="spellEnd"/>
-    </w:p>
-    <w:p>
-      <w:r>
-        <w:t>python manage.py migrate</w:t>
-      </w:r>
-    </w:p>
-    <w:p>
-      <w:pPr>
-        <w:rPr>
-          <w:b/>
-          <w:bCs/>
-        </w:rPr>
-      </w:pPr>
-      <w:r>
-        <w:rPr>
-          <w:b/>
-          <w:bCs/>
-        </w:rPr>
-        <w:t>6. Create Superuser</w:t>
-      </w:r>
-    </w:p>
-    <w:p>
-      <w:r>
-        <w:t xml:space="preserve">python manage.py </w:t>
-      </w:r>
-      <w:proofErr w:type="spellStart"/>
-      <w:r>
-        <w:t>createsuperuser</w:t>
-      </w:r>
-      <w:proofErr w:type="spellEnd"/>
-    </w:p>
-    <w:p>
-      <w:pPr>
-        <w:rPr>
-          <w:b/>
-          <w:bCs/>
-        </w:rPr>
-      </w:pPr>
-      <w:r>
-        <w:rPr>
-          <w:b/>
-          <w:bCs/>
-        </w:rPr>
-        <w:t>7. Add SMTP Email</w:t>
-      </w:r>
-    </w:p>
-    <w:p>
-      <w:r>
-        <w:t xml:space="preserve">Edit </w:t>
-      </w:r>
-      <w:proofErr w:type="spellStart"/>
-      <w:r>
-        <w:t>doctor_appointment_system</w:t>
-      </w:r>
-      <w:proofErr w:type="spellEnd"/>
-      <w:r>
-        <w:t>/settings.py:</w:t>
-      </w:r>
-    </w:p>
-    <w:p>
-      <w:r>
-        <w:t>EMAIL_BACKEND = '</w:t>
-      </w:r>
-      <w:proofErr w:type="spellStart"/>
-      <w:proofErr w:type="gramStart"/>
-      <w:r>
-        <w:t>django.core</w:t>
-      </w:r>
-      <w:proofErr w:type="gramEnd"/>
-      <w:r>
-        <w:t>.</w:t>
-      </w:r>
-      <w:proofErr w:type="gramStart"/>
-      <w:r>
-        <w:t>mail.backends</w:t>
-      </w:r>
-      <w:proofErr w:type="gramEnd"/>
-      <w:r>
-        <w:t>.</w:t>
-      </w:r>
-      <w:proofErr w:type="gramStart"/>
-      <w:r>
-        <w:t>smtp.EmailBackend</w:t>
-      </w:r>
-      <w:proofErr w:type="spellEnd"/>
-      <w:proofErr w:type="gramEnd"/>
-      <w:r>
-        <w:t>'</w:t>
-      </w:r>
-    </w:p>
-    <w:p>
-      <w:r>
-        <w:t>EMAIL_HOST = 'smtp.gmail.com'</w:t>
-      </w:r>
-    </w:p>
-    <w:p>
-      <w:r>
-        <w:t>EMAIL_PORT = 587</w:t>
-      </w:r>
-    </w:p>
-    <w:p>
-      <w:r>
-        <w:t>EMAIL_USE_TLS = True</w:t>
-      </w:r>
-    </w:p>
-    <w:p>
-      <w:r>
-        <w:t>EMAIL_HOST_USER = 'your_email@gmail.com'</w:t>
-      </w:r>
-    </w:p>
-    <w:p>
-      <w:r>
-        <w:t>EMAIL_HOST_PASSWORD = '</w:t>
-      </w:r>
-      <w:proofErr w:type="spellStart"/>
-      <w:r>
-        <w:t>your_app_password</w:t>
-      </w:r>
-      <w:proofErr w:type="spellEnd"/>
-      <w:r>
-        <w:t>'</w:t>
-      </w:r>
-    </w:p>
-    <w:p>
-      <w:r>
-        <w:t>DEFAULT_FROM_EMAIL = EMAIL_HOST_USER</w:t>
-      </w:r>
-    </w:p>
-    <w:p>
-      <w:pPr>
-        <w:rPr>
-          <w:b/>
-          <w:bCs/>
-        </w:rPr>
-      </w:pPr>
-      <w:r>
-        <w:rPr>
-          <w:b/>
-          <w:bCs/>
-        </w:rPr>
-        <w:t>8. Run Server</w:t>
-      </w:r>
-    </w:p>
-    <w:p>
-      <w:r>
-        <w:t xml:space="preserve">python manage.py </w:t>
-      </w:r>
-      <w:proofErr w:type="spellStart"/>
-      <w:r>
-        <w:t>runserver</w:t>
-      </w:r>
-      <w:proofErr w:type="spellEnd"/>
-    </w:p>
-    <w:p>
-      <w:r>
-        <w:t>Access:</w:t>
-      </w:r>
-    </w:p>
-    <w:p>
-      <w:r>
-        <w:lastRenderedPageBreak/>
-        <w:t>http://127.0.0.1:8000/</w:t>
-      </w:r>
-    </w:p>
-    <w:p>
-      <w:r>
-        <w:t>http://127.0.0.1:8000/admin/</w:t>
-      </w:r>
-    </w:p>
-    <w:p/>
-    <w:p>
-      <w:pPr>
-        <w:rPr>
-          <w:b/>
-          <w:bCs/>
-        </w:rPr>
-      </w:pPr>
-      <w:r>
-        <w:rPr>
-          <w:b/>
-          <w:bCs/>
-        </w:rPr>
-        <w:t>7. Project Structure</w:t>
-      </w:r>
-    </w:p>
-    <w:p>
-      <w:proofErr w:type="spellStart"/>
-      <w:r>
-        <w:t>django</w:t>
-      </w:r>
-      <w:proofErr w:type="spellEnd"/>
-      <w:r>
-        <w:t>-doctor-appointment/</w:t>
-      </w:r>
-    </w:p>
-    <w:p>
-      <w:r>
-        <w:t xml:space="preserve">  accounts/         # Authentication logic</w:t>
-      </w:r>
-    </w:p>
-    <w:p>
-      <w:r>
-        <w:t xml:space="preserve">  appointment/      # Booking and scheduling logic</w:t>
-      </w:r>
-    </w:p>
-    <w:p>
-      <w:r>
-        <w:t xml:space="preserve">  </w:t>
-      </w:r>
-      <w:proofErr w:type="spellStart"/>
-      <w:r>
-        <w:t>doctor_appointment_system</w:t>
-      </w:r>
-      <w:proofErr w:type="spellEnd"/>
-      <w:proofErr w:type="gramStart"/>
-      <w:r>
-        <w:t>/  #</w:t>
-      </w:r>
-      <w:proofErr w:type="gramEnd"/>
-      <w:r>
-        <w:t xml:space="preserve"> Project settings</w:t>
-      </w:r>
-    </w:p>
-    <w:p>
-      <w:r>
-        <w:t xml:space="preserve">  templates/        # HTML templates</w:t>
-      </w:r>
-    </w:p>
-    <w:p>
-      <w:r>
-        <w:t xml:space="preserve">  static/           # CSS, JS, images</w:t>
-      </w:r>
-    </w:p>
-    <w:p>
-      <w:r>
-        <w:t xml:space="preserve">  media/            # Uploaded files</w:t>
-      </w:r>
-    </w:p>
-    <w:p/>
-    <w:p>
-      <w:pPr>
-        <w:rPr>
-          <w:b/>
-          <w:bCs/>
-        </w:rPr>
-      </w:pPr>
-      <w:r>
-        <w:rPr>
-          <w:b/>
-          <w:bCs/>
-        </w:rPr>
-        <w:t>8. Results</w:t>
-      </w:r>
-    </w:p>
-    <w:p>
-      <w:pPr>
-        <w:numPr>
-          <w:ilvl w:val="0"/>
-          <w:numId w:val="10"/>
-        </w:numPr>
-      </w:pPr>
-      <w:r>
-        <w:t>Patients can book appointments with minimal effort.</w:t>
-      </w:r>
-    </w:p>
-    <w:p>
-      <w:pPr>
-        <w:numPr>
-          <w:ilvl w:val="0"/>
-          <w:numId w:val="10"/>
-        </w:numPr>
-      </w:pPr>
-      <w:r>
-        <w:t>Doctors can manage availability and monitor patient queues efficiently.</w:t>
-      </w:r>
-    </w:p>
-    <w:p>
-      <w:pPr>
-        <w:numPr>
-          <w:ilvl w:val="0"/>
-          <w:numId w:val="10"/>
-        </w:numPr>
-      </w:pPr>
-      <w:r>
-        <w:t>Automated email notifications reduce manual communication.</w:t>
-      </w:r>
-    </w:p>
-    <w:p>
-      <w:pPr>
-        <w:numPr>
-          <w:ilvl w:val="0"/>
-          <w:numId w:val="10"/>
-        </w:numPr>
-      </w:pPr>
-      <w:r>
-        <w:t>Token-based queue system helps minimize patient waiting times.</w:t>
-      </w:r>
-    </w:p>
-    <w:p>
-      <w:pPr>
-        <w:numPr>
-          <w:ilvl w:val="0"/>
-          <w:numId w:val="10"/>
-        </w:numPr>
-      </w:pPr>
-      <w:r>
-        <w:t>Role-based access maintains security and clarity between patient and doctor functionalities.</w:t>
-      </w:r>
-    </w:p>
-    <w:p/>
-    <w:p>
-      <w:pPr>
-        <w:rPr>
-          <w:b/>
-          <w:bCs/>
-        </w:rPr>
-      </w:pPr>
-      <w:r>
-        <w:rPr>
-          <w:b/>
-          <w:bCs/>
-        </w:rPr>
-        <w:t>9. Future Enhancements</w:t>
-      </w:r>
-    </w:p>
-    <w:p>
-      <w:pPr>
-        <w:numPr>
-          <w:ilvl w:val="0"/>
-          <w:numId w:val="11"/>
-        </w:numPr>
-      </w:pPr>
-      <w:r>
-        <w:t>Online payment integration for paid consultations.</w:t>
-      </w:r>
-    </w:p>
-    <w:p>
-      <w:pPr>
-        <w:numPr>
-          <w:ilvl w:val="0"/>
-          <w:numId w:val="11"/>
-        </w:numPr>
-      </w:pPr>
-      <w:r>
-        <w:t>Mobile-responsive interface for patient and doctor access.</w:t>
-      </w:r>
-    </w:p>
-    <w:p>
-      <w:pPr>
-        <w:numPr>
-          <w:ilvl w:val="0"/>
-          <w:numId w:val="11"/>
-        </w:numPr>
-      </w:pPr>
-      <w:r>
-        <w:t>SMS notifications in addition to email confirmations.</w:t>
-      </w:r>
-    </w:p>
-    <w:p>
-      <w:pPr>
-        <w:numPr>
-          <w:ilvl w:val="0"/>
-          <w:numId w:val="11"/>
-        </w:numPr>
-      </w:pPr>
-      <w:r>
-        <w:t>Advanced analytics dashboard for doctor performance and patient trends.</w:t>
-      </w:r>
-    </w:p>
-    <w:p>
-      <w:pPr>
-        <w:numPr>
-          <w:ilvl w:val="0"/>
-          <w:numId w:val="11"/>
-        </w:numPr>
-      </w:pPr>
-      <w:r>
-        <w:t>Cloud deployment for remote access and scalability.</w:t>
-      </w:r>
-    </w:p>
-    <w:p/>
-    <w:p>
-      <w:pPr>
-        <w:rPr>
-          <w:b/>
-          <w:bCs/>
-        </w:rPr>
-      </w:pPr>
-      <w:r>
-        <w:rPr>
-          <w:b/>
-          <w:bCs/>
-        </w:rPr>
-        <w:t>10. Conclusion</w:t>
-      </w:r>
-    </w:p>
-    <w:p>
-      <w:r>
-        <w:t>The Doctor Appointment System using Django effectively automates the scheduling and management of patient appointments. It enhances efficiency for doctors, reduces waiting times for patients, and ensures a smooth workflow with email notifications, PDF confirmations, and token-based queuing. The system is robust, scalable, and can be enhanced further with features like payments, analytics, and mobile support.</w:t>
-      </w:r>
-    </w:p>
-    <w:p/>
+        <w:spacing w:line="360" w:lineRule="auto"/>
+        <w:jc w:val="both"/>
+        <w:rPr>
+          <w:b/>
+          <w:bCs/>
+          <w:sz w:val="28"/>
+          <w:szCs w:val="28"/>
+        </w:rPr>
+      </w:pPr>
+      <w:r>
+        <w:rPr>
+          <w:b/>
+          <w:bCs/>
+          <w:sz w:val="28"/>
+          <w:szCs w:val="28"/>
+        </w:rPr>
+        <w:t>SMTP Email Docs</w:t>
+      </w:r>
+    </w:p>
+    <w:p>
+      <w:pPr>
+        <w:spacing w:line="360" w:lineRule="auto"/>
+        <w:jc w:val="both"/>
+        <w:rPr>
+          <w:sz w:val="28"/>
+          <w:szCs w:val="28"/>
+        </w:rPr>
+      </w:pPr>
+    </w:p>
     <w:sectPr>
       <w:pgSz w:w="11906" w:h="16838"/>
       <w:pgMar w:top="1440" w:right="1440" w:bottom="1440" w:left="1440" w:header="708" w:footer="708" w:gutter="0"/>
@@ -1282,6 +4535,119 @@
 <file path=word/numbering.xml><?xml version="1.0" encoding="utf-8"?>
 <w:numbering xmlns:wpc="http://schemas.microsoft.com/office/word/2010/wordprocessingCanvas" xmlns:cx="http://schemas.microsoft.com/office/drawing/2014/chartex" xmlns:cx1="http://schemas.microsoft.com/office/drawing/2015/9/8/chartex" xmlns:cx2="http://schemas.microsoft.com/office/drawing/2015/10/21/chartex" xmlns:cx3="http://schemas.microsoft.com/office/drawing/2016/5/9/chartex" xmlns:cx4="http://schemas.microsoft.com/office/drawing/2016/5/10/chartex" xmlns:cx5="http://schemas.microsoft.com/office/drawing/2016/5/11/chartex" xmlns:cx6="http://schemas.microsoft.com/office/drawing/2016/5/12/chartex" xmlns:cx7="http://schemas.microsoft.com/office/drawing/2016/5/13/chartex" xmlns:cx8="http://schemas.microsoft.com/office/drawing/2016/5/14/chartex" xmlns:mc="http://schemas.openxmlformats.org/markup-compatibility/2006" xmlns:aink="http://schemas.microsoft.com/office/drawing/2016/ink" xmlns:am3d="http://schemas.microsoft.com/office/drawing/2017/model3d" xmlns:o="urn:schemas-microsoft-com:office:office" xmlns:oel="http://schemas.microsoft.com/office/2019/extlst" xmlns:r="http://schemas.openxmlformats.org/officeDocument/2006/relationships" xmlns:m="http://schemas.openxmlformats.org/officeDocument/2006/math" xmlns:v="urn:schemas-microsoft-com:vml" xmlns:wp14="http://schemas.microsoft.com/office/word/2010/wordprocessingDrawing" xmlns:wp="http://schemas.openxmlformats.org/drawingml/2006/wordprocessingDrawing" xmlns:w10="urn:schemas-microsoft-com:office:word" xmlns:w="http://schemas.openxmlformats.org/wordprocessingml/2006/main" xmlns:w14="http://schemas.microsoft.com/office/word/2010/wordml" xmlns:w15="http://schemas.microsoft.com/office/word/2012/wordml" xmlns:w16cex="http://schemas.microsoft.com/office/word/2018/wordml/cex" xmlns:w16cid="http://schemas.microsoft.com/office/word/2016/wordml/cid" xmlns:w16="http://schemas.microsoft.com/office/word/2018/wordml" xmlns:w16du="http://schemas.microsoft.com/office/word/2023/wordml/word16du" xmlns:w16sdtdh="http://schemas.microsoft.com/office/word/2020/wordml/sdtdatahash" xmlns:w16sdtfl="http://schemas.microsoft.com/office/word/2024/wordml/sdtformatlock" xmlns:w16se="http://schemas.microsoft.com/office/word/2015/wordml/symex" xmlns:wpg="http://schemas.microsoft.com/office/word/2010/wordprocessingGroup" xmlns:wpi="http://schemas.microsoft.com/office/word/2010/wordprocessingInk" xmlns:wne="http://schemas.microsoft.com/office/word/2006/wordml" xmlns:wps="http://schemas.microsoft.com/office/word/2010/wordprocessingShape" mc:Ignorable="w14 w15 w16se w16cid w16 w16cex w16sdtdh w16sdtfl w16du wp14">
   <w:abstractNum w:abstractNumId="0" w15:restartNumberingAfterBreak="0">
+    <w:nsid w:val="021A3F46"/>
+    <w:multiLevelType w:val="multilevel"/>
+    <w:tmpl w:val="1F648D4A"/>
+    <w:lvl w:ilvl="0">
+      <w:start w:val="1"/>
+      <w:numFmt w:val="decimal"/>
+      <w:lvlText w:val="%1."/>
+      <w:lvlJc w:val="left"/>
+      <w:pPr>
+        <w:tabs>
+          <w:tab w:val="num" w:pos="720"/>
+        </w:tabs>
+        <w:ind w:left="720" w:hanging="360"/>
+      </w:pPr>
+    </w:lvl>
+    <w:lvl w:ilvl="1" w:tentative="1">
+      <w:start w:val="1"/>
+      <w:numFmt w:val="decimal"/>
+      <w:lvlText w:val="%2."/>
+      <w:lvlJc w:val="left"/>
+      <w:pPr>
+        <w:tabs>
+          <w:tab w:val="num" w:pos="1440"/>
+        </w:tabs>
+        <w:ind w:left="1440" w:hanging="360"/>
+      </w:pPr>
+    </w:lvl>
+    <w:lvl w:ilvl="2" w:tentative="1">
+      <w:start w:val="1"/>
+      <w:numFmt w:val="decimal"/>
+      <w:lvlText w:val="%3."/>
+      <w:lvlJc w:val="left"/>
+      <w:pPr>
+        <w:tabs>
+          <w:tab w:val="num" w:pos="2160"/>
+        </w:tabs>
+        <w:ind w:left="2160" w:hanging="360"/>
+      </w:pPr>
+    </w:lvl>
+    <w:lvl w:ilvl="3" w:tentative="1">
+      <w:start w:val="1"/>
+      <w:numFmt w:val="decimal"/>
+      <w:lvlText w:val="%4."/>
+      <w:lvlJc w:val="left"/>
+      <w:pPr>
+        <w:tabs>
+          <w:tab w:val="num" w:pos="2880"/>
+        </w:tabs>
+        <w:ind w:left="2880" w:hanging="360"/>
+      </w:pPr>
+    </w:lvl>
+    <w:lvl w:ilvl="4" w:tentative="1">
+      <w:start w:val="1"/>
+      <w:numFmt w:val="decimal"/>
+      <w:lvlText w:val="%5."/>
+      <w:lvlJc w:val="left"/>
+      <w:pPr>
+        <w:tabs>
+          <w:tab w:val="num" w:pos="3600"/>
+        </w:tabs>
+        <w:ind w:left="3600" w:hanging="360"/>
+      </w:pPr>
+    </w:lvl>
+    <w:lvl w:ilvl="5" w:tentative="1">
+      <w:start w:val="1"/>
+      <w:numFmt w:val="decimal"/>
+      <w:lvlText w:val="%6."/>
+      <w:lvlJc w:val="left"/>
+      <w:pPr>
+        <w:tabs>
+          <w:tab w:val="num" w:pos="4320"/>
+        </w:tabs>
+        <w:ind w:left="4320" w:hanging="360"/>
+      </w:pPr>
+    </w:lvl>
+    <w:lvl w:ilvl="6" w:tentative="1">
+      <w:start w:val="1"/>
+      <w:numFmt w:val="decimal"/>
+      <w:lvlText w:val="%7."/>
+      <w:lvlJc w:val="left"/>
+      <w:pPr>
+        <w:tabs>
+          <w:tab w:val="num" w:pos="5040"/>
+        </w:tabs>
+        <w:ind w:left="5040" w:hanging="360"/>
+      </w:pPr>
+    </w:lvl>
+    <w:lvl w:ilvl="7" w:tentative="1">
+      <w:start w:val="1"/>
+      <w:numFmt w:val="decimal"/>
+      <w:lvlText w:val="%8."/>
+      <w:lvlJc w:val="left"/>
+      <w:pPr>
+        <w:tabs>
+          <w:tab w:val="num" w:pos="5760"/>
+        </w:tabs>
+        <w:ind w:left="5760" w:hanging="360"/>
+      </w:pPr>
+    </w:lvl>
+    <w:lvl w:ilvl="8" w:tentative="1">
+      <w:start w:val="1"/>
+      <w:numFmt w:val="decimal"/>
+      <w:lvlText w:val="%9."/>
+      <w:lvlJc w:val="left"/>
+      <w:pPr>
+        <w:tabs>
+          <w:tab w:val="num" w:pos="6480"/>
+        </w:tabs>
+        <w:ind w:left="6480" w:hanging="360"/>
+      </w:pPr>
+    </w:lvl>
+  </w:abstractNum>
+  <w:abstractNum w:abstractNumId="1" w15:restartNumberingAfterBreak="0">
     <w:nsid w:val="029541F7"/>
     <w:multiLevelType w:val="multilevel"/>
     <w:tmpl w:val="A858A3C8"/>
@@ -1430,7 +4796,7 @@
       </w:rPr>
     </w:lvl>
   </w:abstractNum>
-  <w:abstractNum w:abstractNumId="1" w15:restartNumberingAfterBreak="0">
+  <w:abstractNum w:abstractNumId="2" w15:restartNumberingAfterBreak="0">
     <w:nsid w:val="13682BB4"/>
     <w:multiLevelType w:val="multilevel"/>
     <w:tmpl w:val="ABE6302A"/>
@@ -1579,7 +4945,7 @@
       </w:rPr>
     </w:lvl>
   </w:abstractNum>
-  <w:abstractNum w:abstractNumId="2" w15:restartNumberingAfterBreak="0">
+  <w:abstractNum w:abstractNumId="3" w15:restartNumberingAfterBreak="0">
     <w:nsid w:val="14010E2D"/>
     <w:multiLevelType w:val="multilevel"/>
     <w:tmpl w:val="FBA0B04C"/>
@@ -1728,7 +5094,7 @@
       </w:rPr>
     </w:lvl>
   </w:abstractNum>
-  <w:abstractNum w:abstractNumId="3" w15:restartNumberingAfterBreak="0">
+  <w:abstractNum w:abstractNumId="4" w15:restartNumberingAfterBreak="0">
     <w:nsid w:val="144B33A1"/>
     <w:multiLevelType w:val="multilevel"/>
     <w:tmpl w:val="C09E18C0"/>
@@ -1877,7 +5243,454 @@
       </w:rPr>
     </w:lvl>
   </w:abstractNum>
-  <w:abstractNum w:abstractNumId="4" w15:restartNumberingAfterBreak="0">
+  <w:abstractNum w:abstractNumId="5" w15:restartNumberingAfterBreak="0">
+    <w:nsid w:val="28DA67B1"/>
+    <w:multiLevelType w:val="multilevel"/>
+    <w:tmpl w:val="65B4103A"/>
+    <w:lvl w:ilvl="0">
+      <w:start w:val="1"/>
+      <w:numFmt w:val="bullet"/>
+      <w:lvlText w:val=""/>
+      <w:lvlJc w:val="left"/>
+      <w:pPr>
+        <w:tabs>
+          <w:tab w:val="num" w:pos="720"/>
+        </w:tabs>
+        <w:ind w:left="720" w:hanging="360"/>
+      </w:pPr>
+      <w:rPr>
+        <w:rFonts w:ascii="Symbol" w:hAnsi="Symbol" w:hint="default"/>
+        <w:sz w:val="20"/>
+      </w:rPr>
+    </w:lvl>
+    <w:lvl w:ilvl="1" w:tentative="1">
+      <w:start w:val="1"/>
+      <w:numFmt w:val="bullet"/>
+      <w:lvlText w:val="o"/>
+      <w:lvlJc w:val="left"/>
+      <w:pPr>
+        <w:tabs>
+          <w:tab w:val="num" w:pos="1440"/>
+        </w:tabs>
+        <w:ind w:left="1440" w:hanging="360"/>
+      </w:pPr>
+      <w:rPr>
+        <w:rFonts w:ascii="Courier New" w:hAnsi="Courier New" w:hint="default"/>
+        <w:sz w:val="20"/>
+      </w:rPr>
+    </w:lvl>
+    <w:lvl w:ilvl="2" w:tentative="1">
+      <w:start w:val="1"/>
+      <w:numFmt w:val="bullet"/>
+      <w:lvlText w:val=""/>
+      <w:lvlJc w:val="left"/>
+      <w:pPr>
+        <w:tabs>
+          <w:tab w:val="num" w:pos="2160"/>
+        </w:tabs>
+        <w:ind w:left="2160" w:hanging="360"/>
+      </w:pPr>
+      <w:rPr>
+        <w:rFonts w:ascii="Wingdings" w:hAnsi="Wingdings" w:hint="default"/>
+        <w:sz w:val="20"/>
+      </w:rPr>
+    </w:lvl>
+    <w:lvl w:ilvl="3" w:tentative="1">
+      <w:start w:val="1"/>
+      <w:numFmt w:val="bullet"/>
+      <w:lvlText w:val=""/>
+      <w:lvlJc w:val="left"/>
+      <w:pPr>
+        <w:tabs>
+          <w:tab w:val="num" w:pos="2880"/>
+        </w:tabs>
+        <w:ind w:left="2880" w:hanging="360"/>
+      </w:pPr>
+      <w:rPr>
+        <w:rFonts w:ascii="Wingdings" w:hAnsi="Wingdings" w:hint="default"/>
+        <w:sz w:val="20"/>
+      </w:rPr>
+    </w:lvl>
+    <w:lvl w:ilvl="4" w:tentative="1">
+      <w:start w:val="1"/>
+      <w:numFmt w:val="bullet"/>
+      <w:lvlText w:val=""/>
+      <w:lvlJc w:val="left"/>
+      <w:pPr>
+        <w:tabs>
+          <w:tab w:val="num" w:pos="3600"/>
+        </w:tabs>
+        <w:ind w:left="3600" w:hanging="360"/>
+      </w:pPr>
+      <w:rPr>
+        <w:rFonts w:ascii="Wingdings" w:hAnsi="Wingdings" w:hint="default"/>
+        <w:sz w:val="20"/>
+      </w:rPr>
+    </w:lvl>
+    <w:lvl w:ilvl="5" w:tentative="1">
+      <w:start w:val="1"/>
+      <w:numFmt w:val="bullet"/>
+      <w:lvlText w:val=""/>
+      <w:lvlJc w:val="left"/>
+      <w:pPr>
+        <w:tabs>
+          <w:tab w:val="num" w:pos="4320"/>
+        </w:tabs>
+        <w:ind w:left="4320" w:hanging="360"/>
+      </w:pPr>
+      <w:rPr>
+        <w:rFonts w:ascii="Wingdings" w:hAnsi="Wingdings" w:hint="default"/>
+        <w:sz w:val="20"/>
+      </w:rPr>
+    </w:lvl>
+    <w:lvl w:ilvl="6" w:tentative="1">
+      <w:start w:val="1"/>
+      <w:numFmt w:val="bullet"/>
+      <w:lvlText w:val=""/>
+      <w:lvlJc w:val="left"/>
+      <w:pPr>
+        <w:tabs>
+          <w:tab w:val="num" w:pos="5040"/>
+        </w:tabs>
+        <w:ind w:left="5040" w:hanging="360"/>
+      </w:pPr>
+      <w:rPr>
+        <w:rFonts w:ascii="Wingdings" w:hAnsi="Wingdings" w:hint="default"/>
+        <w:sz w:val="20"/>
+      </w:rPr>
+    </w:lvl>
+    <w:lvl w:ilvl="7" w:tentative="1">
+      <w:start w:val="1"/>
+      <w:numFmt w:val="bullet"/>
+      <w:lvlText w:val=""/>
+      <w:lvlJc w:val="left"/>
+      <w:pPr>
+        <w:tabs>
+          <w:tab w:val="num" w:pos="5760"/>
+        </w:tabs>
+        <w:ind w:left="5760" w:hanging="360"/>
+      </w:pPr>
+      <w:rPr>
+        <w:rFonts w:ascii="Wingdings" w:hAnsi="Wingdings" w:hint="default"/>
+        <w:sz w:val="20"/>
+      </w:rPr>
+    </w:lvl>
+    <w:lvl w:ilvl="8" w:tentative="1">
+      <w:start w:val="1"/>
+      <w:numFmt w:val="bullet"/>
+      <w:lvlText w:val=""/>
+      <w:lvlJc w:val="left"/>
+      <w:pPr>
+        <w:tabs>
+          <w:tab w:val="num" w:pos="6480"/>
+        </w:tabs>
+        <w:ind w:left="6480" w:hanging="360"/>
+      </w:pPr>
+      <w:rPr>
+        <w:rFonts w:ascii="Wingdings" w:hAnsi="Wingdings" w:hint="default"/>
+        <w:sz w:val="20"/>
+      </w:rPr>
+    </w:lvl>
+  </w:abstractNum>
+  <w:abstractNum w:abstractNumId="6" w15:restartNumberingAfterBreak="0">
+    <w:nsid w:val="2CD470F8"/>
+    <w:multiLevelType w:val="multilevel"/>
+    <w:tmpl w:val="4F026950"/>
+    <w:lvl w:ilvl="0">
+      <w:start w:val="1"/>
+      <w:numFmt w:val="bullet"/>
+      <w:lvlText w:val=""/>
+      <w:lvlJc w:val="left"/>
+      <w:pPr>
+        <w:tabs>
+          <w:tab w:val="num" w:pos="720"/>
+        </w:tabs>
+        <w:ind w:left="720" w:hanging="360"/>
+      </w:pPr>
+      <w:rPr>
+        <w:rFonts w:ascii="Symbol" w:hAnsi="Symbol" w:hint="default"/>
+        <w:sz w:val="20"/>
+      </w:rPr>
+    </w:lvl>
+    <w:lvl w:ilvl="1" w:tentative="1">
+      <w:start w:val="1"/>
+      <w:numFmt w:val="bullet"/>
+      <w:lvlText w:val="o"/>
+      <w:lvlJc w:val="left"/>
+      <w:pPr>
+        <w:tabs>
+          <w:tab w:val="num" w:pos="1440"/>
+        </w:tabs>
+        <w:ind w:left="1440" w:hanging="360"/>
+      </w:pPr>
+      <w:rPr>
+        <w:rFonts w:ascii="Courier New" w:hAnsi="Courier New" w:hint="default"/>
+        <w:sz w:val="20"/>
+      </w:rPr>
+    </w:lvl>
+    <w:lvl w:ilvl="2" w:tentative="1">
+      <w:start w:val="1"/>
+      <w:numFmt w:val="bullet"/>
+      <w:lvlText w:val=""/>
+      <w:lvlJc w:val="left"/>
+      <w:pPr>
+        <w:tabs>
+          <w:tab w:val="num" w:pos="2160"/>
+        </w:tabs>
+        <w:ind w:left="2160" w:hanging="360"/>
+      </w:pPr>
+      <w:rPr>
+        <w:rFonts w:ascii="Wingdings" w:hAnsi="Wingdings" w:hint="default"/>
+        <w:sz w:val="20"/>
+      </w:rPr>
+    </w:lvl>
+    <w:lvl w:ilvl="3" w:tentative="1">
+      <w:start w:val="1"/>
+      <w:numFmt w:val="bullet"/>
+      <w:lvlText w:val=""/>
+      <w:lvlJc w:val="left"/>
+      <w:pPr>
+        <w:tabs>
+          <w:tab w:val="num" w:pos="2880"/>
+        </w:tabs>
+        <w:ind w:left="2880" w:hanging="360"/>
+      </w:pPr>
+      <w:rPr>
+        <w:rFonts w:ascii="Wingdings" w:hAnsi="Wingdings" w:hint="default"/>
+        <w:sz w:val="20"/>
+      </w:rPr>
+    </w:lvl>
+    <w:lvl w:ilvl="4" w:tentative="1">
+      <w:start w:val="1"/>
+      <w:numFmt w:val="bullet"/>
+      <w:lvlText w:val=""/>
+      <w:lvlJc w:val="left"/>
+      <w:pPr>
+        <w:tabs>
+          <w:tab w:val="num" w:pos="3600"/>
+        </w:tabs>
+        <w:ind w:left="3600" w:hanging="360"/>
+      </w:pPr>
+      <w:rPr>
+        <w:rFonts w:ascii="Wingdings" w:hAnsi="Wingdings" w:hint="default"/>
+        <w:sz w:val="20"/>
+      </w:rPr>
+    </w:lvl>
+    <w:lvl w:ilvl="5" w:tentative="1">
+      <w:start w:val="1"/>
+      <w:numFmt w:val="bullet"/>
+      <w:lvlText w:val=""/>
+      <w:lvlJc w:val="left"/>
+      <w:pPr>
+        <w:tabs>
+          <w:tab w:val="num" w:pos="4320"/>
+        </w:tabs>
+        <w:ind w:left="4320" w:hanging="360"/>
+      </w:pPr>
+      <w:rPr>
+        <w:rFonts w:ascii="Wingdings" w:hAnsi="Wingdings" w:hint="default"/>
+        <w:sz w:val="20"/>
+      </w:rPr>
+    </w:lvl>
+    <w:lvl w:ilvl="6" w:tentative="1">
+      <w:start w:val="1"/>
+      <w:numFmt w:val="bullet"/>
+      <w:lvlText w:val=""/>
+      <w:lvlJc w:val="left"/>
+      <w:pPr>
+        <w:tabs>
+          <w:tab w:val="num" w:pos="5040"/>
+        </w:tabs>
+        <w:ind w:left="5040" w:hanging="360"/>
+      </w:pPr>
+      <w:rPr>
+        <w:rFonts w:ascii="Wingdings" w:hAnsi="Wingdings" w:hint="default"/>
+        <w:sz w:val="20"/>
+      </w:rPr>
+    </w:lvl>
+    <w:lvl w:ilvl="7" w:tentative="1">
+      <w:start w:val="1"/>
+      <w:numFmt w:val="bullet"/>
+      <w:lvlText w:val=""/>
+      <w:lvlJc w:val="left"/>
+      <w:pPr>
+        <w:tabs>
+          <w:tab w:val="num" w:pos="5760"/>
+        </w:tabs>
+        <w:ind w:left="5760" w:hanging="360"/>
+      </w:pPr>
+      <w:rPr>
+        <w:rFonts w:ascii="Wingdings" w:hAnsi="Wingdings" w:hint="default"/>
+        <w:sz w:val="20"/>
+      </w:rPr>
+    </w:lvl>
+    <w:lvl w:ilvl="8" w:tentative="1">
+      <w:start w:val="1"/>
+      <w:numFmt w:val="bullet"/>
+      <w:lvlText w:val=""/>
+      <w:lvlJc w:val="left"/>
+      <w:pPr>
+        <w:tabs>
+          <w:tab w:val="num" w:pos="6480"/>
+        </w:tabs>
+        <w:ind w:left="6480" w:hanging="360"/>
+      </w:pPr>
+      <w:rPr>
+        <w:rFonts w:ascii="Wingdings" w:hAnsi="Wingdings" w:hint="default"/>
+        <w:sz w:val="20"/>
+      </w:rPr>
+    </w:lvl>
+  </w:abstractNum>
+  <w:abstractNum w:abstractNumId="7" w15:restartNumberingAfterBreak="0">
+    <w:nsid w:val="34695308"/>
+    <w:multiLevelType w:val="multilevel"/>
+    <w:tmpl w:val="680E640A"/>
+    <w:lvl w:ilvl="0">
+      <w:start w:val="1"/>
+      <w:numFmt w:val="bullet"/>
+      <w:lvlText w:val=""/>
+      <w:lvlJc w:val="left"/>
+      <w:pPr>
+        <w:tabs>
+          <w:tab w:val="num" w:pos="720"/>
+        </w:tabs>
+        <w:ind w:left="720" w:hanging="360"/>
+      </w:pPr>
+      <w:rPr>
+        <w:rFonts w:ascii="Symbol" w:hAnsi="Symbol" w:hint="default"/>
+        <w:sz w:val="20"/>
+      </w:rPr>
+    </w:lvl>
+    <w:lvl w:ilvl="1" w:tentative="1">
+      <w:start w:val="1"/>
+      <w:numFmt w:val="bullet"/>
+      <w:lvlText w:val="o"/>
+      <w:lvlJc w:val="left"/>
+      <w:pPr>
+        <w:tabs>
+          <w:tab w:val="num" w:pos="1440"/>
+        </w:tabs>
+        <w:ind w:left="1440" w:hanging="360"/>
+      </w:pPr>
+      <w:rPr>
+        <w:rFonts w:ascii="Courier New" w:hAnsi="Courier New" w:hint="default"/>
+        <w:sz w:val="20"/>
+      </w:rPr>
+    </w:lvl>
+    <w:lvl w:ilvl="2" w:tentative="1">
+      <w:start w:val="1"/>
+      <w:numFmt w:val="bullet"/>
+      <w:lvlText w:val=""/>
+      <w:lvlJc w:val="left"/>
+      <w:pPr>
+        <w:tabs>
+          <w:tab w:val="num" w:pos="2160"/>
+        </w:tabs>
+        <w:ind w:left="2160" w:hanging="360"/>
+      </w:pPr>
+      <w:rPr>
+        <w:rFonts w:ascii="Wingdings" w:hAnsi="Wingdings" w:hint="default"/>
+        <w:sz w:val="20"/>
+      </w:rPr>
+    </w:lvl>
+    <w:lvl w:ilvl="3" w:tentative="1">
+      <w:start w:val="1"/>
+      <w:numFmt w:val="bullet"/>
+      <w:lvlText w:val=""/>
+      <w:lvlJc w:val="left"/>
+      <w:pPr>
+        <w:tabs>
+          <w:tab w:val="num" w:pos="2880"/>
+        </w:tabs>
+        <w:ind w:left="2880" w:hanging="360"/>
+      </w:pPr>
+      <w:rPr>
+        <w:rFonts w:ascii="Wingdings" w:hAnsi="Wingdings" w:hint="default"/>
+        <w:sz w:val="20"/>
+      </w:rPr>
+    </w:lvl>
+    <w:lvl w:ilvl="4" w:tentative="1">
+      <w:start w:val="1"/>
+      <w:numFmt w:val="bullet"/>
+      <w:lvlText w:val=""/>
+      <w:lvlJc w:val="left"/>
+      <w:pPr>
+        <w:tabs>
+          <w:tab w:val="num" w:pos="3600"/>
+        </w:tabs>
+        <w:ind w:left="3600" w:hanging="360"/>
+      </w:pPr>
+      <w:rPr>
+        <w:rFonts w:ascii="Wingdings" w:hAnsi="Wingdings" w:hint="default"/>
+        <w:sz w:val="20"/>
+      </w:rPr>
+    </w:lvl>
+    <w:lvl w:ilvl="5" w:tentative="1">
+      <w:start w:val="1"/>
+      <w:numFmt w:val="bullet"/>
+      <w:lvlText w:val=""/>
+      <w:lvlJc w:val="left"/>
+      <w:pPr>
+        <w:tabs>
+          <w:tab w:val="num" w:pos="4320"/>
+        </w:tabs>
+        <w:ind w:left="4320" w:hanging="360"/>
+      </w:pPr>
+      <w:rPr>
+        <w:rFonts w:ascii="Wingdings" w:hAnsi="Wingdings" w:hint="default"/>
+        <w:sz w:val="20"/>
+      </w:rPr>
+    </w:lvl>
+    <w:lvl w:ilvl="6" w:tentative="1">
+      <w:start w:val="1"/>
+      <w:numFmt w:val="bullet"/>
+      <w:lvlText w:val=""/>
+      <w:lvlJc w:val="left"/>
+      <w:pPr>
+        <w:tabs>
+          <w:tab w:val="num" w:pos="5040"/>
+        </w:tabs>
+        <w:ind w:left="5040" w:hanging="360"/>
+      </w:pPr>
+      <w:rPr>
+        <w:rFonts w:ascii="Wingdings" w:hAnsi="Wingdings" w:hint="default"/>
+        <w:sz w:val="20"/>
+      </w:rPr>
+    </w:lvl>
+    <w:lvl w:ilvl="7" w:tentative="1">
+      <w:start w:val="1"/>
+      <w:numFmt w:val="bullet"/>
+      <w:lvlText w:val=""/>
+      <w:lvlJc w:val="left"/>
+      <w:pPr>
+        <w:tabs>
+          <w:tab w:val="num" w:pos="5760"/>
+        </w:tabs>
+        <w:ind w:left="5760" w:hanging="360"/>
+      </w:pPr>
+      <w:rPr>
+        <w:rFonts w:ascii="Wingdings" w:hAnsi="Wingdings" w:hint="default"/>
+        <w:sz w:val="20"/>
+      </w:rPr>
+    </w:lvl>
+    <w:lvl w:ilvl="8" w:tentative="1">
+      <w:start w:val="1"/>
+      <w:numFmt w:val="bullet"/>
+      <w:lvlText w:val=""/>
+      <w:lvlJc w:val="left"/>
+      <w:pPr>
+        <w:tabs>
+          <w:tab w:val="num" w:pos="6480"/>
+        </w:tabs>
+        <w:ind w:left="6480" w:hanging="360"/>
+      </w:pPr>
+      <w:rPr>
+        <w:rFonts w:ascii="Wingdings" w:hAnsi="Wingdings" w:hint="default"/>
+        <w:sz w:val="20"/>
+      </w:rPr>
+    </w:lvl>
+  </w:abstractNum>
+  <w:abstractNum w:abstractNumId="8" w15:restartNumberingAfterBreak="0">
     <w:nsid w:val="413B4219"/>
     <w:multiLevelType w:val="multilevel"/>
     <w:tmpl w:val="078CD894"/>
@@ -1990,7 +5803,7 @@
       </w:pPr>
     </w:lvl>
   </w:abstractNum>
-  <w:abstractNum w:abstractNumId="5" w15:restartNumberingAfterBreak="0">
+  <w:abstractNum w:abstractNumId="9" w15:restartNumberingAfterBreak="0">
     <w:nsid w:val="458844E0"/>
     <w:multiLevelType w:val="multilevel"/>
     <w:tmpl w:val="15C0A702"/>
@@ -2139,7 +5952,305 @@
       </w:rPr>
     </w:lvl>
   </w:abstractNum>
-  <w:abstractNum w:abstractNumId="6" w15:restartNumberingAfterBreak="0">
+  <w:abstractNum w:abstractNumId="10" w15:restartNumberingAfterBreak="0">
+    <w:nsid w:val="470F555F"/>
+    <w:multiLevelType w:val="multilevel"/>
+    <w:tmpl w:val="CFDE2D04"/>
+    <w:lvl w:ilvl="0">
+      <w:start w:val="1"/>
+      <w:numFmt w:val="bullet"/>
+      <w:lvlText w:val=""/>
+      <w:lvlJc w:val="left"/>
+      <w:pPr>
+        <w:tabs>
+          <w:tab w:val="num" w:pos="720"/>
+        </w:tabs>
+        <w:ind w:left="720" w:hanging="360"/>
+      </w:pPr>
+      <w:rPr>
+        <w:rFonts w:ascii="Symbol" w:hAnsi="Symbol" w:hint="default"/>
+        <w:sz w:val="20"/>
+      </w:rPr>
+    </w:lvl>
+    <w:lvl w:ilvl="1" w:tentative="1">
+      <w:start w:val="1"/>
+      <w:numFmt w:val="bullet"/>
+      <w:lvlText w:val="o"/>
+      <w:lvlJc w:val="left"/>
+      <w:pPr>
+        <w:tabs>
+          <w:tab w:val="num" w:pos="1440"/>
+        </w:tabs>
+        <w:ind w:left="1440" w:hanging="360"/>
+      </w:pPr>
+      <w:rPr>
+        <w:rFonts w:ascii="Courier New" w:hAnsi="Courier New" w:hint="default"/>
+        <w:sz w:val="20"/>
+      </w:rPr>
+    </w:lvl>
+    <w:lvl w:ilvl="2" w:tentative="1">
+      <w:start w:val="1"/>
+      <w:numFmt w:val="bullet"/>
+      <w:lvlText w:val=""/>
+      <w:lvlJc w:val="left"/>
+      <w:pPr>
+        <w:tabs>
+          <w:tab w:val="num" w:pos="2160"/>
+        </w:tabs>
+        <w:ind w:left="2160" w:hanging="360"/>
+      </w:pPr>
+      <w:rPr>
+        <w:rFonts w:ascii="Wingdings" w:hAnsi="Wingdings" w:hint="default"/>
+        <w:sz w:val="20"/>
+      </w:rPr>
+    </w:lvl>
+    <w:lvl w:ilvl="3" w:tentative="1">
+      <w:start w:val="1"/>
+      <w:numFmt w:val="bullet"/>
+      <w:lvlText w:val=""/>
+      <w:lvlJc w:val="left"/>
+      <w:pPr>
+        <w:tabs>
+          <w:tab w:val="num" w:pos="2880"/>
+        </w:tabs>
+        <w:ind w:left="2880" w:hanging="360"/>
+      </w:pPr>
+      <w:rPr>
+        <w:rFonts w:ascii="Wingdings" w:hAnsi="Wingdings" w:hint="default"/>
+        <w:sz w:val="20"/>
+      </w:rPr>
+    </w:lvl>
+    <w:lvl w:ilvl="4" w:tentative="1">
+      <w:start w:val="1"/>
+      <w:numFmt w:val="bullet"/>
+      <w:lvlText w:val=""/>
+      <w:lvlJc w:val="left"/>
+      <w:pPr>
+        <w:tabs>
+          <w:tab w:val="num" w:pos="3600"/>
+        </w:tabs>
+        <w:ind w:left="3600" w:hanging="360"/>
+      </w:pPr>
+      <w:rPr>
+        <w:rFonts w:ascii="Wingdings" w:hAnsi="Wingdings" w:hint="default"/>
+        <w:sz w:val="20"/>
+      </w:rPr>
+    </w:lvl>
+    <w:lvl w:ilvl="5" w:tentative="1">
+      <w:start w:val="1"/>
+      <w:numFmt w:val="bullet"/>
+      <w:lvlText w:val=""/>
+      <w:lvlJc w:val="left"/>
+      <w:pPr>
+        <w:tabs>
+          <w:tab w:val="num" w:pos="4320"/>
+        </w:tabs>
+        <w:ind w:left="4320" w:hanging="360"/>
+      </w:pPr>
+      <w:rPr>
+        <w:rFonts w:ascii="Wingdings" w:hAnsi="Wingdings" w:hint="default"/>
+        <w:sz w:val="20"/>
+      </w:rPr>
+    </w:lvl>
+    <w:lvl w:ilvl="6" w:tentative="1">
+      <w:start w:val="1"/>
+      <w:numFmt w:val="bullet"/>
+      <w:lvlText w:val=""/>
+      <w:lvlJc w:val="left"/>
+      <w:pPr>
+        <w:tabs>
+          <w:tab w:val="num" w:pos="5040"/>
+        </w:tabs>
+        <w:ind w:left="5040" w:hanging="360"/>
+      </w:pPr>
+      <w:rPr>
+        <w:rFonts w:ascii="Wingdings" w:hAnsi="Wingdings" w:hint="default"/>
+        <w:sz w:val="20"/>
+      </w:rPr>
+    </w:lvl>
+    <w:lvl w:ilvl="7" w:tentative="1">
+      <w:start w:val="1"/>
+      <w:numFmt w:val="bullet"/>
+      <w:lvlText w:val=""/>
+      <w:lvlJc w:val="left"/>
+      <w:pPr>
+        <w:tabs>
+          <w:tab w:val="num" w:pos="5760"/>
+        </w:tabs>
+        <w:ind w:left="5760" w:hanging="360"/>
+      </w:pPr>
+      <w:rPr>
+        <w:rFonts w:ascii="Wingdings" w:hAnsi="Wingdings" w:hint="default"/>
+        <w:sz w:val="20"/>
+      </w:rPr>
+    </w:lvl>
+    <w:lvl w:ilvl="8" w:tentative="1">
+      <w:start w:val="1"/>
+      <w:numFmt w:val="bullet"/>
+      <w:lvlText w:val=""/>
+      <w:lvlJc w:val="left"/>
+      <w:pPr>
+        <w:tabs>
+          <w:tab w:val="num" w:pos="6480"/>
+        </w:tabs>
+        <w:ind w:left="6480" w:hanging="360"/>
+      </w:pPr>
+      <w:rPr>
+        <w:rFonts w:ascii="Wingdings" w:hAnsi="Wingdings" w:hint="default"/>
+        <w:sz w:val="20"/>
+      </w:rPr>
+    </w:lvl>
+  </w:abstractNum>
+  <w:abstractNum w:abstractNumId="11" w15:restartNumberingAfterBreak="0">
+    <w:nsid w:val="4A4333F4"/>
+    <w:multiLevelType w:val="multilevel"/>
+    <w:tmpl w:val="B7AEFC74"/>
+    <w:lvl w:ilvl="0">
+      <w:start w:val="1"/>
+      <w:numFmt w:val="bullet"/>
+      <w:lvlText w:val=""/>
+      <w:lvlJc w:val="left"/>
+      <w:pPr>
+        <w:tabs>
+          <w:tab w:val="num" w:pos="720"/>
+        </w:tabs>
+        <w:ind w:left="720" w:hanging="360"/>
+      </w:pPr>
+      <w:rPr>
+        <w:rFonts w:ascii="Symbol" w:hAnsi="Symbol" w:hint="default"/>
+        <w:sz w:val="20"/>
+      </w:rPr>
+    </w:lvl>
+    <w:lvl w:ilvl="1" w:tentative="1">
+      <w:start w:val="1"/>
+      <w:numFmt w:val="bullet"/>
+      <w:lvlText w:val="o"/>
+      <w:lvlJc w:val="left"/>
+      <w:pPr>
+        <w:tabs>
+          <w:tab w:val="num" w:pos="1440"/>
+        </w:tabs>
+        <w:ind w:left="1440" w:hanging="360"/>
+      </w:pPr>
+      <w:rPr>
+        <w:rFonts w:ascii="Courier New" w:hAnsi="Courier New" w:hint="default"/>
+        <w:sz w:val="20"/>
+      </w:rPr>
+    </w:lvl>
+    <w:lvl w:ilvl="2" w:tentative="1">
+      <w:start w:val="1"/>
+      <w:numFmt w:val="bullet"/>
+      <w:lvlText w:val=""/>
+      <w:lvlJc w:val="left"/>
+      <w:pPr>
+        <w:tabs>
+          <w:tab w:val="num" w:pos="2160"/>
+        </w:tabs>
+        <w:ind w:left="2160" w:hanging="360"/>
+      </w:pPr>
+      <w:rPr>
+        <w:rFonts w:ascii="Wingdings" w:hAnsi="Wingdings" w:hint="default"/>
+        <w:sz w:val="20"/>
+      </w:rPr>
+    </w:lvl>
+    <w:lvl w:ilvl="3" w:tentative="1">
+      <w:start w:val="1"/>
+      <w:numFmt w:val="bullet"/>
+      <w:lvlText w:val=""/>
+      <w:lvlJc w:val="left"/>
+      <w:pPr>
+        <w:tabs>
+          <w:tab w:val="num" w:pos="2880"/>
+        </w:tabs>
+        <w:ind w:left="2880" w:hanging="360"/>
+      </w:pPr>
+      <w:rPr>
+        <w:rFonts w:ascii="Wingdings" w:hAnsi="Wingdings" w:hint="default"/>
+        <w:sz w:val="20"/>
+      </w:rPr>
+    </w:lvl>
+    <w:lvl w:ilvl="4" w:tentative="1">
+      <w:start w:val="1"/>
+      <w:numFmt w:val="bullet"/>
+      <w:lvlText w:val=""/>
+      <w:lvlJc w:val="left"/>
+      <w:pPr>
+        <w:tabs>
+          <w:tab w:val="num" w:pos="3600"/>
+        </w:tabs>
+        <w:ind w:left="3600" w:hanging="360"/>
+      </w:pPr>
+      <w:rPr>
+        <w:rFonts w:ascii="Wingdings" w:hAnsi="Wingdings" w:hint="default"/>
+        <w:sz w:val="20"/>
+      </w:rPr>
+    </w:lvl>
+    <w:lvl w:ilvl="5" w:tentative="1">
+      <w:start w:val="1"/>
+      <w:numFmt w:val="bullet"/>
+      <w:lvlText w:val=""/>
+      <w:lvlJc w:val="left"/>
+      <w:pPr>
+        <w:tabs>
+          <w:tab w:val="num" w:pos="4320"/>
+        </w:tabs>
+        <w:ind w:left="4320" w:hanging="360"/>
+      </w:pPr>
+      <w:rPr>
+        <w:rFonts w:ascii="Wingdings" w:hAnsi="Wingdings" w:hint="default"/>
+        <w:sz w:val="20"/>
+      </w:rPr>
+    </w:lvl>
+    <w:lvl w:ilvl="6" w:tentative="1">
+      <w:start w:val="1"/>
+      <w:numFmt w:val="bullet"/>
+      <w:lvlText w:val=""/>
+      <w:lvlJc w:val="left"/>
+      <w:pPr>
+        <w:tabs>
+          <w:tab w:val="num" w:pos="5040"/>
+        </w:tabs>
+        <w:ind w:left="5040" w:hanging="360"/>
+      </w:pPr>
+      <w:rPr>
+        <w:rFonts w:ascii="Wingdings" w:hAnsi="Wingdings" w:hint="default"/>
+        <w:sz w:val="20"/>
+      </w:rPr>
+    </w:lvl>
+    <w:lvl w:ilvl="7" w:tentative="1">
+      <w:start w:val="1"/>
+      <w:numFmt w:val="bullet"/>
+      <w:lvlText w:val=""/>
+      <w:lvlJc w:val="left"/>
+      <w:pPr>
+        <w:tabs>
+          <w:tab w:val="num" w:pos="5760"/>
+        </w:tabs>
+        <w:ind w:left="5760" w:hanging="360"/>
+      </w:pPr>
+      <w:rPr>
+        <w:rFonts w:ascii="Wingdings" w:hAnsi="Wingdings" w:hint="default"/>
+        <w:sz w:val="20"/>
+      </w:rPr>
+    </w:lvl>
+    <w:lvl w:ilvl="8" w:tentative="1">
+      <w:start w:val="1"/>
+      <w:numFmt w:val="bullet"/>
+      <w:lvlText w:val=""/>
+      <w:lvlJc w:val="left"/>
+      <w:pPr>
+        <w:tabs>
+          <w:tab w:val="num" w:pos="6480"/>
+        </w:tabs>
+        <w:ind w:left="6480" w:hanging="360"/>
+      </w:pPr>
+      <w:rPr>
+        <w:rFonts w:ascii="Wingdings" w:hAnsi="Wingdings" w:hint="default"/>
+        <w:sz w:val="20"/>
+      </w:rPr>
+    </w:lvl>
+  </w:abstractNum>
+  <w:abstractNum w:abstractNumId="12" w15:restartNumberingAfterBreak="0">
     <w:nsid w:val="4E566FFF"/>
     <w:multiLevelType w:val="multilevel"/>
     <w:tmpl w:val="C646E80E"/>
@@ -2288,7 +6399,7 @@
       </w:rPr>
     </w:lvl>
   </w:abstractNum>
-  <w:abstractNum w:abstractNumId="7" w15:restartNumberingAfterBreak="0">
+  <w:abstractNum w:abstractNumId="13" w15:restartNumberingAfterBreak="0">
     <w:nsid w:val="52A37D8B"/>
     <w:multiLevelType w:val="multilevel"/>
     <w:tmpl w:val="347E3D74"/>
@@ -2401,7 +6512,156 @@
       </w:pPr>
     </w:lvl>
   </w:abstractNum>
-  <w:abstractNum w:abstractNumId="8" w15:restartNumberingAfterBreak="0">
+  <w:abstractNum w:abstractNumId="14" w15:restartNumberingAfterBreak="0">
+    <w:nsid w:val="54EF2F13"/>
+    <w:multiLevelType w:val="multilevel"/>
+    <w:tmpl w:val="34620C60"/>
+    <w:lvl w:ilvl="0">
+      <w:start w:val="1"/>
+      <w:numFmt w:val="bullet"/>
+      <w:lvlText w:val=""/>
+      <w:lvlJc w:val="left"/>
+      <w:pPr>
+        <w:tabs>
+          <w:tab w:val="num" w:pos="720"/>
+        </w:tabs>
+        <w:ind w:left="720" w:hanging="360"/>
+      </w:pPr>
+      <w:rPr>
+        <w:rFonts w:ascii="Symbol" w:hAnsi="Symbol" w:hint="default"/>
+        <w:sz w:val="20"/>
+      </w:rPr>
+    </w:lvl>
+    <w:lvl w:ilvl="1" w:tentative="1">
+      <w:start w:val="1"/>
+      <w:numFmt w:val="bullet"/>
+      <w:lvlText w:val="o"/>
+      <w:lvlJc w:val="left"/>
+      <w:pPr>
+        <w:tabs>
+          <w:tab w:val="num" w:pos="1440"/>
+        </w:tabs>
+        <w:ind w:left="1440" w:hanging="360"/>
+      </w:pPr>
+      <w:rPr>
+        <w:rFonts w:ascii="Courier New" w:hAnsi="Courier New" w:hint="default"/>
+        <w:sz w:val="20"/>
+      </w:rPr>
+    </w:lvl>
+    <w:lvl w:ilvl="2" w:tentative="1">
+      <w:start w:val="1"/>
+      <w:numFmt w:val="bullet"/>
+      <w:lvlText w:val=""/>
+      <w:lvlJc w:val="left"/>
+      <w:pPr>
+        <w:tabs>
+          <w:tab w:val="num" w:pos="2160"/>
+        </w:tabs>
+        <w:ind w:left="2160" w:hanging="360"/>
+      </w:pPr>
+      <w:rPr>
+        <w:rFonts w:ascii="Wingdings" w:hAnsi="Wingdings" w:hint="default"/>
+        <w:sz w:val="20"/>
+      </w:rPr>
+    </w:lvl>
+    <w:lvl w:ilvl="3" w:tentative="1">
+      <w:start w:val="1"/>
+      <w:numFmt w:val="bullet"/>
+      <w:lvlText w:val=""/>
+      <w:lvlJc w:val="left"/>
+      <w:pPr>
+        <w:tabs>
+          <w:tab w:val="num" w:pos="2880"/>
+        </w:tabs>
+        <w:ind w:left="2880" w:hanging="360"/>
+      </w:pPr>
+      <w:rPr>
+        <w:rFonts w:ascii="Wingdings" w:hAnsi="Wingdings" w:hint="default"/>
+        <w:sz w:val="20"/>
+      </w:rPr>
+    </w:lvl>
+    <w:lvl w:ilvl="4" w:tentative="1">
+      <w:start w:val="1"/>
+      <w:numFmt w:val="bullet"/>
+      <w:lvlText w:val=""/>
+      <w:lvlJc w:val="left"/>
+      <w:pPr>
+        <w:tabs>
+          <w:tab w:val="num" w:pos="3600"/>
+        </w:tabs>
+        <w:ind w:left="3600" w:hanging="360"/>
+      </w:pPr>
+      <w:rPr>
+        <w:rFonts w:ascii="Wingdings" w:hAnsi="Wingdings" w:hint="default"/>
+        <w:sz w:val="20"/>
+      </w:rPr>
+    </w:lvl>
+    <w:lvl w:ilvl="5" w:tentative="1">
+      <w:start w:val="1"/>
+      <w:numFmt w:val="bullet"/>
+      <w:lvlText w:val=""/>
+      <w:lvlJc w:val="left"/>
+      <w:pPr>
+        <w:tabs>
+          <w:tab w:val="num" w:pos="4320"/>
+        </w:tabs>
+        <w:ind w:left="4320" w:hanging="360"/>
+      </w:pPr>
+      <w:rPr>
+        <w:rFonts w:ascii="Wingdings" w:hAnsi="Wingdings" w:hint="default"/>
+        <w:sz w:val="20"/>
+      </w:rPr>
+    </w:lvl>
+    <w:lvl w:ilvl="6" w:tentative="1">
+      <w:start w:val="1"/>
+      <w:numFmt w:val="bullet"/>
+      <w:lvlText w:val=""/>
+      <w:lvlJc w:val="left"/>
+      <w:pPr>
+        <w:tabs>
+          <w:tab w:val="num" w:pos="5040"/>
+        </w:tabs>
+        <w:ind w:left="5040" w:hanging="360"/>
+      </w:pPr>
+      <w:rPr>
+        <w:rFonts w:ascii="Wingdings" w:hAnsi="Wingdings" w:hint="default"/>
+        <w:sz w:val="20"/>
+      </w:rPr>
+    </w:lvl>
+    <w:lvl w:ilvl="7" w:tentative="1">
+      <w:start w:val="1"/>
+      <w:numFmt w:val="bullet"/>
+      <w:lvlText w:val=""/>
+      <w:lvlJc w:val="left"/>
+      <w:pPr>
+        <w:tabs>
+          <w:tab w:val="num" w:pos="5760"/>
+        </w:tabs>
+        <w:ind w:left="5760" w:hanging="360"/>
+      </w:pPr>
+      <w:rPr>
+        <w:rFonts w:ascii="Wingdings" w:hAnsi="Wingdings" w:hint="default"/>
+        <w:sz w:val="20"/>
+      </w:rPr>
+    </w:lvl>
+    <w:lvl w:ilvl="8" w:tentative="1">
+      <w:start w:val="1"/>
+      <w:numFmt w:val="bullet"/>
+      <w:lvlText w:val=""/>
+      <w:lvlJc w:val="left"/>
+      <w:pPr>
+        <w:tabs>
+          <w:tab w:val="num" w:pos="6480"/>
+        </w:tabs>
+        <w:ind w:left="6480" w:hanging="360"/>
+      </w:pPr>
+      <w:rPr>
+        <w:rFonts w:ascii="Wingdings" w:hAnsi="Wingdings" w:hint="default"/>
+        <w:sz w:val="20"/>
+      </w:rPr>
+    </w:lvl>
+  </w:abstractNum>
+  <w:abstractNum w:abstractNumId="15" w15:restartNumberingAfterBreak="0">
     <w:nsid w:val="5C590115"/>
     <w:multiLevelType w:val="multilevel"/>
     <w:tmpl w:val="6526D11E"/>
@@ -2550,7 +6810,454 @@
       </w:rPr>
     </w:lvl>
   </w:abstractNum>
-  <w:abstractNum w:abstractNumId="9" w15:restartNumberingAfterBreak="0">
+  <w:abstractNum w:abstractNumId="16" w15:restartNumberingAfterBreak="0">
+    <w:nsid w:val="5CC71A01"/>
+    <w:multiLevelType w:val="multilevel"/>
+    <w:tmpl w:val="960CEBDE"/>
+    <w:lvl w:ilvl="0">
+      <w:start w:val="1"/>
+      <w:numFmt w:val="bullet"/>
+      <w:lvlText w:val=""/>
+      <w:lvlJc w:val="left"/>
+      <w:pPr>
+        <w:tabs>
+          <w:tab w:val="num" w:pos="720"/>
+        </w:tabs>
+        <w:ind w:left="720" w:hanging="360"/>
+      </w:pPr>
+      <w:rPr>
+        <w:rFonts w:ascii="Symbol" w:hAnsi="Symbol" w:hint="default"/>
+        <w:sz w:val="20"/>
+      </w:rPr>
+    </w:lvl>
+    <w:lvl w:ilvl="1" w:tentative="1">
+      <w:start w:val="1"/>
+      <w:numFmt w:val="bullet"/>
+      <w:lvlText w:val="o"/>
+      <w:lvlJc w:val="left"/>
+      <w:pPr>
+        <w:tabs>
+          <w:tab w:val="num" w:pos="1440"/>
+        </w:tabs>
+        <w:ind w:left="1440" w:hanging="360"/>
+      </w:pPr>
+      <w:rPr>
+        <w:rFonts w:ascii="Courier New" w:hAnsi="Courier New" w:hint="default"/>
+        <w:sz w:val="20"/>
+      </w:rPr>
+    </w:lvl>
+    <w:lvl w:ilvl="2" w:tentative="1">
+      <w:start w:val="1"/>
+      <w:numFmt w:val="bullet"/>
+      <w:lvlText w:val=""/>
+      <w:lvlJc w:val="left"/>
+      <w:pPr>
+        <w:tabs>
+          <w:tab w:val="num" w:pos="2160"/>
+        </w:tabs>
+        <w:ind w:left="2160" w:hanging="360"/>
+      </w:pPr>
+      <w:rPr>
+        <w:rFonts w:ascii="Wingdings" w:hAnsi="Wingdings" w:hint="default"/>
+        <w:sz w:val="20"/>
+      </w:rPr>
+    </w:lvl>
+    <w:lvl w:ilvl="3" w:tentative="1">
+      <w:start w:val="1"/>
+      <w:numFmt w:val="bullet"/>
+      <w:lvlText w:val=""/>
+      <w:lvlJc w:val="left"/>
+      <w:pPr>
+        <w:tabs>
+          <w:tab w:val="num" w:pos="2880"/>
+        </w:tabs>
+        <w:ind w:left="2880" w:hanging="360"/>
+      </w:pPr>
+      <w:rPr>
+        <w:rFonts w:ascii="Wingdings" w:hAnsi="Wingdings" w:hint="default"/>
+        <w:sz w:val="20"/>
+      </w:rPr>
+    </w:lvl>
+    <w:lvl w:ilvl="4" w:tentative="1">
+      <w:start w:val="1"/>
+      <w:numFmt w:val="bullet"/>
+      <w:lvlText w:val=""/>
+      <w:lvlJc w:val="left"/>
+      <w:pPr>
+        <w:tabs>
+          <w:tab w:val="num" w:pos="3600"/>
+        </w:tabs>
+        <w:ind w:left="3600" w:hanging="360"/>
+      </w:pPr>
+      <w:rPr>
+        <w:rFonts w:ascii="Wingdings" w:hAnsi="Wingdings" w:hint="default"/>
+        <w:sz w:val="20"/>
+      </w:rPr>
+    </w:lvl>
+    <w:lvl w:ilvl="5" w:tentative="1">
+      <w:start w:val="1"/>
+      <w:numFmt w:val="bullet"/>
+      <w:lvlText w:val=""/>
+      <w:lvlJc w:val="left"/>
+      <w:pPr>
+        <w:tabs>
+          <w:tab w:val="num" w:pos="4320"/>
+        </w:tabs>
+        <w:ind w:left="4320" w:hanging="360"/>
+      </w:pPr>
+      <w:rPr>
+        <w:rFonts w:ascii="Wingdings" w:hAnsi="Wingdings" w:hint="default"/>
+        <w:sz w:val="20"/>
+      </w:rPr>
+    </w:lvl>
+    <w:lvl w:ilvl="6" w:tentative="1">
+      <w:start w:val="1"/>
+      <w:numFmt w:val="bullet"/>
+      <w:lvlText w:val=""/>
+      <w:lvlJc w:val="left"/>
+      <w:pPr>
+        <w:tabs>
+          <w:tab w:val="num" w:pos="5040"/>
+        </w:tabs>
+        <w:ind w:left="5040" w:hanging="360"/>
+      </w:pPr>
+      <w:rPr>
+        <w:rFonts w:ascii="Wingdings" w:hAnsi="Wingdings" w:hint="default"/>
+        <w:sz w:val="20"/>
+      </w:rPr>
+    </w:lvl>
+    <w:lvl w:ilvl="7" w:tentative="1">
+      <w:start w:val="1"/>
+      <w:numFmt w:val="bullet"/>
+      <w:lvlText w:val=""/>
+      <w:lvlJc w:val="left"/>
+      <w:pPr>
+        <w:tabs>
+          <w:tab w:val="num" w:pos="5760"/>
+        </w:tabs>
+        <w:ind w:left="5760" w:hanging="360"/>
+      </w:pPr>
+      <w:rPr>
+        <w:rFonts w:ascii="Wingdings" w:hAnsi="Wingdings" w:hint="default"/>
+        <w:sz w:val="20"/>
+      </w:rPr>
+    </w:lvl>
+    <w:lvl w:ilvl="8" w:tentative="1">
+      <w:start w:val="1"/>
+      <w:numFmt w:val="bullet"/>
+      <w:lvlText w:val=""/>
+      <w:lvlJc w:val="left"/>
+      <w:pPr>
+        <w:tabs>
+          <w:tab w:val="num" w:pos="6480"/>
+        </w:tabs>
+        <w:ind w:left="6480" w:hanging="360"/>
+      </w:pPr>
+      <w:rPr>
+        <w:rFonts w:ascii="Wingdings" w:hAnsi="Wingdings" w:hint="default"/>
+        <w:sz w:val="20"/>
+      </w:rPr>
+    </w:lvl>
+  </w:abstractNum>
+  <w:abstractNum w:abstractNumId="17" w15:restartNumberingAfterBreak="0">
+    <w:nsid w:val="5DE31DD7"/>
+    <w:multiLevelType w:val="multilevel"/>
+    <w:tmpl w:val="E3CA3B30"/>
+    <w:lvl w:ilvl="0">
+      <w:start w:val="1"/>
+      <w:numFmt w:val="bullet"/>
+      <w:lvlText w:val=""/>
+      <w:lvlJc w:val="left"/>
+      <w:pPr>
+        <w:tabs>
+          <w:tab w:val="num" w:pos="720"/>
+        </w:tabs>
+        <w:ind w:left="720" w:hanging="360"/>
+      </w:pPr>
+      <w:rPr>
+        <w:rFonts w:ascii="Symbol" w:hAnsi="Symbol" w:hint="default"/>
+        <w:sz w:val="20"/>
+      </w:rPr>
+    </w:lvl>
+    <w:lvl w:ilvl="1" w:tentative="1">
+      <w:start w:val="1"/>
+      <w:numFmt w:val="bullet"/>
+      <w:lvlText w:val="o"/>
+      <w:lvlJc w:val="left"/>
+      <w:pPr>
+        <w:tabs>
+          <w:tab w:val="num" w:pos="1440"/>
+        </w:tabs>
+        <w:ind w:left="1440" w:hanging="360"/>
+      </w:pPr>
+      <w:rPr>
+        <w:rFonts w:ascii="Courier New" w:hAnsi="Courier New" w:hint="default"/>
+        <w:sz w:val="20"/>
+      </w:rPr>
+    </w:lvl>
+    <w:lvl w:ilvl="2" w:tentative="1">
+      <w:start w:val="1"/>
+      <w:numFmt w:val="bullet"/>
+      <w:lvlText w:val=""/>
+      <w:lvlJc w:val="left"/>
+      <w:pPr>
+        <w:tabs>
+          <w:tab w:val="num" w:pos="2160"/>
+        </w:tabs>
+        <w:ind w:left="2160" w:hanging="360"/>
+      </w:pPr>
+      <w:rPr>
+        <w:rFonts w:ascii="Wingdings" w:hAnsi="Wingdings" w:hint="default"/>
+        <w:sz w:val="20"/>
+      </w:rPr>
+    </w:lvl>
+    <w:lvl w:ilvl="3" w:tentative="1">
+      <w:start w:val="1"/>
+      <w:numFmt w:val="bullet"/>
+      <w:lvlText w:val=""/>
+      <w:lvlJc w:val="left"/>
+      <w:pPr>
+        <w:tabs>
+          <w:tab w:val="num" w:pos="2880"/>
+        </w:tabs>
+        <w:ind w:left="2880" w:hanging="360"/>
+      </w:pPr>
+      <w:rPr>
+        <w:rFonts w:ascii="Wingdings" w:hAnsi="Wingdings" w:hint="default"/>
+        <w:sz w:val="20"/>
+      </w:rPr>
+    </w:lvl>
+    <w:lvl w:ilvl="4" w:tentative="1">
+      <w:start w:val="1"/>
+      <w:numFmt w:val="bullet"/>
+      <w:lvlText w:val=""/>
+      <w:lvlJc w:val="left"/>
+      <w:pPr>
+        <w:tabs>
+          <w:tab w:val="num" w:pos="3600"/>
+        </w:tabs>
+        <w:ind w:left="3600" w:hanging="360"/>
+      </w:pPr>
+      <w:rPr>
+        <w:rFonts w:ascii="Wingdings" w:hAnsi="Wingdings" w:hint="default"/>
+        <w:sz w:val="20"/>
+      </w:rPr>
+    </w:lvl>
+    <w:lvl w:ilvl="5" w:tentative="1">
+      <w:start w:val="1"/>
+      <w:numFmt w:val="bullet"/>
+      <w:lvlText w:val=""/>
+      <w:lvlJc w:val="left"/>
+      <w:pPr>
+        <w:tabs>
+          <w:tab w:val="num" w:pos="4320"/>
+        </w:tabs>
+        <w:ind w:left="4320" w:hanging="360"/>
+      </w:pPr>
+      <w:rPr>
+        <w:rFonts w:ascii="Wingdings" w:hAnsi="Wingdings" w:hint="default"/>
+        <w:sz w:val="20"/>
+      </w:rPr>
+    </w:lvl>
+    <w:lvl w:ilvl="6" w:tentative="1">
+      <w:start w:val="1"/>
+      <w:numFmt w:val="bullet"/>
+      <w:lvlText w:val=""/>
+      <w:lvlJc w:val="left"/>
+      <w:pPr>
+        <w:tabs>
+          <w:tab w:val="num" w:pos="5040"/>
+        </w:tabs>
+        <w:ind w:left="5040" w:hanging="360"/>
+      </w:pPr>
+      <w:rPr>
+        <w:rFonts w:ascii="Wingdings" w:hAnsi="Wingdings" w:hint="default"/>
+        <w:sz w:val="20"/>
+      </w:rPr>
+    </w:lvl>
+    <w:lvl w:ilvl="7" w:tentative="1">
+      <w:start w:val="1"/>
+      <w:numFmt w:val="bullet"/>
+      <w:lvlText w:val=""/>
+      <w:lvlJc w:val="left"/>
+      <w:pPr>
+        <w:tabs>
+          <w:tab w:val="num" w:pos="5760"/>
+        </w:tabs>
+        <w:ind w:left="5760" w:hanging="360"/>
+      </w:pPr>
+      <w:rPr>
+        <w:rFonts w:ascii="Wingdings" w:hAnsi="Wingdings" w:hint="default"/>
+        <w:sz w:val="20"/>
+      </w:rPr>
+    </w:lvl>
+    <w:lvl w:ilvl="8" w:tentative="1">
+      <w:start w:val="1"/>
+      <w:numFmt w:val="bullet"/>
+      <w:lvlText w:val=""/>
+      <w:lvlJc w:val="left"/>
+      <w:pPr>
+        <w:tabs>
+          <w:tab w:val="num" w:pos="6480"/>
+        </w:tabs>
+        <w:ind w:left="6480" w:hanging="360"/>
+      </w:pPr>
+      <w:rPr>
+        <w:rFonts w:ascii="Wingdings" w:hAnsi="Wingdings" w:hint="default"/>
+        <w:sz w:val="20"/>
+      </w:rPr>
+    </w:lvl>
+  </w:abstractNum>
+  <w:abstractNum w:abstractNumId="18" w15:restartNumberingAfterBreak="0">
+    <w:nsid w:val="6B1B4630"/>
+    <w:multiLevelType w:val="multilevel"/>
+    <w:tmpl w:val="B1B280CC"/>
+    <w:lvl w:ilvl="0">
+      <w:start w:val="1"/>
+      <w:numFmt w:val="bullet"/>
+      <w:lvlText w:val=""/>
+      <w:lvlJc w:val="left"/>
+      <w:pPr>
+        <w:tabs>
+          <w:tab w:val="num" w:pos="720"/>
+        </w:tabs>
+        <w:ind w:left="720" w:hanging="360"/>
+      </w:pPr>
+      <w:rPr>
+        <w:rFonts w:ascii="Symbol" w:hAnsi="Symbol" w:hint="default"/>
+        <w:sz w:val="20"/>
+      </w:rPr>
+    </w:lvl>
+    <w:lvl w:ilvl="1" w:tentative="1">
+      <w:start w:val="1"/>
+      <w:numFmt w:val="bullet"/>
+      <w:lvlText w:val="o"/>
+      <w:lvlJc w:val="left"/>
+      <w:pPr>
+        <w:tabs>
+          <w:tab w:val="num" w:pos="1440"/>
+        </w:tabs>
+        <w:ind w:left="1440" w:hanging="360"/>
+      </w:pPr>
+      <w:rPr>
+        <w:rFonts w:ascii="Courier New" w:hAnsi="Courier New" w:hint="default"/>
+        <w:sz w:val="20"/>
+      </w:rPr>
+    </w:lvl>
+    <w:lvl w:ilvl="2" w:tentative="1">
+      <w:start w:val="1"/>
+      <w:numFmt w:val="bullet"/>
+      <w:lvlText w:val=""/>
+      <w:lvlJc w:val="left"/>
+      <w:pPr>
+        <w:tabs>
+          <w:tab w:val="num" w:pos="2160"/>
+        </w:tabs>
+        <w:ind w:left="2160" w:hanging="360"/>
+      </w:pPr>
+      <w:rPr>
+        <w:rFonts w:ascii="Wingdings" w:hAnsi="Wingdings" w:hint="default"/>
+        <w:sz w:val="20"/>
+      </w:rPr>
+    </w:lvl>
+    <w:lvl w:ilvl="3" w:tentative="1">
+      <w:start w:val="1"/>
+      <w:numFmt w:val="bullet"/>
+      <w:lvlText w:val=""/>
+      <w:lvlJc w:val="left"/>
+      <w:pPr>
+        <w:tabs>
+          <w:tab w:val="num" w:pos="2880"/>
+        </w:tabs>
+        <w:ind w:left="2880" w:hanging="360"/>
+      </w:pPr>
+      <w:rPr>
+        <w:rFonts w:ascii="Wingdings" w:hAnsi="Wingdings" w:hint="default"/>
+        <w:sz w:val="20"/>
+      </w:rPr>
+    </w:lvl>
+    <w:lvl w:ilvl="4" w:tentative="1">
+      <w:start w:val="1"/>
+      <w:numFmt w:val="bullet"/>
+      <w:lvlText w:val=""/>
+      <w:lvlJc w:val="left"/>
+      <w:pPr>
+        <w:tabs>
+          <w:tab w:val="num" w:pos="3600"/>
+        </w:tabs>
+        <w:ind w:left="3600" w:hanging="360"/>
+      </w:pPr>
+      <w:rPr>
+        <w:rFonts w:ascii="Wingdings" w:hAnsi="Wingdings" w:hint="default"/>
+        <w:sz w:val="20"/>
+      </w:rPr>
+    </w:lvl>
+    <w:lvl w:ilvl="5" w:tentative="1">
+      <w:start w:val="1"/>
+      <w:numFmt w:val="bullet"/>
+      <w:lvlText w:val=""/>
+      <w:lvlJc w:val="left"/>
+      <w:pPr>
+        <w:tabs>
+          <w:tab w:val="num" w:pos="4320"/>
+        </w:tabs>
+        <w:ind w:left="4320" w:hanging="360"/>
+      </w:pPr>
+      <w:rPr>
+        <w:rFonts w:ascii="Wingdings" w:hAnsi="Wingdings" w:hint="default"/>
+        <w:sz w:val="20"/>
+      </w:rPr>
+    </w:lvl>
+    <w:lvl w:ilvl="6" w:tentative="1">
+      <w:start w:val="1"/>
+      <w:numFmt w:val="bullet"/>
+      <w:lvlText w:val=""/>
+      <w:lvlJc w:val="left"/>
+      <w:pPr>
+        <w:tabs>
+          <w:tab w:val="num" w:pos="5040"/>
+        </w:tabs>
+        <w:ind w:left="5040" w:hanging="360"/>
+      </w:pPr>
+      <w:rPr>
+        <w:rFonts w:ascii="Wingdings" w:hAnsi="Wingdings" w:hint="default"/>
+        <w:sz w:val="20"/>
+      </w:rPr>
+    </w:lvl>
+    <w:lvl w:ilvl="7" w:tentative="1">
+      <w:start w:val="1"/>
+      <w:numFmt w:val="bullet"/>
+      <w:lvlText w:val=""/>
+      <w:lvlJc w:val="left"/>
+      <w:pPr>
+        <w:tabs>
+          <w:tab w:val="num" w:pos="5760"/>
+        </w:tabs>
+        <w:ind w:left="5760" w:hanging="360"/>
+      </w:pPr>
+      <w:rPr>
+        <w:rFonts w:ascii="Wingdings" w:hAnsi="Wingdings" w:hint="default"/>
+        <w:sz w:val="20"/>
+      </w:rPr>
+    </w:lvl>
+    <w:lvl w:ilvl="8" w:tentative="1">
+      <w:start w:val="1"/>
+      <w:numFmt w:val="bullet"/>
+      <w:lvlText w:val=""/>
+      <w:lvlJc w:val="left"/>
+      <w:pPr>
+        <w:tabs>
+          <w:tab w:val="num" w:pos="6480"/>
+        </w:tabs>
+        <w:ind w:left="6480" w:hanging="360"/>
+      </w:pPr>
+      <w:rPr>
+        <w:rFonts w:ascii="Wingdings" w:hAnsi="Wingdings" w:hint="default"/>
+        <w:sz w:val="20"/>
+      </w:rPr>
+    </w:lvl>
+  </w:abstractNum>
+  <w:abstractNum w:abstractNumId="19" w15:restartNumberingAfterBreak="0">
     <w:nsid w:val="6D1E5786"/>
     <w:multiLevelType w:val="multilevel"/>
     <w:tmpl w:val="F1A619F2"/>
@@ -2663,7 +7370,7 @@
       </w:pPr>
     </w:lvl>
   </w:abstractNum>
-  <w:abstractNum w:abstractNumId="10" w15:restartNumberingAfterBreak="0">
+  <w:abstractNum w:abstractNumId="20" w15:restartNumberingAfterBreak="0">
     <w:nsid w:val="7B35023F"/>
     <w:multiLevelType w:val="multilevel"/>
     <w:tmpl w:val="B3848532"/>
@@ -2813,37 +7520,67 @@
     </w:lvl>
   </w:abstractNum>
   <w:num w:numId="1" w16cid:durableId="1329332265">
+    <w:abstractNumId w:val="19"/>
+  </w:num>
+  <w:num w:numId="2" w16cid:durableId="2002074144">
+    <w:abstractNumId w:val="15"/>
+  </w:num>
+  <w:num w:numId="3" w16cid:durableId="2097438108">
+    <w:abstractNumId w:val="4"/>
+  </w:num>
+  <w:num w:numId="4" w16cid:durableId="1580558785">
+    <w:abstractNumId w:val="1"/>
+  </w:num>
+  <w:num w:numId="5" w16cid:durableId="2102332745">
+    <w:abstractNumId w:val="13"/>
+  </w:num>
+  <w:num w:numId="6" w16cid:durableId="111486304">
+    <w:abstractNumId w:val="12"/>
+  </w:num>
+  <w:num w:numId="7" w16cid:durableId="867909312">
+    <w:abstractNumId w:val="20"/>
+  </w:num>
+  <w:num w:numId="8" w16cid:durableId="1793134153">
+    <w:abstractNumId w:val="3"/>
+  </w:num>
+  <w:num w:numId="9" w16cid:durableId="1184444936">
     <w:abstractNumId w:val="9"/>
   </w:num>
-  <w:num w:numId="2" w16cid:durableId="2002074144">
+  <w:num w:numId="10" w16cid:durableId="155003444">
+    <w:abstractNumId w:val="2"/>
+  </w:num>
+  <w:num w:numId="11" w16cid:durableId="649409404">
     <w:abstractNumId w:val="8"/>
   </w:num>
-  <w:num w:numId="3" w16cid:durableId="2097438108">
-    <w:abstractNumId w:val="3"/>
-  </w:num>
-  <w:num w:numId="4" w16cid:durableId="1580558785">
+  <w:num w:numId="12" w16cid:durableId="1938127648">
     <w:abstractNumId w:val="0"/>
   </w:num>
-  <w:num w:numId="5" w16cid:durableId="2102332745">
-    <w:abstractNumId w:val="7"/>
+  <w:num w:numId="13" w16cid:durableId="43408675">
+    <w:abstractNumId w:val="14"/>
   </w:num>
-  <w:num w:numId="6" w16cid:durableId="111486304">
+  <w:num w:numId="14" w16cid:durableId="175658073">
+    <w:abstractNumId w:val="17"/>
+  </w:num>
+  <w:num w:numId="15" w16cid:durableId="1619678869">
+    <w:abstractNumId w:val="5"/>
+  </w:num>
+  <w:num w:numId="16" w16cid:durableId="1568685188">
+    <w:abstractNumId w:val="11"/>
+  </w:num>
+  <w:num w:numId="17" w16cid:durableId="423036509">
+    <w:abstractNumId w:val="16"/>
+  </w:num>
+  <w:num w:numId="18" w16cid:durableId="648939669">
+    <w:abstractNumId w:val="10"/>
+  </w:num>
+  <w:num w:numId="19" w16cid:durableId="1477332424">
+    <w:abstractNumId w:val="18"/>
+  </w:num>
+  <w:num w:numId="20" w16cid:durableId="1494639490">
     <w:abstractNumId w:val="6"/>
   </w:num>
-  <w:num w:numId="7" w16cid:durableId="867909312">
-    <w:abstractNumId w:val="10"/>
-  </w:num>
-  <w:num w:numId="8" w16cid:durableId="1793134153">
-    <w:abstractNumId w:val="2"/>
-  </w:num>
-  <w:num w:numId="9" w16cid:durableId="1184444936">
-    <w:abstractNumId w:val="5"/>
-  </w:num>
-  <w:num w:numId="10" w16cid:durableId="155003444">
-    <w:abstractNumId w:val="1"/>
-  </w:num>
-  <w:num w:numId="11" w16cid:durableId="649409404">
-    <w:abstractNumId w:val="4"/>
+  <w:num w:numId="21" w16cid:durableId="621378150">
+    <w:abstractNumId w:val="7"/>
   </w:num>
 </w:numbering>
 </file>
